--- a/CSCI323_Report_8848580.docx
+++ b/CSCI323_Report_8848580.docx
@@ -601,7 +601,7 @@
           <w:bottom w:val="single" w:sz="6" w:space="1" w:color="auto"/>
         </w:pBdr>
       </w:pPr>
-      <w:bookmarkStart w:id="0" w:name="_Toc232945253"/>
+      <w:bookmarkStart w:id="0" w:name="_Toc232946111"/>
       <w:r>
         <w:lastRenderedPageBreak/>
         <w:t xml:space="preserve">1 </w:t>
@@ -1297,7 +1297,7 @@
           <w:bottom w:val="single" w:sz="6" w:space="1" w:color="auto"/>
         </w:pBdr>
       </w:pPr>
-      <w:bookmarkStart w:id="1" w:name="_Toc232945254"/>
+      <w:bookmarkStart w:id="1" w:name="_Toc232946112"/>
       <w:r>
         <w:lastRenderedPageBreak/>
         <w:t xml:space="preserve">2 </w:t>
@@ -1313,12 +1313,14 @@
       </w:r>
       <w:bookmarkEnd w:id="1"/>
     </w:p>
-    <w:bookmarkStart w:id="2" w:name="_Toc232945255" w:displacedByCustomXml="next"/>
+    <w:bookmarkStart w:id="2" w:name="_Toc232946113" w:displacedByCustomXml="next"/>
     <w:sdt>
       <w:sdtPr>
         <w:rPr>
           <w:rFonts w:asciiTheme="minorHAnsi" w:eastAsiaTheme="minorHAnsi" w:hAnsiTheme="minorHAnsi" w:cstheme="minorBidi"/>
           <w:color w:val="auto"/>
+          <w:sz w:val="24"/>
+          <w:szCs w:val="24"/>
         </w:rPr>
         <w:id w:val="-368840512"/>
         <w:docPartObj>
@@ -1402,7 +1404,7 @@
             </w:rPr>
             <w:fldChar w:fldCharType="separate"/>
           </w:r>
-          <w:hyperlink w:anchor="_Toc232945253" w:history="1">
+          <w:hyperlink w:anchor="_Toc232946111" w:history="1">
             <w:r>
               <w:rPr>
                 <w:rStyle w:val="Hyperlink"/>
@@ -1437,7 +1439,7 @@
                 <w:sz w:val="20"/>
                 <w:szCs w:val="20"/>
               </w:rPr>
-              <w:instrText xml:space="preserve"> PAGEREF _Toc232945253 \h </w:instrText>
+              <w:instrText xml:space="preserve"> PAGEREF _Toc232946111 \h </w:instrText>
             </w:r>
             <w:r>
               <w:rPr>
@@ -1491,7 +1493,7 @@
               <w:lang w:val="en-GB" w:eastAsia="en-GB"/>
             </w:rPr>
           </w:pPr>
-          <w:hyperlink w:anchor="_Toc232945254" w:history="1">
+          <w:hyperlink w:anchor="_Toc232946112" w:history="1">
             <w:r>
               <w:rPr>
                 <w:rStyle w:val="Hyperlink"/>
@@ -1526,7 +1528,7 @@
                 <w:sz w:val="20"/>
                 <w:szCs w:val="20"/>
               </w:rPr>
-              <w:instrText xml:space="preserve"> PAGEREF _Toc232945254 \h </w:instrText>
+              <w:instrText xml:space="preserve"> PAGEREF _Toc232946112 \h </w:instrText>
             </w:r>
             <w:r>
               <w:rPr>
@@ -1580,7 +1582,7 @@
               <w:lang w:val="en-GB" w:eastAsia="en-GB"/>
             </w:rPr>
           </w:pPr>
-          <w:hyperlink w:anchor="_Toc232945255" w:history="1">
+          <w:hyperlink w:anchor="_Toc232946113" w:history="1">
             <w:r>
               <w:rPr>
                 <w:rStyle w:val="Hyperlink"/>
@@ -1615,7 +1617,7 @@
                 <w:sz w:val="20"/>
                 <w:szCs w:val="20"/>
               </w:rPr>
-              <w:instrText xml:space="preserve"> PAGEREF _Toc232945255 \h </w:instrText>
+              <w:instrText xml:space="preserve"> PAGEREF _Toc232946113 \h </w:instrText>
             </w:r>
             <w:r>
               <w:rPr>
@@ -1669,7 +1671,7 @@
               <w:lang w:val="en-GB" w:eastAsia="en-GB"/>
             </w:rPr>
           </w:pPr>
-          <w:hyperlink w:anchor="_Toc232945256" w:history="1">
+          <w:hyperlink w:anchor="_Toc232946114" w:history="1">
             <w:r>
               <w:rPr>
                 <w:rStyle w:val="Hyperlink"/>
@@ -1704,7 +1706,7 @@
                 <w:sz w:val="20"/>
                 <w:szCs w:val="20"/>
               </w:rPr>
-              <w:instrText xml:space="preserve"> PAGEREF _Toc232945256 \h </w:instrText>
+              <w:instrText xml:space="preserve"> PAGEREF _Toc232946114 \h </w:instrText>
             </w:r>
             <w:r>
               <w:rPr>
@@ -1758,7 +1760,7 @@
               <w:lang w:val="en-GB" w:eastAsia="en-GB"/>
             </w:rPr>
           </w:pPr>
-          <w:hyperlink w:anchor="_Toc232945257" w:history="1">
+          <w:hyperlink w:anchor="_Toc232946115" w:history="1">
             <w:r>
               <w:rPr>
                 <w:rStyle w:val="Hyperlink"/>
@@ -1793,7 +1795,7 @@
                 <w:sz w:val="20"/>
                 <w:szCs w:val="20"/>
               </w:rPr>
-              <w:instrText xml:space="preserve"> PAGEREF _Toc232945257 \h </w:instrText>
+              <w:instrText xml:space="preserve"> PAGEREF _Toc232946115 \h </w:instrText>
             </w:r>
             <w:r>
               <w:rPr>
@@ -1847,7 +1849,7 @@
               <w:lang w:val="en-GB" w:eastAsia="en-GB"/>
             </w:rPr>
           </w:pPr>
-          <w:hyperlink w:anchor="_Toc232945258" w:history="1">
+          <w:hyperlink w:anchor="_Toc232946116" w:history="1">
             <w:r>
               <w:rPr>
                 <w:rStyle w:val="Hyperlink"/>
@@ -1882,7 +1884,7 @@
                 <w:sz w:val="20"/>
                 <w:szCs w:val="20"/>
               </w:rPr>
-              <w:instrText xml:space="preserve"> PAGEREF _Toc232945258 \h </w:instrText>
+              <w:instrText xml:space="preserve"> PAGEREF _Toc232946116 \h </w:instrText>
             </w:r>
             <w:r>
               <w:rPr>
@@ -1936,7 +1938,7 @@
               <w:lang w:val="en-GB" w:eastAsia="en-GB"/>
             </w:rPr>
           </w:pPr>
-          <w:hyperlink w:anchor="_Toc232945259" w:history="1">
+          <w:hyperlink w:anchor="_Toc232946117" w:history="1">
             <w:r>
               <w:rPr>
                 <w:rStyle w:val="Hyperlink"/>
@@ -1971,7 +1973,7 @@
                 <w:sz w:val="20"/>
                 <w:szCs w:val="20"/>
               </w:rPr>
-              <w:instrText xml:space="preserve"> PAGEREF _Toc232945259 \h </w:instrText>
+              <w:instrText xml:space="preserve"> PAGEREF _Toc232946117 \h </w:instrText>
             </w:r>
             <w:r>
               <w:rPr>
@@ -2025,7 +2027,7 @@
               <w:lang w:val="en-GB" w:eastAsia="en-GB"/>
             </w:rPr>
           </w:pPr>
-          <w:hyperlink w:anchor="_Toc232945260" w:history="1">
+          <w:hyperlink w:anchor="_Toc232946118" w:history="1">
             <w:r>
               <w:rPr>
                 <w:rStyle w:val="Hyperlink"/>
@@ -2060,7 +2062,7 @@
                 <w:sz w:val="20"/>
                 <w:szCs w:val="20"/>
               </w:rPr>
-              <w:instrText xml:space="preserve"> PAGEREF _Toc232945260 \h </w:instrText>
+              <w:instrText xml:space="preserve"> PAGEREF _Toc232946118 \h </w:instrText>
             </w:r>
             <w:r>
               <w:rPr>
@@ -2114,7 +2116,7 @@
               <w:lang w:val="en-GB" w:eastAsia="en-GB"/>
             </w:rPr>
           </w:pPr>
-          <w:hyperlink w:anchor="_Toc232945261" w:history="1">
+          <w:hyperlink w:anchor="_Toc232946119" w:history="1">
             <w:r>
               <w:rPr>
                 <w:rStyle w:val="Hyperlink"/>
@@ -2149,7 +2151,7 @@
                 <w:sz w:val="20"/>
                 <w:szCs w:val="20"/>
               </w:rPr>
-              <w:instrText xml:space="preserve"> PAGEREF _Toc232945261 \h </w:instrText>
+              <w:instrText xml:space="preserve"> PAGEREF _Toc232946119 \h </w:instrText>
             </w:r>
             <w:r>
               <w:rPr>
@@ -2203,7 +2205,7 @@
               <w:lang w:val="en-GB" w:eastAsia="en-GB"/>
             </w:rPr>
           </w:pPr>
-          <w:hyperlink w:anchor="_Toc232945262" w:history="1">
+          <w:hyperlink w:anchor="_Toc232946120" w:history="1">
             <w:r>
               <w:rPr>
                 <w:rStyle w:val="Hyperlink"/>
@@ -2238,7 +2240,7 @@
                 <w:sz w:val="20"/>
                 <w:szCs w:val="20"/>
               </w:rPr>
-              <w:instrText xml:space="preserve"> PAGEREF _Toc232945262 \h </w:instrText>
+              <w:instrText xml:space="preserve"> PAGEREF _Toc232946120 \h </w:instrText>
             </w:r>
             <w:r>
               <w:rPr>
@@ -2292,7 +2294,7 @@
               <w:lang w:val="en-GB" w:eastAsia="en-GB"/>
             </w:rPr>
           </w:pPr>
-          <w:hyperlink w:anchor="_Toc232945263" w:history="1">
+          <w:hyperlink w:anchor="_Toc232946121" w:history="1">
             <w:r>
               <w:rPr>
                 <w:rStyle w:val="Hyperlink"/>
@@ -2327,7 +2329,7 @@
                 <w:sz w:val="20"/>
                 <w:szCs w:val="20"/>
               </w:rPr>
-              <w:instrText xml:space="preserve"> PAGEREF _Toc232945263 \h </w:instrText>
+              <w:instrText xml:space="preserve"> PAGEREF _Toc232946121 \h </w:instrText>
             </w:r>
             <w:r>
               <w:rPr>
@@ -2381,7 +2383,7 @@
               <w:lang w:val="en-GB" w:eastAsia="en-GB"/>
             </w:rPr>
           </w:pPr>
-          <w:hyperlink w:anchor="_Toc232945264" w:history="1">
+          <w:hyperlink w:anchor="_Toc232946122" w:history="1">
             <w:r>
               <w:rPr>
                 <w:rStyle w:val="Hyperlink"/>
@@ -2416,7 +2418,7 @@
                 <w:sz w:val="20"/>
                 <w:szCs w:val="20"/>
               </w:rPr>
-              <w:instrText xml:space="preserve"> PAGEREF _Toc232945264 \h </w:instrText>
+              <w:instrText xml:space="preserve"> PAGEREF _Toc232946122 \h </w:instrText>
             </w:r>
             <w:r>
               <w:rPr>
@@ -2470,7 +2472,7 @@
               <w:lang w:val="en-GB" w:eastAsia="en-GB"/>
             </w:rPr>
           </w:pPr>
-          <w:hyperlink w:anchor="_Toc232945265" w:history="1">
+          <w:hyperlink w:anchor="_Toc232946123" w:history="1">
             <w:r>
               <w:rPr>
                 <w:rStyle w:val="Hyperlink"/>
@@ -2505,7 +2507,7 @@
                 <w:sz w:val="20"/>
                 <w:szCs w:val="20"/>
               </w:rPr>
-              <w:instrText xml:space="preserve"> PAGEREF _Toc232945265 \h </w:instrText>
+              <w:instrText xml:space="preserve"> PAGEREF _Toc232946123 \h </w:instrText>
             </w:r>
             <w:r>
               <w:rPr>
@@ -2559,7 +2561,7 @@
               <w:lang w:val="en-GB" w:eastAsia="en-GB"/>
             </w:rPr>
           </w:pPr>
-          <w:hyperlink w:anchor="_Toc232945266" w:history="1">
+          <w:hyperlink w:anchor="_Toc232946124" w:history="1">
             <w:r>
               <w:rPr>
                 <w:rStyle w:val="Hyperlink"/>
@@ -2594,7 +2596,7 @@
                 <w:sz w:val="20"/>
                 <w:szCs w:val="20"/>
               </w:rPr>
-              <w:instrText xml:space="preserve"> PAGEREF _Toc232945266 \h </w:instrText>
+              <w:instrText xml:space="preserve"> PAGEREF _Toc232946124 \h </w:instrText>
             </w:r>
             <w:r>
               <w:rPr>
@@ -2648,7 +2650,7 @@
               <w:lang w:val="en-GB" w:eastAsia="en-GB"/>
             </w:rPr>
           </w:pPr>
-          <w:hyperlink w:anchor="_Toc232945267" w:history="1">
+          <w:hyperlink w:anchor="_Toc232946125" w:history="1">
             <w:r>
               <w:rPr>
                 <w:rStyle w:val="Hyperlink"/>
@@ -2683,7 +2685,7 @@
                 <w:sz w:val="20"/>
                 <w:szCs w:val="20"/>
               </w:rPr>
-              <w:instrText xml:space="preserve"> PAGEREF _Toc232945267 \h </w:instrText>
+              <w:instrText xml:space="preserve"> PAGEREF _Toc232946125 \h </w:instrText>
             </w:r>
             <w:r>
               <w:rPr>
@@ -2737,7 +2739,7 @@
               <w:lang w:val="en-GB" w:eastAsia="en-GB"/>
             </w:rPr>
           </w:pPr>
-          <w:hyperlink w:anchor="_Toc232945268" w:history="1">
+          <w:hyperlink w:anchor="_Toc232946126" w:history="1">
             <w:r>
               <w:rPr>
                 <w:rStyle w:val="Hyperlink"/>
@@ -2772,7 +2774,7 @@
                 <w:sz w:val="20"/>
                 <w:szCs w:val="20"/>
               </w:rPr>
-              <w:instrText xml:space="preserve"> PAGEREF _Toc232945268 \h </w:instrText>
+              <w:instrText xml:space="preserve"> PAGEREF _Toc232946126 \h </w:instrText>
             </w:r>
             <w:r>
               <w:rPr>
@@ -2826,7 +2828,7 @@
               <w:lang w:val="en-GB" w:eastAsia="en-GB"/>
             </w:rPr>
           </w:pPr>
-          <w:hyperlink w:anchor="_Toc232945269" w:history="1">
+          <w:hyperlink w:anchor="_Toc232946127" w:history="1">
             <w:r>
               <w:rPr>
                 <w:rStyle w:val="Hyperlink"/>
@@ -2861,7 +2863,7 @@
                 <w:sz w:val="20"/>
                 <w:szCs w:val="20"/>
               </w:rPr>
-              <w:instrText xml:space="preserve"> PAGEREF _Toc232945269 \h </w:instrText>
+              <w:instrText xml:space="preserve"> PAGEREF _Toc232946127 \h </w:instrText>
             </w:r>
             <w:r>
               <w:rPr>
@@ -2915,7 +2917,7 @@
               <w:lang w:val="en-GB" w:eastAsia="en-GB"/>
             </w:rPr>
           </w:pPr>
-          <w:hyperlink w:anchor="_Toc232945270" w:history="1">
+          <w:hyperlink w:anchor="_Toc232946128" w:history="1">
             <w:r>
               <w:rPr>
                 <w:rStyle w:val="Hyperlink"/>
@@ -2950,7 +2952,7 @@
                 <w:sz w:val="20"/>
                 <w:szCs w:val="20"/>
               </w:rPr>
-              <w:instrText xml:space="preserve"> PAGEREF _Toc232945270 \h </w:instrText>
+              <w:instrText xml:space="preserve"> PAGEREF _Toc232946128 \h </w:instrText>
             </w:r>
             <w:r>
               <w:rPr>
@@ -3004,7 +3006,7 @@
               <w:lang w:val="en-GB" w:eastAsia="en-GB"/>
             </w:rPr>
           </w:pPr>
-          <w:hyperlink w:anchor="_Toc232945271" w:history="1">
+          <w:hyperlink w:anchor="_Toc232946129" w:history="1">
             <w:r>
               <w:rPr>
                 <w:rStyle w:val="Hyperlink"/>
@@ -3039,7 +3041,7 @@
                 <w:sz w:val="20"/>
                 <w:szCs w:val="20"/>
               </w:rPr>
-              <w:instrText xml:space="preserve"> PAGEREF _Toc232945271 \h </w:instrText>
+              <w:instrText xml:space="preserve"> PAGEREF _Toc232946129 \h </w:instrText>
             </w:r>
             <w:r>
               <w:rPr>
@@ -3093,7 +3095,7 @@
               <w:lang w:val="en-GB" w:eastAsia="en-GB"/>
             </w:rPr>
           </w:pPr>
-          <w:hyperlink w:anchor="_Toc232945272" w:history="1">
+          <w:hyperlink w:anchor="_Toc232946130" w:history="1">
             <w:r>
               <w:rPr>
                 <w:rStyle w:val="Hyperlink"/>
@@ -3128,7 +3130,7 @@
                 <w:sz w:val="20"/>
                 <w:szCs w:val="20"/>
               </w:rPr>
-              <w:instrText xml:space="preserve"> PAGEREF _Toc232945272 \h </w:instrText>
+              <w:instrText xml:space="preserve"> PAGEREF _Toc232946130 \h </w:instrText>
             </w:r>
             <w:r>
               <w:rPr>
@@ -3182,7 +3184,7 @@
               <w:lang w:val="en-GB" w:eastAsia="en-GB"/>
             </w:rPr>
           </w:pPr>
-          <w:hyperlink w:anchor="_Toc232945273" w:history="1">
+          <w:hyperlink w:anchor="_Toc232946131" w:history="1">
             <w:r>
               <w:rPr>
                 <w:rStyle w:val="Hyperlink"/>
@@ -3217,7 +3219,7 @@
                 <w:sz w:val="20"/>
                 <w:szCs w:val="20"/>
               </w:rPr>
-              <w:instrText xml:space="preserve"> PAGEREF _Toc232945273 \h </w:instrText>
+              <w:instrText xml:space="preserve"> PAGEREF _Toc232946131 \h </w:instrText>
             </w:r>
             <w:r>
               <w:rPr>
@@ -3271,7 +3273,7 @@
               <w:lang w:val="en-GB" w:eastAsia="en-GB"/>
             </w:rPr>
           </w:pPr>
-          <w:hyperlink w:anchor="_Toc232945274" w:history="1">
+          <w:hyperlink w:anchor="_Toc232946132" w:history="1">
             <w:r>
               <w:rPr>
                 <w:rStyle w:val="Hyperlink"/>
@@ -3306,7 +3308,7 @@
                 <w:sz w:val="20"/>
                 <w:szCs w:val="20"/>
               </w:rPr>
-              <w:instrText xml:space="preserve"> PAGEREF _Toc232945274 \h </w:instrText>
+              <w:instrText xml:space="preserve"> PAGEREF _Toc232946132 \h </w:instrText>
             </w:r>
             <w:r>
               <w:rPr>
@@ -3360,7 +3362,7 @@
               <w:lang w:val="en-GB" w:eastAsia="en-GB"/>
             </w:rPr>
           </w:pPr>
-          <w:hyperlink w:anchor="_Toc232945275" w:history="1">
+          <w:hyperlink w:anchor="_Toc232946133" w:history="1">
             <w:r>
               <w:rPr>
                 <w:rStyle w:val="Hyperlink"/>
@@ -3395,7 +3397,7 @@
                 <w:sz w:val="20"/>
                 <w:szCs w:val="20"/>
               </w:rPr>
-              <w:instrText xml:space="preserve"> PAGEREF _Toc232945275 \h </w:instrText>
+              <w:instrText xml:space="preserve"> PAGEREF _Toc232946133 \h </w:instrText>
             </w:r>
             <w:r>
               <w:rPr>
@@ -3449,7 +3451,7 @@
               <w:lang w:val="en-GB" w:eastAsia="en-GB"/>
             </w:rPr>
           </w:pPr>
-          <w:hyperlink w:anchor="_Toc232945276" w:history="1">
+          <w:hyperlink w:anchor="_Toc232946134" w:history="1">
             <w:r>
               <w:rPr>
                 <w:rStyle w:val="Hyperlink"/>
@@ -3484,7 +3486,7 @@
                 <w:sz w:val="20"/>
                 <w:szCs w:val="20"/>
               </w:rPr>
-              <w:instrText xml:space="preserve"> PAGEREF _Toc232945276 \h </w:instrText>
+              <w:instrText xml:space="preserve"> PAGEREF _Toc232946134 \h </w:instrText>
             </w:r>
             <w:r>
               <w:rPr>
@@ -3538,7 +3540,7 @@
               <w:lang w:val="en-GB" w:eastAsia="en-GB"/>
             </w:rPr>
           </w:pPr>
-          <w:hyperlink w:anchor="_Toc232945277" w:history="1">
+          <w:hyperlink w:anchor="_Toc232946135" w:history="1">
             <w:r>
               <w:rPr>
                 <w:rStyle w:val="Hyperlink"/>
@@ -3573,7 +3575,7 @@
                 <w:sz w:val="20"/>
                 <w:szCs w:val="20"/>
               </w:rPr>
-              <w:instrText xml:space="preserve"> PAGEREF _Toc232945277 \h </w:instrText>
+              <w:instrText xml:space="preserve"> PAGEREF _Toc232946135 \h </w:instrText>
             </w:r>
             <w:r>
               <w:rPr>
@@ -3627,7 +3629,7 @@
               <w:lang w:val="en-GB" w:eastAsia="en-GB"/>
             </w:rPr>
           </w:pPr>
-          <w:hyperlink w:anchor="_Toc232945278" w:history="1">
+          <w:hyperlink w:anchor="_Toc232946136" w:history="1">
             <w:r>
               <w:rPr>
                 <w:rStyle w:val="Hyperlink"/>
@@ -3662,7 +3664,7 @@
                 <w:sz w:val="20"/>
                 <w:szCs w:val="20"/>
               </w:rPr>
-              <w:instrText xml:space="preserve"> PAGEREF _Toc232945278 \h </w:instrText>
+              <w:instrText xml:space="preserve"> PAGEREF _Toc232946136 \h </w:instrText>
             </w:r>
             <w:r>
               <w:rPr>
@@ -3716,7 +3718,7 @@
               <w:lang w:val="en-GB" w:eastAsia="en-GB"/>
             </w:rPr>
           </w:pPr>
-          <w:hyperlink w:anchor="_Toc232945279" w:history="1">
+          <w:hyperlink w:anchor="_Toc232946137" w:history="1">
             <w:r>
               <w:rPr>
                 <w:rStyle w:val="Hyperlink"/>
@@ -3751,7 +3753,7 @@
                 <w:sz w:val="20"/>
                 <w:szCs w:val="20"/>
               </w:rPr>
-              <w:instrText xml:space="preserve"> PAGEREF _Toc232945279 \h </w:instrText>
+              <w:instrText xml:space="preserve"> PAGEREF _Toc232946137 \h </w:instrText>
             </w:r>
             <w:r>
               <w:rPr>
@@ -3805,7 +3807,7 @@
               <w:lang w:val="en-GB" w:eastAsia="en-GB"/>
             </w:rPr>
           </w:pPr>
-          <w:hyperlink w:anchor="_Toc232945280" w:history="1">
+          <w:hyperlink w:anchor="_Toc232946138" w:history="1">
             <w:r>
               <w:rPr>
                 <w:rStyle w:val="Hyperlink"/>
@@ -3840,7 +3842,7 @@
                 <w:sz w:val="20"/>
                 <w:szCs w:val="20"/>
               </w:rPr>
-              <w:instrText xml:space="preserve"> PAGEREF _Toc232945280 \h </w:instrText>
+              <w:instrText xml:space="preserve"> PAGEREF _Toc232946138 \h </w:instrText>
             </w:r>
             <w:r>
               <w:rPr>
@@ -3894,7 +3896,7 @@
               <w:lang w:val="en-GB" w:eastAsia="en-GB"/>
             </w:rPr>
           </w:pPr>
-          <w:hyperlink w:anchor="_Toc232945281" w:history="1">
+          <w:hyperlink w:anchor="_Toc232946139" w:history="1">
             <w:r>
               <w:rPr>
                 <w:rStyle w:val="Hyperlink"/>
@@ -3929,7 +3931,7 @@
                 <w:sz w:val="20"/>
                 <w:szCs w:val="20"/>
               </w:rPr>
-              <w:instrText xml:space="preserve"> PAGEREF _Toc232945281 \h </w:instrText>
+              <w:instrText xml:space="preserve"> PAGEREF _Toc232946139 \h </w:instrText>
             </w:r>
             <w:r>
               <w:rPr>
@@ -3983,7 +3985,7 @@
               <w:lang w:val="en-GB" w:eastAsia="en-GB"/>
             </w:rPr>
           </w:pPr>
-          <w:hyperlink w:anchor="_Toc232945282" w:history="1">
+          <w:hyperlink w:anchor="_Toc232946140" w:history="1">
             <w:r>
               <w:rPr>
                 <w:rStyle w:val="Hyperlink"/>
@@ -4018,7 +4020,7 @@
                 <w:sz w:val="20"/>
                 <w:szCs w:val="20"/>
               </w:rPr>
-              <w:instrText xml:space="preserve"> PAGEREF _Toc232945282 \h </w:instrText>
+              <w:instrText xml:space="preserve"> PAGEREF _Toc232946140 \h </w:instrText>
             </w:r>
             <w:r>
               <w:rPr>
@@ -4072,7 +4074,7 @@
               <w:lang w:val="en-GB" w:eastAsia="en-GB"/>
             </w:rPr>
           </w:pPr>
-          <w:hyperlink w:anchor="_Toc232945283" w:history="1">
+          <w:hyperlink w:anchor="_Toc232946141" w:history="1">
             <w:r>
               <w:rPr>
                 <w:rStyle w:val="Hyperlink"/>
@@ -4107,7 +4109,7 @@
                 <w:sz w:val="20"/>
                 <w:szCs w:val="20"/>
               </w:rPr>
-              <w:instrText xml:space="preserve"> PAGEREF _Toc232945283 \h </w:instrText>
+              <w:instrText xml:space="preserve"> PAGEREF _Toc232946141 \h </w:instrText>
             </w:r>
             <w:r>
               <w:rPr>
@@ -4161,7 +4163,7 @@
               <w:lang w:val="en-GB" w:eastAsia="en-GB"/>
             </w:rPr>
           </w:pPr>
-          <w:hyperlink w:anchor="_Toc232945284" w:history="1">
+          <w:hyperlink w:anchor="_Toc232946142" w:history="1">
             <w:r>
               <w:rPr>
                 <w:rStyle w:val="Hyperlink"/>
@@ -4196,7 +4198,7 @@
                 <w:sz w:val="20"/>
                 <w:szCs w:val="20"/>
               </w:rPr>
-              <w:instrText xml:space="preserve"> PAGEREF _Toc232945284 \h </w:instrText>
+              <w:instrText xml:space="preserve"> PAGEREF _Toc232946142 \h </w:instrText>
             </w:r>
             <w:r>
               <w:rPr>
@@ -4250,7 +4252,7 @@
               <w:lang w:val="en-GB" w:eastAsia="en-GB"/>
             </w:rPr>
           </w:pPr>
-          <w:hyperlink w:anchor="_Toc232945285" w:history="1">
+          <w:hyperlink w:anchor="_Toc232946143" w:history="1">
             <w:r>
               <w:rPr>
                 <w:rStyle w:val="Hyperlink"/>
@@ -4285,7 +4287,7 @@
                 <w:sz w:val="20"/>
                 <w:szCs w:val="20"/>
               </w:rPr>
-              <w:instrText xml:space="preserve"> PAGEREF _Toc232945285 \h </w:instrText>
+              <w:instrText xml:space="preserve"> PAGEREF _Toc232946143 \h </w:instrText>
             </w:r>
             <w:r>
               <w:rPr>
@@ -4339,7 +4341,7 @@
               <w:lang w:val="en-GB" w:eastAsia="en-GB"/>
             </w:rPr>
           </w:pPr>
-          <w:hyperlink w:anchor="_Toc232945286" w:history="1">
+          <w:hyperlink w:anchor="_Toc232946144" w:history="1">
             <w:r>
               <w:rPr>
                 <w:rStyle w:val="Hyperlink"/>
@@ -4374,7 +4376,7 @@
                 <w:sz w:val="20"/>
                 <w:szCs w:val="20"/>
               </w:rPr>
-              <w:instrText xml:space="preserve"> PAGEREF _Toc232945286 \h </w:instrText>
+              <w:instrText xml:space="preserve"> PAGEREF _Toc232946144 \h </w:instrText>
             </w:r>
             <w:r>
               <w:rPr>
@@ -4428,7 +4430,7 @@
               <w:lang w:val="en-GB" w:eastAsia="en-GB"/>
             </w:rPr>
           </w:pPr>
-          <w:hyperlink w:anchor="_Toc232945287" w:history="1">
+          <w:hyperlink w:anchor="_Toc232946145" w:history="1">
             <w:r>
               <w:rPr>
                 <w:rStyle w:val="Hyperlink"/>
@@ -4463,7 +4465,7 @@
                 <w:sz w:val="20"/>
                 <w:szCs w:val="20"/>
               </w:rPr>
-              <w:instrText xml:space="preserve"> PAGEREF _Toc232945287 \h </w:instrText>
+              <w:instrText xml:space="preserve"> PAGEREF _Toc232946145 \h </w:instrText>
             </w:r>
             <w:r>
               <w:rPr>
@@ -4517,7 +4519,7 @@
               <w:lang w:val="en-GB" w:eastAsia="en-GB"/>
             </w:rPr>
           </w:pPr>
-          <w:hyperlink w:anchor="_Toc232945288" w:history="1">
+          <w:hyperlink w:anchor="_Toc232946146" w:history="1">
             <w:r>
               <w:rPr>
                 <w:rStyle w:val="Hyperlink"/>
@@ -4552,7 +4554,7 @@
                 <w:sz w:val="20"/>
                 <w:szCs w:val="20"/>
               </w:rPr>
-              <w:instrText xml:space="preserve"> PAGEREF _Toc232945288 \h </w:instrText>
+              <w:instrText xml:space="preserve"> PAGEREF _Toc232946146 \h </w:instrText>
             </w:r>
             <w:r>
               <w:rPr>
@@ -4606,7 +4608,7 @@
               <w:lang w:val="en-GB" w:eastAsia="en-GB"/>
             </w:rPr>
           </w:pPr>
-          <w:hyperlink w:anchor="_Toc232945289" w:history="1">
+          <w:hyperlink w:anchor="_Toc232946147" w:history="1">
             <w:r>
               <w:rPr>
                 <w:rStyle w:val="Hyperlink"/>
@@ -4641,7 +4643,7 @@
                 <w:sz w:val="20"/>
                 <w:szCs w:val="20"/>
               </w:rPr>
-              <w:instrText xml:space="preserve"> PAGEREF _Toc232945289 \h </w:instrText>
+              <w:instrText xml:space="preserve"> PAGEREF _Toc232946147 \h </w:instrText>
             </w:r>
             <w:r>
               <w:rPr>
@@ -4695,7 +4697,7 @@
               <w:lang w:val="en-GB" w:eastAsia="en-GB"/>
             </w:rPr>
           </w:pPr>
-          <w:hyperlink w:anchor="_Toc232945290" w:history="1">
+          <w:hyperlink w:anchor="_Toc232946148" w:history="1">
             <w:r>
               <w:rPr>
                 <w:rStyle w:val="Hyperlink"/>
@@ -4730,7 +4732,7 @@
                 <w:sz w:val="20"/>
                 <w:szCs w:val="20"/>
               </w:rPr>
-              <w:instrText xml:space="preserve"> PAGEREF _Toc232945290 \h </w:instrText>
+              <w:instrText xml:space="preserve"> PAGEREF _Toc232946148 \h </w:instrText>
             </w:r>
             <w:r>
               <w:rPr>
@@ -4784,7 +4786,7 @@
               <w:lang w:val="en-GB" w:eastAsia="en-GB"/>
             </w:rPr>
           </w:pPr>
-          <w:hyperlink w:anchor="_Toc232945291" w:history="1">
+          <w:hyperlink w:anchor="_Toc232946149" w:history="1">
             <w:r>
               <w:rPr>
                 <w:rStyle w:val="Hyperlink"/>
@@ -4819,7 +4821,7 @@
                 <w:sz w:val="20"/>
                 <w:szCs w:val="20"/>
               </w:rPr>
-              <w:instrText xml:space="preserve"> PAGEREF _Toc232945291 \h </w:instrText>
+              <w:instrText xml:space="preserve"> PAGEREF _Toc232946149 \h </w:instrText>
             </w:r>
             <w:r>
               <w:rPr>
@@ -4873,7 +4875,7 @@
               <w:lang w:val="en-GB" w:eastAsia="en-GB"/>
             </w:rPr>
           </w:pPr>
-          <w:hyperlink w:anchor="_Toc232945292" w:history="1">
+          <w:hyperlink w:anchor="_Toc232946150" w:history="1">
             <w:r>
               <w:rPr>
                 <w:rStyle w:val="Hyperlink"/>
@@ -4908,7 +4910,7 @@
                 <w:sz w:val="20"/>
                 <w:szCs w:val="20"/>
               </w:rPr>
-              <w:instrText xml:space="preserve"> PAGEREF _Toc232945292 \h </w:instrText>
+              <w:instrText xml:space="preserve"> PAGEREF _Toc232946150 \h </w:instrText>
             </w:r>
             <w:r>
               <w:rPr>
@@ -4962,7 +4964,7 @@
               <w:lang w:val="en-GB" w:eastAsia="en-GB"/>
             </w:rPr>
           </w:pPr>
-          <w:hyperlink w:anchor="_Toc232945293" w:history="1">
+          <w:hyperlink w:anchor="_Toc232946151" w:history="1">
             <w:r>
               <w:rPr>
                 <w:rStyle w:val="Hyperlink"/>
@@ -4997,7 +4999,7 @@
                 <w:sz w:val="20"/>
                 <w:szCs w:val="20"/>
               </w:rPr>
-              <w:instrText xml:space="preserve"> PAGEREF _Toc232945293 \h </w:instrText>
+              <w:instrText xml:space="preserve"> PAGEREF _Toc232946151 \h </w:instrText>
             </w:r>
             <w:r>
               <w:rPr>
@@ -5051,7 +5053,7 @@
               <w:lang w:val="en-GB" w:eastAsia="en-GB"/>
             </w:rPr>
           </w:pPr>
-          <w:hyperlink w:anchor="_Toc232945294" w:history="1">
+          <w:hyperlink w:anchor="_Toc232946152" w:history="1">
             <w:r>
               <w:rPr>
                 <w:rStyle w:val="Hyperlink"/>
@@ -5086,7 +5088,7 @@
                 <w:sz w:val="20"/>
                 <w:szCs w:val="20"/>
               </w:rPr>
-              <w:instrText xml:space="preserve"> PAGEREF _Toc232945294 \h </w:instrText>
+              <w:instrText xml:space="preserve"> PAGEREF _Toc232946152 \h </w:instrText>
             </w:r>
             <w:r>
               <w:rPr>
@@ -5140,7 +5142,7 @@
               <w:lang w:val="en-GB" w:eastAsia="en-GB"/>
             </w:rPr>
           </w:pPr>
-          <w:hyperlink w:anchor="_Toc232945295" w:history="1">
+          <w:hyperlink w:anchor="_Toc232946153" w:history="1">
             <w:r>
               <w:rPr>
                 <w:rStyle w:val="Hyperlink"/>
@@ -5175,7 +5177,7 @@
                 <w:sz w:val="20"/>
                 <w:szCs w:val="20"/>
               </w:rPr>
-              <w:instrText xml:space="preserve"> PAGEREF _Toc232945295 \h </w:instrText>
+              <w:instrText xml:space="preserve"> PAGEREF _Toc232946153 \h </w:instrText>
             </w:r>
             <w:r>
               <w:rPr>
@@ -5229,7 +5231,7 @@
               <w:lang w:val="en-GB" w:eastAsia="en-GB"/>
             </w:rPr>
           </w:pPr>
-          <w:hyperlink w:anchor="_Toc232945296" w:history="1">
+          <w:hyperlink w:anchor="_Toc232946154" w:history="1">
             <w:r>
               <w:rPr>
                 <w:rStyle w:val="Hyperlink"/>
@@ -5264,7 +5266,7 @@
                 <w:sz w:val="20"/>
                 <w:szCs w:val="20"/>
               </w:rPr>
-              <w:instrText xml:space="preserve"> PAGEREF _Toc232945296 \h </w:instrText>
+              <w:instrText xml:space="preserve"> PAGEREF _Toc232946154 \h </w:instrText>
             </w:r>
             <w:r>
               <w:rPr>
@@ -5318,7 +5320,7 @@
               <w:lang w:val="en-GB" w:eastAsia="en-GB"/>
             </w:rPr>
           </w:pPr>
-          <w:hyperlink w:anchor="_Toc232945297" w:history="1">
+          <w:hyperlink w:anchor="_Toc232946155" w:history="1">
             <w:r>
               <w:rPr>
                 <w:rStyle w:val="Hyperlink"/>
@@ -5353,7 +5355,7 @@
                 <w:sz w:val="20"/>
                 <w:szCs w:val="20"/>
               </w:rPr>
-              <w:instrText xml:space="preserve"> PAGEREF _Toc232945297 \h </w:instrText>
+              <w:instrText xml:space="preserve"> PAGEREF _Toc232946155 \h </w:instrText>
             </w:r>
             <w:r>
               <w:rPr>
@@ -5407,7 +5409,7 @@
               <w:lang w:val="en-GB" w:eastAsia="en-GB"/>
             </w:rPr>
           </w:pPr>
-          <w:hyperlink w:anchor="_Toc232945298" w:history="1">
+          <w:hyperlink w:anchor="_Toc232946156" w:history="1">
             <w:r>
               <w:rPr>
                 <w:rStyle w:val="Hyperlink"/>
@@ -5442,7 +5444,7 @@
                 <w:sz w:val="20"/>
                 <w:szCs w:val="20"/>
               </w:rPr>
-              <w:instrText xml:space="preserve"> PAGEREF _Toc232945298 \h </w:instrText>
+              <w:instrText xml:space="preserve"> PAGEREF _Toc232946156 \h </w:instrText>
             </w:r>
             <w:r>
               <w:rPr>
@@ -5496,7 +5498,7 @@
               <w:lang w:val="en-GB" w:eastAsia="en-GB"/>
             </w:rPr>
           </w:pPr>
-          <w:hyperlink w:anchor="_Toc232945299" w:history="1">
+          <w:hyperlink w:anchor="_Toc232946157" w:history="1">
             <w:r>
               <w:rPr>
                 <w:rStyle w:val="Hyperlink"/>
@@ -5531,7 +5533,7 @@
                 <w:sz w:val="20"/>
                 <w:szCs w:val="20"/>
               </w:rPr>
-              <w:instrText xml:space="preserve"> PAGEREF _Toc232945299 \h </w:instrText>
+              <w:instrText xml:space="preserve"> PAGEREF _Toc232946157 \h </w:instrText>
             </w:r>
             <w:r>
               <w:rPr>
@@ -5585,7 +5587,7 @@
               <w:lang w:val="en-GB" w:eastAsia="en-GB"/>
             </w:rPr>
           </w:pPr>
-          <w:hyperlink w:anchor="_Toc232945300" w:history="1">
+          <w:hyperlink w:anchor="_Toc232946158" w:history="1">
             <w:r>
               <w:rPr>
                 <w:rStyle w:val="Hyperlink"/>
@@ -5620,7 +5622,7 @@
                 <w:sz w:val="20"/>
                 <w:szCs w:val="20"/>
               </w:rPr>
-              <w:instrText xml:space="preserve"> PAGEREF _Toc232945300 \h </w:instrText>
+              <w:instrText xml:space="preserve"> PAGEREF _Toc232946158 \h </w:instrText>
             </w:r>
             <w:r>
               <w:rPr>
@@ -5674,7 +5676,7 @@
               <w:lang w:val="en-GB" w:eastAsia="en-GB"/>
             </w:rPr>
           </w:pPr>
-          <w:hyperlink w:anchor="_Toc232945301" w:history="1">
+          <w:hyperlink w:anchor="_Toc232946159" w:history="1">
             <w:r>
               <w:rPr>
                 <w:rStyle w:val="Hyperlink"/>
@@ -5709,7 +5711,7 @@
                 <w:sz w:val="20"/>
                 <w:szCs w:val="20"/>
               </w:rPr>
-              <w:instrText xml:space="preserve"> PAGEREF _Toc232945301 \h </w:instrText>
+              <w:instrText xml:space="preserve"> PAGEREF _Toc232946159 \h </w:instrText>
             </w:r>
             <w:r>
               <w:rPr>
@@ -5763,7 +5765,7 @@
               <w:lang w:val="en-GB" w:eastAsia="en-GB"/>
             </w:rPr>
           </w:pPr>
-          <w:hyperlink w:anchor="_Toc232945302" w:history="1">
+          <w:hyperlink w:anchor="_Toc232946160" w:history="1">
             <w:r>
               <w:rPr>
                 <w:rStyle w:val="Hyperlink"/>
@@ -5798,7 +5800,7 @@
                 <w:sz w:val="20"/>
                 <w:szCs w:val="20"/>
               </w:rPr>
-              <w:instrText xml:space="preserve"> PAGEREF _Toc232945302 \h </w:instrText>
+              <w:instrText xml:space="preserve"> PAGEREF _Toc232946160 \h </w:instrText>
             </w:r>
             <w:r>
               <w:rPr>
@@ -5852,7 +5854,7 @@
               <w:lang w:val="en-GB" w:eastAsia="en-GB"/>
             </w:rPr>
           </w:pPr>
-          <w:hyperlink w:anchor="_Toc232945303" w:history="1">
+          <w:hyperlink w:anchor="_Toc232946161" w:history="1">
             <w:r>
               <w:rPr>
                 <w:rStyle w:val="Hyperlink"/>
@@ -5887,7 +5889,7 @@
                 <w:sz w:val="20"/>
                 <w:szCs w:val="20"/>
               </w:rPr>
-              <w:instrText xml:space="preserve"> PAGEREF _Toc232945303 \h </w:instrText>
+              <w:instrText xml:space="preserve"> PAGEREF _Toc232946161 \h </w:instrText>
             </w:r>
             <w:r>
               <w:rPr>
@@ -5941,7 +5943,7 @@
               <w:lang w:val="en-GB" w:eastAsia="en-GB"/>
             </w:rPr>
           </w:pPr>
-          <w:hyperlink w:anchor="_Toc232945304" w:history="1">
+          <w:hyperlink w:anchor="_Toc232946162" w:history="1">
             <w:r>
               <w:rPr>
                 <w:rStyle w:val="Hyperlink"/>
@@ -5976,7 +5978,7 @@
                 <w:sz w:val="20"/>
                 <w:szCs w:val="20"/>
               </w:rPr>
-              <w:instrText xml:space="preserve"> PAGEREF _Toc232945304 \h </w:instrText>
+              <w:instrText xml:space="preserve"> PAGEREF _Toc232946162 \h </w:instrText>
             </w:r>
             <w:r>
               <w:rPr>
@@ -6030,7 +6032,7 @@
               <w:lang w:val="en-GB" w:eastAsia="en-GB"/>
             </w:rPr>
           </w:pPr>
-          <w:hyperlink w:anchor="_Toc232945305" w:history="1">
+          <w:hyperlink w:anchor="_Toc232946163" w:history="1">
             <w:r>
               <w:rPr>
                 <w:rStyle w:val="Hyperlink"/>
@@ -6065,7 +6067,7 @@
                 <w:sz w:val="20"/>
                 <w:szCs w:val="20"/>
               </w:rPr>
-              <w:instrText xml:space="preserve"> PAGEREF _Toc232945305 \h </w:instrText>
+              <w:instrText xml:space="preserve"> PAGEREF _Toc232946163 \h </w:instrText>
             </w:r>
             <w:r>
               <w:rPr>
@@ -6119,7 +6121,7 @@
               <w:lang w:val="en-GB" w:eastAsia="en-GB"/>
             </w:rPr>
           </w:pPr>
-          <w:hyperlink w:anchor="_Toc232945306" w:history="1">
+          <w:hyperlink w:anchor="_Toc232946164" w:history="1">
             <w:r>
               <w:rPr>
                 <w:rStyle w:val="Hyperlink"/>
@@ -6154,7 +6156,7 @@
                 <w:sz w:val="20"/>
                 <w:szCs w:val="20"/>
               </w:rPr>
-              <w:instrText xml:space="preserve"> PAGEREF _Toc232945306 \h </w:instrText>
+              <w:instrText xml:space="preserve"> PAGEREF _Toc232946164 \h </w:instrText>
             </w:r>
             <w:r>
               <w:rPr>
@@ -6208,7 +6210,7 @@
               <w:lang w:val="en-GB" w:eastAsia="en-GB"/>
             </w:rPr>
           </w:pPr>
-          <w:hyperlink w:anchor="_Toc232945307" w:history="1">
+          <w:hyperlink w:anchor="_Toc232946165" w:history="1">
             <w:r>
               <w:rPr>
                 <w:rStyle w:val="Hyperlink"/>
@@ -6243,7 +6245,7 @@
                 <w:sz w:val="20"/>
                 <w:szCs w:val="20"/>
               </w:rPr>
-              <w:instrText xml:space="preserve"> PAGEREF _Toc232945307 \h </w:instrText>
+              <w:instrText xml:space="preserve"> PAGEREF _Toc232946165 \h </w:instrText>
             </w:r>
             <w:r>
               <w:rPr>
@@ -6297,7 +6299,7 @@
               <w:lang w:val="en-GB" w:eastAsia="en-GB"/>
             </w:rPr>
           </w:pPr>
-          <w:hyperlink w:anchor="_Toc232945308" w:history="1">
+          <w:hyperlink w:anchor="_Toc232946166" w:history="1">
             <w:r>
               <w:rPr>
                 <w:rStyle w:val="Hyperlink"/>
@@ -6332,7 +6334,7 @@
                 <w:sz w:val="20"/>
                 <w:szCs w:val="20"/>
               </w:rPr>
-              <w:instrText xml:space="preserve"> PAGEREF _Toc232945308 \h </w:instrText>
+              <w:instrText xml:space="preserve"> PAGEREF _Toc232946166 \h </w:instrText>
             </w:r>
             <w:r>
               <w:rPr>
@@ -6386,7 +6388,7 @@
               <w:lang w:val="en-GB" w:eastAsia="en-GB"/>
             </w:rPr>
           </w:pPr>
-          <w:hyperlink w:anchor="_Toc232945309" w:history="1">
+          <w:hyperlink w:anchor="_Toc232946167" w:history="1">
             <w:r>
               <w:rPr>
                 <w:rStyle w:val="Hyperlink"/>
@@ -6421,7 +6423,7 @@
                 <w:sz w:val="20"/>
                 <w:szCs w:val="20"/>
               </w:rPr>
-              <w:instrText xml:space="preserve"> PAGEREF _Toc232945309 \h </w:instrText>
+              <w:instrText xml:space="preserve"> PAGEREF _Toc232946167 \h </w:instrText>
             </w:r>
             <w:r>
               <w:rPr>
@@ -6475,7 +6477,7 @@
               <w:lang w:val="en-GB" w:eastAsia="en-GB"/>
             </w:rPr>
           </w:pPr>
-          <w:hyperlink w:anchor="_Toc232945310" w:history="1">
+          <w:hyperlink w:anchor="_Toc232946168" w:history="1">
             <w:r>
               <w:rPr>
                 <w:rStyle w:val="Hyperlink"/>
@@ -6510,7 +6512,7 @@
                 <w:sz w:val="20"/>
                 <w:szCs w:val="20"/>
               </w:rPr>
-              <w:instrText xml:space="preserve"> PAGEREF _Toc232945310 \h </w:instrText>
+              <w:instrText xml:space="preserve"> PAGEREF _Toc232946168 \h </w:instrText>
             </w:r>
             <w:r>
               <w:rPr>
@@ -6564,7 +6566,7 @@
               <w:lang w:val="en-GB" w:eastAsia="en-GB"/>
             </w:rPr>
           </w:pPr>
-          <w:hyperlink w:anchor="_Toc232945311" w:history="1">
+          <w:hyperlink w:anchor="_Toc232946169" w:history="1">
             <w:r>
               <w:rPr>
                 <w:rStyle w:val="Hyperlink"/>
@@ -6599,7 +6601,7 @@
                 <w:sz w:val="20"/>
                 <w:szCs w:val="20"/>
               </w:rPr>
-              <w:instrText xml:space="preserve"> PAGEREF _Toc232945311 \h </w:instrText>
+              <w:instrText xml:space="preserve"> PAGEREF _Toc232946169 \h </w:instrText>
             </w:r>
             <w:r>
               <w:rPr>
@@ -6653,7 +6655,7 @@
               <w:lang w:val="en-GB" w:eastAsia="en-GB"/>
             </w:rPr>
           </w:pPr>
-          <w:hyperlink w:anchor="_Toc232945312" w:history="1">
+          <w:hyperlink w:anchor="_Toc232946170" w:history="1">
             <w:r>
               <w:rPr>
                 <w:rStyle w:val="Hyperlink"/>
@@ -6688,7 +6690,7 @@
                 <w:sz w:val="20"/>
                 <w:szCs w:val="20"/>
               </w:rPr>
-              <w:instrText xml:space="preserve"> PAGEREF _Toc232945312 \h </w:instrText>
+              <w:instrText xml:space="preserve"> PAGEREF _Toc232946170 \h </w:instrText>
             </w:r>
             <w:r>
               <w:rPr>
@@ -6742,7 +6744,7 @@
               <w:lang w:val="en-GB" w:eastAsia="en-GB"/>
             </w:rPr>
           </w:pPr>
-          <w:hyperlink w:anchor="_Toc232945313" w:history="1">
+          <w:hyperlink w:anchor="_Toc232946171" w:history="1">
             <w:r>
               <w:rPr>
                 <w:rStyle w:val="Hyperlink"/>
@@ -6777,7 +6779,7 @@
                 <w:sz w:val="20"/>
                 <w:szCs w:val="20"/>
               </w:rPr>
-              <w:instrText xml:space="preserve"> PAGEREF _Toc232945313 \h </w:instrText>
+              <w:instrText xml:space="preserve"> PAGEREF _Toc232946171 \h </w:instrText>
             </w:r>
             <w:r>
               <w:rPr>
@@ -6831,7 +6833,7 @@
               <w:lang w:val="en-GB" w:eastAsia="en-GB"/>
             </w:rPr>
           </w:pPr>
-          <w:hyperlink w:anchor="_Toc232945314" w:history="1">
+          <w:hyperlink w:anchor="_Toc232946172" w:history="1">
             <w:r>
               <w:rPr>
                 <w:rStyle w:val="Hyperlink"/>
@@ -6866,7 +6868,7 @@
                 <w:sz w:val="20"/>
                 <w:szCs w:val="20"/>
               </w:rPr>
-              <w:instrText xml:space="preserve"> PAGEREF _Toc232945314 \h </w:instrText>
+              <w:instrText xml:space="preserve"> PAGEREF _Toc232946172 \h </w:instrText>
             </w:r>
             <w:r>
               <w:rPr>
@@ -6920,7 +6922,7 @@
               <w:lang w:val="en-GB" w:eastAsia="en-GB"/>
             </w:rPr>
           </w:pPr>
-          <w:hyperlink w:anchor="_Toc232945315" w:history="1">
+          <w:hyperlink w:anchor="_Toc232946173" w:history="1">
             <w:r>
               <w:rPr>
                 <w:rStyle w:val="Hyperlink"/>
@@ -6955,7 +6957,7 @@
                 <w:sz w:val="20"/>
                 <w:szCs w:val="20"/>
               </w:rPr>
-              <w:instrText xml:space="preserve"> PAGEREF _Toc232945315 \h </w:instrText>
+              <w:instrText xml:space="preserve"> PAGEREF _Toc232946173 \h </w:instrText>
             </w:r>
             <w:r>
               <w:rPr>
@@ -7009,7 +7011,7 @@
               <w:lang w:val="en-GB" w:eastAsia="en-GB"/>
             </w:rPr>
           </w:pPr>
-          <w:hyperlink w:anchor="_Toc232945316" w:history="1">
+          <w:hyperlink w:anchor="_Toc232946174" w:history="1">
             <w:r>
               <w:rPr>
                 <w:rStyle w:val="Hyperlink"/>
@@ -7044,7 +7046,7 @@
                 <w:sz w:val="20"/>
                 <w:szCs w:val="20"/>
               </w:rPr>
-              <w:instrText xml:space="preserve"> PAGEREF _Toc232945316 \h </w:instrText>
+              <w:instrText xml:space="preserve"> PAGEREF _Toc232946174 \h </w:instrText>
             </w:r>
             <w:r>
               <w:rPr>
@@ -7098,7 +7100,7 @@
               <w:lang w:val="en-GB" w:eastAsia="en-GB"/>
             </w:rPr>
           </w:pPr>
-          <w:hyperlink w:anchor="_Toc232945317" w:history="1">
+          <w:hyperlink w:anchor="_Toc232946175" w:history="1">
             <w:r>
               <w:rPr>
                 <w:rStyle w:val="Hyperlink"/>
@@ -7133,7 +7135,7 @@
                 <w:sz w:val="20"/>
                 <w:szCs w:val="20"/>
               </w:rPr>
-              <w:instrText xml:space="preserve"> PAGEREF _Toc232945317 \h </w:instrText>
+              <w:instrText xml:space="preserve"> PAGEREF _Toc232946175 \h </w:instrText>
             </w:r>
             <w:r>
               <w:rPr>
@@ -7160,6 +7162,95 @@
                 <w:szCs w:val="20"/>
               </w:rPr>
               <w:t>31</w:t>
+            </w:r>
+            <w:r>
+              <w:rPr>
+                <w:noProof/>
+                <w:webHidden/>
+                <w:sz w:val="20"/>
+                <w:szCs w:val="20"/>
+              </w:rPr>
+              <w:fldChar w:fldCharType="end"/>
+            </w:r>
+          </w:hyperlink>
+        </w:p>
+        <w:p>
+          <w:pPr>
+            <w:pStyle w:val="TOC2"/>
+            <w:tabs>
+              <w:tab w:val="right" w:leader="dot" w:pos="9016"/>
+            </w:tabs>
+            <w:rPr>
+              <w:rFonts w:eastAsiaTheme="minorEastAsia"/>
+              <w:noProof/>
+              <w:kern w:val="2"/>
+              <w:sz w:val="20"/>
+              <w:szCs w:val="20"/>
+              <w:lang w:val="en-GB" w:eastAsia="en-GB"/>
+            </w:rPr>
+          </w:pPr>
+          <w:hyperlink w:anchor="_Toc232946176" w:history="1">
+            <w:r>
+              <w:rPr>
+                <w:rStyle w:val="Hyperlink"/>
+                <w:noProof/>
+                <w:sz w:val="20"/>
+                <w:szCs w:val="20"/>
+              </w:rPr>
+              <w:t>12.3 – Appendix 3: Git Commit History</w:t>
+            </w:r>
+            <w:r>
+              <w:rPr>
+                <w:noProof/>
+                <w:webHidden/>
+                <w:sz w:val="20"/>
+                <w:szCs w:val="20"/>
+              </w:rPr>
+              <w:tab/>
+            </w:r>
+            <w:r>
+              <w:rPr>
+                <w:noProof/>
+                <w:webHidden/>
+                <w:sz w:val="20"/>
+                <w:szCs w:val="20"/>
+              </w:rPr>
+              <w:fldChar w:fldCharType="begin"/>
+            </w:r>
+            <w:r>
+              <w:rPr>
+                <w:noProof/>
+                <w:webHidden/>
+                <w:sz w:val="20"/>
+                <w:szCs w:val="20"/>
+              </w:rPr>
+              <w:instrText xml:space="preserve"> PAGEREF _Toc232946176 \h </w:instrText>
+            </w:r>
+            <w:r>
+              <w:rPr>
+                <w:noProof/>
+                <w:webHidden/>
+                <w:sz w:val="20"/>
+                <w:szCs w:val="20"/>
+              </w:rPr>
+            </w:r>
+            <w:r>
+              <w:rPr>
+                <w:noProof/>
+                <w:webHidden/>
+                <w:sz w:val="20"/>
+                <w:szCs w:val="20"/>
+              </w:rPr>
+              <w:fldChar w:fldCharType="separate"/>
+            </w:r>
+            <w:r>
+              <w:rPr>
+                <w:noProof/>
+                <w:webHidden/>
+                <w:sz w:val="20"/>
+                <w:szCs w:val="20"/>
+              </w:rPr>
+              <w:t>32</w:t>
             </w:r>
             <w:r>
               <w:rPr>
@@ -7185,7 +7276,7 @@
               <w:lang w:val="en-GB" w:eastAsia="en-GB"/>
             </w:rPr>
           </w:pPr>
-          <w:hyperlink w:anchor="_Toc232945318" w:history="1">
+          <w:hyperlink w:anchor="_Toc232946177" w:history="1">
             <w:r>
               <w:rPr>
                 <w:rStyle w:val="Hyperlink"/>
@@ -7193,7 +7284,7 @@
                 <w:sz w:val="20"/>
                 <w:szCs w:val="20"/>
               </w:rPr>
-              <w:t>12.3 – Appendix 3: Work distribution sheet</w:t>
+              <w:t>12.4 – Appendix 3: Work distribution sheet</w:t>
             </w:r>
             <w:r>
               <w:rPr>
@@ -7220,7 +7311,7 @@
                 <w:sz w:val="20"/>
                 <w:szCs w:val="20"/>
               </w:rPr>
-              <w:instrText xml:space="preserve"> PAGEREF _Toc232945318 \h </w:instrText>
+              <w:instrText xml:space="preserve"> PAGEREF _Toc232946177 \h </w:instrText>
             </w:r>
             <w:r>
               <w:rPr>
@@ -7246,7 +7337,7 @@
                 <w:sz w:val="20"/>
                 <w:szCs w:val="20"/>
               </w:rPr>
-              <w:t>32</w:t>
+              <w:t>33</w:t>
             </w:r>
             <w:r>
               <w:rPr>
@@ -7292,17 +7383,9 @@
     </w:p>
     <w:p>
       <w:pPr>
-        <w:rPr>
-          <w:sz w:val="20"/>
-          <w:szCs w:val="20"/>
-        </w:rPr>
-      </w:pPr>
-    </w:p>
-    <w:p>
-      <w:pPr>
         <w:pStyle w:val="Heading2"/>
       </w:pPr>
-      <w:bookmarkStart w:id="3" w:name="_Toc232945256"/>
+      <w:bookmarkStart w:id="3" w:name="_Toc232946114"/>
       <w:r>
         <w:lastRenderedPageBreak/>
         <w:t xml:space="preserve">2.2 </w:t>
@@ -8119,7 +8202,7 @@
       <w:pPr>
         <w:pStyle w:val="Heading2"/>
       </w:pPr>
-      <w:bookmarkStart w:id="4" w:name="_Toc232945257"/>
+      <w:bookmarkStart w:id="4" w:name="_Toc232946115"/>
       <w:r>
         <w:t xml:space="preserve">2.3 </w:t>
       </w:r>
@@ -8724,7 +8807,7 @@
           <w:bottom w:val="single" w:sz="6" w:space="1" w:color="auto"/>
         </w:pBdr>
       </w:pPr>
-      <w:bookmarkStart w:id="5" w:name="_Toc232945258"/>
+      <w:bookmarkStart w:id="5" w:name="_Toc232946116"/>
       <w:r>
         <w:lastRenderedPageBreak/>
         <w:t xml:space="preserve">3 – </w:t>
@@ -8738,7 +8821,7 @@
       <w:pPr>
         <w:pStyle w:val="Heading2"/>
       </w:pPr>
-      <w:bookmarkStart w:id="6" w:name="_Toc232945259"/>
+      <w:bookmarkStart w:id="6" w:name="_Toc232946117"/>
       <w:r>
         <w:t xml:space="preserve">3.1 – </w:t>
       </w:r>
@@ -8843,7 +8926,7 @@
       <w:pPr>
         <w:pStyle w:val="Heading2"/>
       </w:pPr>
-      <w:bookmarkStart w:id="7" w:name="_Toc232945260"/>
+      <w:bookmarkStart w:id="7" w:name="_Toc232946118"/>
       <w:r>
         <w:t xml:space="preserve">3.2 – </w:t>
       </w:r>
@@ -8965,7 +9048,7 @@
       <w:pPr>
         <w:pStyle w:val="Heading2"/>
       </w:pPr>
-      <w:bookmarkStart w:id="8" w:name="_Toc232945261"/>
+      <w:bookmarkStart w:id="8" w:name="_Toc232946119"/>
       <w:r>
         <w:lastRenderedPageBreak/>
         <w:t xml:space="preserve">3.3 </w:t>
@@ -9381,7 +9464,7 @@
       <w:pPr>
         <w:pStyle w:val="Heading2"/>
       </w:pPr>
-      <w:bookmarkStart w:id="9" w:name="_Toc232945262"/>
+      <w:bookmarkStart w:id="9" w:name="_Toc232946120"/>
       <w:r>
         <w:lastRenderedPageBreak/>
         <w:t xml:space="preserve">3.4 </w:t>
@@ -9404,7 +9487,7 @@
       <w:pPr>
         <w:pStyle w:val="Heading3"/>
       </w:pPr>
-      <w:bookmarkStart w:id="10" w:name="_Toc232945263"/>
+      <w:bookmarkStart w:id="10" w:name="_Toc232946121"/>
       <w:r>
         <w:t xml:space="preserve">3.4.1 </w:t>
       </w:r>
@@ -9503,7 +9586,7 @@
       <w:pPr>
         <w:pStyle w:val="Heading3"/>
       </w:pPr>
-      <w:bookmarkStart w:id="11" w:name="_Toc232945264"/>
+      <w:bookmarkStart w:id="11" w:name="_Toc232946122"/>
       <w:r>
         <w:t xml:space="preserve">3.4.2 </w:t>
       </w:r>
@@ -9808,7 +9891,7 @@
           <w:bottom w:val="single" w:sz="6" w:space="1" w:color="auto"/>
         </w:pBdr>
       </w:pPr>
-      <w:bookmarkStart w:id="12" w:name="_Toc232945265"/>
+      <w:bookmarkStart w:id="12" w:name="_Toc232946123"/>
       <w:r>
         <w:lastRenderedPageBreak/>
         <w:t xml:space="preserve">4 </w:t>
@@ -9828,7 +9911,7 @@
       <w:pPr>
         <w:pStyle w:val="Heading2"/>
       </w:pPr>
-      <w:bookmarkStart w:id="13" w:name="_Toc232945266"/>
+      <w:bookmarkStart w:id="13" w:name="_Toc232946124"/>
       <w:r>
         <w:t xml:space="preserve">4.1 </w:t>
       </w:r>
@@ -9885,7 +9968,7 @@
       <w:pPr>
         <w:pStyle w:val="Heading2"/>
       </w:pPr>
-      <w:bookmarkStart w:id="14" w:name="_Toc232945267"/>
+      <w:bookmarkStart w:id="14" w:name="_Toc232946125"/>
       <w:r>
         <w:t xml:space="preserve">4.2 </w:t>
       </w:r>
@@ -10081,7 +10164,7 @@
       <w:pPr>
         <w:pStyle w:val="Heading2"/>
       </w:pPr>
-      <w:bookmarkStart w:id="15" w:name="_Toc232945268"/>
+      <w:bookmarkStart w:id="15" w:name="_Toc232946126"/>
       <w:r>
         <w:t xml:space="preserve">4.3 </w:t>
       </w:r>
@@ -10208,7 +10291,7 @@
       <w:pPr>
         <w:pStyle w:val="Heading2"/>
       </w:pPr>
-      <w:bookmarkStart w:id="16" w:name="_Toc232945269"/>
+      <w:bookmarkStart w:id="16" w:name="_Toc232946127"/>
       <w:r>
         <w:lastRenderedPageBreak/>
         <w:t xml:space="preserve">4.4 </w:t>
@@ -10267,7 +10350,7 @@
       <w:pPr>
         <w:pStyle w:val="Heading2"/>
       </w:pPr>
-      <w:bookmarkStart w:id="17" w:name="_Toc232945270"/>
+      <w:bookmarkStart w:id="17" w:name="_Toc232946128"/>
       <w:r>
         <w:t xml:space="preserve">4.5 </w:t>
       </w:r>
@@ -10487,7 +10570,7 @@
           <w:bottom w:val="single" w:sz="6" w:space="1" w:color="auto"/>
         </w:pBdr>
       </w:pPr>
-      <w:bookmarkStart w:id="18" w:name="_Toc232945271"/>
+      <w:bookmarkStart w:id="18" w:name="_Toc232946129"/>
       <w:r>
         <w:lastRenderedPageBreak/>
         <w:t xml:space="preserve">5 </w:t>
@@ -10507,7 +10590,7 @@
       <w:pPr>
         <w:pStyle w:val="Heading2"/>
       </w:pPr>
-      <w:bookmarkStart w:id="19" w:name="_Toc232945272"/>
+      <w:bookmarkStart w:id="19" w:name="_Toc232946130"/>
       <w:r>
         <w:t xml:space="preserve">5.1 </w:t>
       </w:r>
@@ -11273,7 +11356,7 @@
       <w:pPr>
         <w:pStyle w:val="Heading2"/>
       </w:pPr>
-      <w:bookmarkStart w:id="20" w:name="_Toc232945273"/>
+      <w:bookmarkStart w:id="20" w:name="_Toc232946131"/>
       <w:r>
         <w:t xml:space="preserve">5.2 </w:t>
       </w:r>
@@ -12934,7 +13017,7 @@
       <w:pPr>
         <w:pStyle w:val="Heading2"/>
       </w:pPr>
-      <w:bookmarkStart w:id="21" w:name="_Toc232945274"/>
+      <w:bookmarkStart w:id="21" w:name="_Toc232946132"/>
       <w:r>
         <w:t xml:space="preserve">5.3 </w:t>
       </w:r>
@@ -13063,7 +13146,7 @@
           <w:bottom w:val="single" w:sz="6" w:space="1" w:color="auto"/>
         </w:pBdr>
       </w:pPr>
-      <w:bookmarkStart w:id="22" w:name="_Toc232945275"/>
+      <w:bookmarkStart w:id="22" w:name="_Toc232946133"/>
       <w:r>
         <w:lastRenderedPageBreak/>
         <w:t xml:space="preserve">6 </w:t>
@@ -13083,7 +13166,7 @@
       <w:pPr>
         <w:pStyle w:val="Heading2"/>
       </w:pPr>
-      <w:bookmarkStart w:id="23" w:name="_Toc232945276"/>
+      <w:bookmarkStart w:id="23" w:name="_Toc232946134"/>
       <w:r>
         <w:t xml:space="preserve">6.1 </w:t>
       </w:r>
@@ -13622,7 +13705,7 @@
       <w:pPr>
         <w:pStyle w:val="Heading2"/>
       </w:pPr>
-      <w:bookmarkStart w:id="24" w:name="_Toc232945277"/>
+      <w:bookmarkStart w:id="24" w:name="_Toc232946135"/>
       <w:r>
         <w:t xml:space="preserve">6.2 </w:t>
       </w:r>
@@ -13641,7 +13724,7 @@
       <w:pPr>
         <w:pStyle w:val="Heading3"/>
       </w:pPr>
-      <w:bookmarkStart w:id="25" w:name="_Toc232945278"/>
+      <w:bookmarkStart w:id="25" w:name="_Toc232946136"/>
       <w:r>
         <w:t xml:space="preserve">6.2.1 </w:t>
       </w:r>
@@ -13802,7 +13885,7 @@
       <w:pPr>
         <w:pStyle w:val="Heading3"/>
       </w:pPr>
-      <w:bookmarkStart w:id="26" w:name="_Toc232945279"/>
+      <w:bookmarkStart w:id="26" w:name="_Toc232946137"/>
       <w:r>
         <w:lastRenderedPageBreak/>
         <w:t xml:space="preserve">6.2.2 </w:t>
@@ -14447,7 +14530,7 @@
       <w:pPr>
         <w:pStyle w:val="Heading3"/>
       </w:pPr>
-      <w:bookmarkStart w:id="27" w:name="_Toc232945280"/>
+      <w:bookmarkStart w:id="27" w:name="_Toc232946138"/>
       <w:r>
         <w:t xml:space="preserve">6.2.3 </w:t>
       </w:r>
@@ -15051,7 +15134,7 @@
       <w:pPr>
         <w:pStyle w:val="Heading3"/>
       </w:pPr>
-      <w:bookmarkStart w:id="28" w:name="_Toc232945281"/>
+      <w:bookmarkStart w:id="28" w:name="_Toc232946139"/>
       <w:r>
         <w:t xml:space="preserve">6.2.4 </w:t>
       </w:r>
@@ -15611,7 +15694,7 @@
       <w:pPr>
         <w:pStyle w:val="Heading3"/>
       </w:pPr>
-      <w:bookmarkStart w:id="29" w:name="_Toc232945282"/>
+      <w:bookmarkStart w:id="29" w:name="_Toc232946140"/>
       <w:r>
         <w:lastRenderedPageBreak/>
         <w:t xml:space="preserve">6.2.5 </w:t>
@@ -15676,7 +15759,7 @@
       <w:pPr>
         <w:pStyle w:val="Heading2"/>
       </w:pPr>
-      <w:bookmarkStart w:id="30" w:name="_Toc232945283"/>
+      <w:bookmarkStart w:id="30" w:name="_Toc232946141"/>
       <w:r>
         <w:t xml:space="preserve">6.3 </w:t>
       </w:r>
@@ -16229,7 +16312,7 @@
       <w:pPr>
         <w:pStyle w:val="Heading2"/>
       </w:pPr>
-      <w:bookmarkStart w:id="31" w:name="_Toc232945284"/>
+      <w:bookmarkStart w:id="31" w:name="_Toc232946142"/>
       <w:r>
         <w:t xml:space="preserve">6.4 </w:t>
       </w:r>
@@ -16300,7 +16383,7 @@
       <w:pPr>
         <w:pStyle w:val="Heading2"/>
       </w:pPr>
-      <w:bookmarkStart w:id="32" w:name="_Toc232945285"/>
+      <w:bookmarkStart w:id="32" w:name="_Toc232946143"/>
       <w:r>
         <w:t xml:space="preserve">6.5 </w:t>
       </w:r>
@@ -16891,7 +16974,7 @@
       <w:pPr>
         <w:pStyle w:val="Heading2"/>
       </w:pPr>
-      <w:bookmarkStart w:id="33" w:name="_Toc232945286"/>
+      <w:bookmarkStart w:id="33" w:name="_Toc232946144"/>
       <w:r>
         <w:t xml:space="preserve">6.6 </w:t>
       </w:r>
@@ -17052,7 +17135,7 @@
       <w:pPr>
         <w:pStyle w:val="Heading2"/>
       </w:pPr>
-      <w:bookmarkStart w:id="34" w:name="_Toc232945287"/>
+      <w:bookmarkStart w:id="34" w:name="_Toc232946145"/>
       <w:r>
         <w:lastRenderedPageBreak/>
         <w:t>6.</w:t>
@@ -17250,7 +17333,7 @@
       <w:pPr>
         <w:pStyle w:val="Heading2"/>
       </w:pPr>
-      <w:bookmarkStart w:id="35" w:name="_Toc232945288"/>
+      <w:bookmarkStart w:id="35" w:name="_Toc232946146"/>
       <w:r>
         <w:t>6.</w:t>
       </w:r>
@@ -19560,7 +19643,7 @@
       <w:pPr>
         <w:pStyle w:val="Heading2"/>
       </w:pPr>
-      <w:bookmarkStart w:id="36" w:name="_Toc232945289"/>
+      <w:bookmarkStart w:id="36" w:name="_Toc232946147"/>
       <w:r>
         <w:t>6.</w:t>
       </w:r>
@@ -19704,7 +19787,7 @@
       <w:pPr>
         <w:pStyle w:val="Heading2"/>
       </w:pPr>
-      <w:bookmarkStart w:id="37" w:name="_Toc232945290"/>
+      <w:bookmarkStart w:id="37" w:name="_Toc232946148"/>
       <w:r>
         <w:lastRenderedPageBreak/>
         <w:t>6.</w:t>
@@ -20120,7 +20203,7 @@
           <w:bottom w:val="single" w:sz="6" w:space="1" w:color="auto"/>
         </w:pBdr>
       </w:pPr>
-      <w:bookmarkStart w:id="38" w:name="_Toc232945291"/>
+      <w:bookmarkStart w:id="38" w:name="_Toc232946149"/>
       <w:r>
         <w:t xml:space="preserve">7 </w:t>
       </w:r>
@@ -20139,7 +20222,7 @@
       <w:pPr>
         <w:pStyle w:val="Heading2"/>
       </w:pPr>
-      <w:bookmarkStart w:id="39" w:name="_Toc232945292"/>
+      <w:bookmarkStart w:id="39" w:name="_Toc232946150"/>
       <w:r>
         <w:t xml:space="preserve">7.1 </w:t>
       </w:r>
@@ -20700,7 +20783,7 @@
       <w:pPr>
         <w:pStyle w:val="Heading2"/>
       </w:pPr>
-      <w:bookmarkStart w:id="40" w:name="_Toc232945293"/>
+      <w:bookmarkStart w:id="40" w:name="_Toc232946151"/>
       <w:r>
         <w:lastRenderedPageBreak/>
         <w:t xml:space="preserve">7.2 </w:t>
@@ -21425,7 +21508,7 @@
       <w:pPr>
         <w:pStyle w:val="Heading2"/>
       </w:pPr>
-      <w:bookmarkStart w:id="41" w:name="_Toc232945294"/>
+      <w:bookmarkStart w:id="41" w:name="_Toc232946152"/>
       <w:r>
         <w:t xml:space="preserve">7.3 </w:t>
       </w:r>
@@ -22086,7 +22169,7 @@
       <w:pPr>
         <w:pStyle w:val="Heading2"/>
       </w:pPr>
-      <w:bookmarkStart w:id="42" w:name="_Toc232945295"/>
+      <w:bookmarkStart w:id="42" w:name="_Toc232946153"/>
       <w:r>
         <w:t xml:space="preserve">7.4 </w:t>
       </w:r>
@@ -22254,7 +22337,7 @@
       <w:pPr>
         <w:pStyle w:val="Heading2"/>
       </w:pPr>
-      <w:bookmarkStart w:id="43" w:name="_Toc232945296"/>
+      <w:bookmarkStart w:id="43" w:name="_Toc232946154"/>
       <w:r>
         <w:t xml:space="preserve">7.5 </w:t>
       </w:r>
@@ -22440,7 +22523,7 @@
       <w:pPr>
         <w:pStyle w:val="Heading2"/>
       </w:pPr>
-      <w:bookmarkStart w:id="44" w:name="_Toc232945297"/>
+      <w:bookmarkStart w:id="44" w:name="_Toc232946155"/>
       <w:r>
         <w:t xml:space="preserve">7.6 </w:t>
       </w:r>
@@ -22527,7 +22610,7 @@
       <w:pPr>
         <w:pStyle w:val="Heading2"/>
       </w:pPr>
-      <w:bookmarkStart w:id="45" w:name="_Toc232945298"/>
+      <w:bookmarkStart w:id="45" w:name="_Toc232946156"/>
       <w:r>
         <w:lastRenderedPageBreak/>
         <w:t xml:space="preserve">7.7 </w:t>
@@ -22826,7 +22909,7 @@
       <w:pPr>
         <w:pStyle w:val="Heading2"/>
       </w:pPr>
-      <w:bookmarkStart w:id="46" w:name="_Toc232945299"/>
+      <w:bookmarkStart w:id="46" w:name="_Toc232946157"/>
       <w:r>
         <w:lastRenderedPageBreak/>
         <w:t xml:space="preserve">7.8 </w:t>
@@ -23136,7 +23219,7 @@
           <w:bottom w:val="single" w:sz="6" w:space="1" w:color="auto"/>
         </w:pBdr>
       </w:pPr>
-      <w:bookmarkStart w:id="47" w:name="_Toc232945300"/>
+      <w:bookmarkStart w:id="47" w:name="_Toc232946158"/>
       <w:r>
         <w:t xml:space="preserve">8 </w:t>
       </w:r>
@@ -23155,7 +23238,7 @@
       <w:pPr>
         <w:pStyle w:val="Heading2"/>
       </w:pPr>
-      <w:bookmarkStart w:id="48" w:name="_Toc232945301"/>
+      <w:bookmarkStart w:id="48" w:name="_Toc232946159"/>
       <w:r>
         <w:t xml:space="preserve">8.1 </w:t>
       </w:r>
@@ -23471,7 +23554,7 @@
       <w:pPr>
         <w:pStyle w:val="Heading2"/>
       </w:pPr>
-      <w:bookmarkStart w:id="49" w:name="_Toc232945302"/>
+      <w:bookmarkStart w:id="49" w:name="_Toc232946160"/>
       <w:r>
         <w:lastRenderedPageBreak/>
         <w:t xml:space="preserve">8.2 </w:t>
@@ -23809,7 +23892,7 @@
       <w:pPr>
         <w:pStyle w:val="Heading2"/>
       </w:pPr>
-      <w:bookmarkStart w:id="50" w:name="_Toc232945303"/>
+      <w:bookmarkStart w:id="50" w:name="_Toc232946161"/>
       <w:r>
         <w:t xml:space="preserve">8.3 </w:t>
       </w:r>
@@ -24002,7 +24085,7 @@
       <w:pPr>
         <w:pStyle w:val="Heading2"/>
       </w:pPr>
-      <w:bookmarkStart w:id="51" w:name="_Toc232945304"/>
+      <w:bookmarkStart w:id="51" w:name="_Toc232946162"/>
       <w:r>
         <w:t xml:space="preserve">8.4 </w:t>
       </w:r>
@@ -24078,7 +24161,7 @@
           <w:bottom w:val="single" w:sz="6" w:space="1" w:color="auto"/>
         </w:pBdr>
       </w:pPr>
-      <w:bookmarkStart w:id="52" w:name="_Toc232945305"/>
+      <w:bookmarkStart w:id="52" w:name="_Toc232946163"/>
       <w:r>
         <w:t xml:space="preserve">9 </w:t>
       </w:r>
@@ -24097,7 +24180,7 @@
       <w:pPr>
         <w:pStyle w:val="Heading2"/>
       </w:pPr>
-      <w:bookmarkStart w:id="53" w:name="_Toc232945306"/>
+      <w:bookmarkStart w:id="53" w:name="_Toc232946164"/>
       <w:r>
         <w:t xml:space="preserve">9.1 </w:t>
       </w:r>
@@ -24248,7 +24331,7 @@
       <w:pPr>
         <w:pStyle w:val="Heading2"/>
       </w:pPr>
-      <w:bookmarkStart w:id="54" w:name="_Toc232945307"/>
+      <w:bookmarkStart w:id="54" w:name="_Toc232946165"/>
       <w:r>
         <w:t xml:space="preserve">9.2 </w:t>
       </w:r>
@@ -24412,7 +24495,7 @@
       <w:pPr>
         <w:pStyle w:val="Heading2"/>
       </w:pPr>
-      <w:bookmarkStart w:id="55" w:name="_Toc232945308"/>
+      <w:bookmarkStart w:id="55" w:name="_Toc232946166"/>
       <w:r>
         <w:t xml:space="preserve">9.3 </w:t>
       </w:r>
@@ -24615,7 +24698,7 @@
           <w:bottom w:val="single" w:sz="6" w:space="1" w:color="auto"/>
         </w:pBdr>
       </w:pPr>
-      <w:bookmarkStart w:id="56" w:name="_Toc232945309"/>
+      <w:bookmarkStart w:id="56" w:name="_Toc232946167"/>
       <w:r>
         <w:t xml:space="preserve">10 </w:t>
       </w:r>
@@ -24634,7 +24717,7 @@
       <w:pPr>
         <w:pStyle w:val="Heading2"/>
       </w:pPr>
-      <w:bookmarkStart w:id="57" w:name="_Toc232945310"/>
+      <w:bookmarkStart w:id="57" w:name="_Toc232946168"/>
       <w:r>
         <w:t xml:space="preserve">10.1 </w:t>
       </w:r>
@@ -24951,7 +25034,7 @@
       <w:pPr>
         <w:pStyle w:val="Heading2"/>
       </w:pPr>
-      <w:bookmarkStart w:id="58" w:name="_Toc232945311"/>
+      <w:bookmarkStart w:id="58" w:name="_Toc232946169"/>
       <w:r>
         <w:t xml:space="preserve">10.2 </w:t>
       </w:r>
@@ -25045,7 +25128,7 @@
       <w:pPr>
         <w:pStyle w:val="Heading2"/>
       </w:pPr>
-      <w:bookmarkStart w:id="59" w:name="_Toc232945312"/>
+      <w:bookmarkStart w:id="59" w:name="_Toc232946170"/>
       <w:r>
         <w:t xml:space="preserve">10.3 </w:t>
       </w:r>
@@ -25475,7 +25558,7 @@
       <w:pPr>
         <w:pStyle w:val="Heading2"/>
       </w:pPr>
-      <w:bookmarkStart w:id="60" w:name="_Toc232945313"/>
+      <w:bookmarkStart w:id="60" w:name="_Toc232946171"/>
       <w:r>
         <w:lastRenderedPageBreak/>
         <w:t>10.</w:t>
@@ -25617,7 +25700,7 @@
           <w:bottom w:val="single" w:sz="6" w:space="1" w:color="auto"/>
         </w:pBdr>
       </w:pPr>
-      <w:bookmarkStart w:id="61" w:name="_Toc232945314"/>
+      <w:bookmarkStart w:id="61" w:name="_Toc232946172"/>
       <w:r>
         <w:t xml:space="preserve">11 </w:t>
       </w:r>
@@ -26204,7 +26287,7 @@
           <w:bottom w:val="single" w:sz="6" w:space="1" w:color="auto"/>
         </w:pBdr>
       </w:pPr>
-      <w:bookmarkStart w:id="62" w:name="_Toc232945315"/>
+      <w:bookmarkStart w:id="62" w:name="_Toc232946173"/>
       <w:r>
         <w:t xml:space="preserve">12 </w:t>
       </w:r>
@@ -26304,7 +26387,7 @@
       <w:pPr>
         <w:pStyle w:val="Heading2"/>
       </w:pPr>
-      <w:bookmarkStart w:id="63" w:name="_Toc232945316"/>
+      <w:bookmarkStart w:id="63" w:name="_Toc232946174"/>
       <w:r>
         <w:t xml:space="preserve">12.1 </w:t>
       </w:r>
@@ -26464,7 +26547,7 @@
       <w:pPr>
         <w:pStyle w:val="Heading2"/>
       </w:pPr>
-      <w:bookmarkStart w:id="64" w:name="_Toc232945317"/>
+      <w:bookmarkStart w:id="64" w:name="_Toc232946175"/>
       <w:r>
         <w:lastRenderedPageBreak/>
         <w:t xml:space="preserve">12.2 </w:t>
@@ -26523,6 +26606,9 @@
     </w:p>
     <w:p>
       <w:r>
+        <w:rPr>
+          <w:noProof/>
+        </w:rPr>
         <w:drawing>
           <wp:inline distT="0" distB="0" distL="0" distR="0" wp14:anchorId="745FE421" wp14:editId="4AB7859E">
             <wp:extent cx="5731510" cy="3705860"/>
@@ -26700,13 +26786,119 @@
     </w:p>
     <w:p>
       <w:pPr>
+        <w:rPr>
+          <w:sz w:val="20"/>
+          <w:szCs w:val="20"/>
+        </w:rPr>
+      </w:pPr>
+    </w:p>
+    <w:p>
+      <w:pPr>
         <w:pStyle w:val="Heading2"/>
       </w:pPr>
-      <w:bookmarkStart w:id="65" w:name="_Toc223889764"/>
-      <w:bookmarkStart w:id="66" w:name="_Toc232945318"/>
+      <w:bookmarkStart w:id="65" w:name="_Toc232946176"/>
       <w:r>
         <w:lastRenderedPageBreak/>
-        <w:t xml:space="preserve">12.3 </w:t>
+        <w:t>12.3 – Appendix 3: Git Commit History</w:t>
+      </w:r>
+      <w:bookmarkEnd w:id="65"/>
+    </w:p>
+    <w:p>
+      <w:pPr>
+        <w:rPr>
+          <w:sz w:val="20"/>
+          <w:szCs w:val="20"/>
+        </w:rPr>
+      </w:pPr>
+      <w:r>
+        <w:rPr>
+          <w:sz w:val="20"/>
+          <w:szCs w:val="20"/>
+        </w:rPr>
+        <w:drawing>
+          <wp:inline distT="0" distB="0" distL="0" distR="0" wp14:anchorId="5560EBD4" wp14:editId="5095D03F">
+            <wp:extent cx="5731510" cy="7308215"/>
+            <wp:effectExtent l="0" t="0" r="2540" b="6985"/>
+            <wp:docPr id="2073625895" name="Picture 1"/>
+            <wp:cNvGraphicFramePr>
+              <a:graphicFrameLocks xmlns:a="http://schemas.openxmlformats.org/drawingml/2006/main" noChangeAspect="1"/>
+            </wp:cNvGraphicFramePr>
+            <a:graphic xmlns:a="http://schemas.openxmlformats.org/drawingml/2006/main">
+              <a:graphicData uri="http://schemas.openxmlformats.org/drawingml/2006/picture">
+                <pic:pic xmlns:pic="http://schemas.openxmlformats.org/drawingml/2006/picture">
+                  <pic:nvPicPr>
+                    <pic:cNvPr id="2073625895" name=""/>
+                    <pic:cNvPicPr/>
+                  </pic:nvPicPr>
+                  <pic:blipFill>
+                    <a:blip r:embed="rId33"/>
+                    <a:stretch>
+                      <a:fillRect/>
+                    </a:stretch>
+                  </pic:blipFill>
+                  <pic:spPr>
+                    <a:xfrm>
+                      <a:off x="0" y="0"/>
+                      <a:ext cx="5731510" cy="7308215"/>
+                    </a:xfrm>
+                    <a:prstGeom prst="rect">
+                      <a:avLst/>
+                    </a:prstGeom>
+                  </pic:spPr>
+                </pic:pic>
+              </a:graphicData>
+            </a:graphic>
+          </wp:inline>
+        </w:drawing>
+      </w:r>
+    </w:p>
+    <w:p>
+      <w:pPr>
+        <w:rPr>
+          <w:sz w:val="20"/>
+          <w:szCs w:val="20"/>
+        </w:rPr>
+      </w:pPr>
+    </w:p>
+    <w:p>
+      <w:pPr>
+        <w:rPr>
+          <w:sz w:val="20"/>
+          <w:szCs w:val="20"/>
+        </w:rPr>
+      </w:pPr>
+    </w:p>
+    <w:p>
+      <w:pPr>
+        <w:rPr>
+          <w:sz w:val="20"/>
+          <w:szCs w:val="20"/>
+        </w:rPr>
+      </w:pPr>
+    </w:p>
+    <w:p>
+      <w:pPr>
+        <w:rPr>
+          <w:sz w:val="20"/>
+          <w:szCs w:val="20"/>
+        </w:rPr>
+      </w:pPr>
+    </w:p>
+    <w:p>
+      <w:pPr>
+        <w:pStyle w:val="Heading2"/>
+      </w:pPr>
+      <w:bookmarkStart w:id="66" w:name="_Toc223889764"/>
+      <w:bookmarkStart w:id="67" w:name="_Toc232946177"/>
+      <w:r>
+        <w:lastRenderedPageBreak/>
+        <w:t>12.</w:t>
+      </w:r>
+      <w:r>
+        <w:t>4</w:t>
+      </w:r>
+      <w:r>
+        <w:t xml:space="preserve"> </w:t>
       </w:r>
       <w:r>
         <w:t>–</w:t>
@@ -26726,8 +26918,8 @@
       <w:r>
         <w:t>Work distribution sheet</w:t>
       </w:r>
-      <w:bookmarkEnd w:id="65"/>
       <w:bookmarkEnd w:id="66"/>
+      <w:bookmarkEnd w:id="67"/>
     </w:p>
     <w:p>
       <w:pPr>
@@ -26910,15 +27102,7 @@
                 <w:sz w:val="20"/>
                 <w:szCs w:val="20"/>
               </w:rPr>
-              <w:t xml:space="preserve">, </w:t>
-            </w:r>
-            <w:r>
-              <w:rPr>
-                <w:rFonts w:eastAsia="Times New Roman"/>
-                <w:sz w:val="20"/>
-                <w:szCs w:val="20"/>
-              </w:rPr>
-              <w:t>Fixing and Formatting</w:t>
+              <w:t>, Fixing and Formatting</w:t>
             </w:r>
           </w:p>
           <w:p>
@@ -27681,8 +27865,8 @@
       </w:pPr>
     </w:p>
     <w:sectPr>
-      <w:headerReference w:type="default" r:id="rId33"/>
-      <w:footerReference w:type="default" r:id="rId34"/>
+      <w:headerReference w:type="default" r:id="rId34"/>
+      <w:footerReference w:type="default" r:id="rId35"/>
       <w:pgSz w:w="11906" w:h="16838" w:code="9"/>
       <w:pgMar w:top="1440" w:right="1440" w:bottom="1440" w:left="1440" w:header="720" w:footer="720" w:gutter="0"/>
       <w:cols w:space="720"/>
@@ -30063,6 +30247,7 @@
   <w:style w:type="character" w:default="1" w:styleId="DefaultParagraphFont">
     <w:name w:val="Default Paragraph Font"/>
     <w:uiPriority w:val="1"/>
+    <w:semiHidden/>
     <w:unhideWhenUsed/>
   </w:style>
   <w:style w:type="table" w:default="1" w:styleId="TableNormal">

--- a/CSCI323_Report_8848580.docx
+++ b/CSCI323_Report_8848580.docx
@@ -25662,7 +25662,21 @@
           <w:sz w:val="20"/>
           <w:szCs w:val="20"/>
         </w:rPr>
-        <w:t>Commercial real estate:</w:t>
+        <w:t>Commercial real estate</w:t>
+      </w:r>
+      <w:r>
+        <w:rPr>
+          <w:sz w:val="20"/>
+          <w:szCs w:val="20"/>
+        </w:rPr>
+        <w:t>/rental price prediction</w:t>
+      </w:r>
+      <w:r>
+        <w:rPr>
+          <w:sz w:val="20"/>
+          <w:szCs w:val="20"/>
+        </w:rPr>
+        <w:t>:</w:t>
       </w:r>
     </w:p>
     <w:p>
@@ -25682,7 +25696,21 @@
           <w:sz w:val="20"/>
           <w:szCs w:val="20"/>
         </w:rPr>
-        <w:t>With appropriate adaptations (office space features, retail unit specifications), the same gradient boosting approach is applicable to commercial property valuation.</w:t>
+        <w:t>With appropriate adaptations (office space features, retail unit specifications), the same gradient boosting approach is applicable to commercial property valuation</w:t>
+      </w:r>
+      <w:r>
+        <w:rPr>
+          <w:sz w:val="20"/>
+          <w:szCs w:val="20"/>
+        </w:rPr>
+        <w:t xml:space="preserve"> or for rental price predictions</w:t>
+      </w:r>
+      <w:r>
+        <w:rPr>
+          <w:sz w:val="20"/>
+          <w:szCs w:val="20"/>
+        </w:rPr>
+        <w:t>.</w:t>
       </w:r>
     </w:p>
     <w:p>
@@ -26812,6 +26840,7 @@
       </w:pPr>
       <w:r>
         <w:rPr>
+          <w:noProof/>
           <w:sz w:val="20"/>
           <w:szCs w:val="20"/>
         </w:rPr>

--- a/CSCI323_Report_8848580.docx
+++ b/CSCI323_Report_8848580.docx
@@ -411,12 +411,21 @@
                 <w:szCs w:val="20"/>
               </w:rPr>
             </w:pPr>
-            <w:r>
-              <w:rPr>
-                <w:sz w:val="20"/>
-                <w:szCs w:val="20"/>
-              </w:rPr>
-              <w:t>Shazeel Ahmed</w:t>
+            <w:proofErr w:type="spellStart"/>
+            <w:r>
+              <w:rPr>
+                <w:sz w:val="20"/>
+                <w:szCs w:val="20"/>
+              </w:rPr>
+              <w:t>Shazeel</w:t>
+            </w:r>
+            <w:proofErr w:type="spellEnd"/>
+            <w:r>
+              <w:rPr>
+                <w:sz w:val="20"/>
+                <w:szCs w:val="20"/>
+              </w:rPr>
+              <w:t xml:space="preserve"> Ahmed</w:t>
             </w:r>
           </w:p>
         </w:tc>
@@ -479,6 +488,7 @@
           <w:szCs w:val="28"/>
         </w:rPr>
       </w:pPr>
+      <w:proofErr w:type="spellStart"/>
       <w:r>
         <w:rPr>
           <w:b/>
@@ -486,8 +496,29 @@
           <w:sz w:val="28"/>
           <w:szCs w:val="28"/>
         </w:rPr>
-        <w:t>Asmath Famnaz</w:t>
-      </w:r>
+        <w:t>Asmath</w:t>
+      </w:r>
+      <w:proofErr w:type="spellEnd"/>
+      <w:r>
+        <w:rPr>
+          <w:b/>
+          <w:bCs/>
+          <w:sz w:val="28"/>
+          <w:szCs w:val="28"/>
+        </w:rPr>
+        <w:t xml:space="preserve"> </w:t>
+      </w:r>
+      <w:proofErr w:type="spellStart"/>
+      <w:r>
+        <w:rPr>
+          <w:b/>
+          <w:bCs/>
+          <w:sz w:val="28"/>
+          <w:szCs w:val="28"/>
+        </w:rPr>
+        <w:t>Famnaz</w:t>
+      </w:r>
+      <w:proofErr w:type="spellEnd"/>
     </w:p>
     <w:p>
       <w:pPr>
@@ -601,7 +632,7 @@
           <w:bottom w:val="single" w:sz="6" w:space="1" w:color="auto"/>
         </w:pBdr>
       </w:pPr>
-      <w:bookmarkStart w:id="0" w:name="_Toc232946111"/>
+      <w:bookmarkStart w:id="0" w:name="_Toc232970635"/>
       <w:r>
         <w:lastRenderedPageBreak/>
         <w:t xml:space="preserve">1 </w:t>
@@ -928,6 +959,7 @@
           <w:szCs w:val="20"/>
         </w:rPr>
       </w:pPr>
+      <w:proofErr w:type="spellStart"/>
       <w:r>
         <w:rPr>
           <w:i/>
@@ -937,6 +969,7 @@
         </w:rPr>
         <w:t>CatBoost</w:t>
       </w:r>
+      <w:proofErr w:type="spellEnd"/>
     </w:p>
     <w:p>
       <w:pPr>
@@ -976,6 +1009,7 @@
         </w:rPr>
         <w:t xml:space="preserve">. All models were subsequently tuned via </w:t>
       </w:r>
+      <w:proofErr w:type="spellStart"/>
       <w:r>
         <w:rPr>
           <w:b/>
@@ -985,6 +1019,7 @@
         </w:rPr>
         <w:t>RandomizedSearchCV</w:t>
       </w:r>
+      <w:proofErr w:type="spellEnd"/>
       <w:r>
         <w:rPr>
           <w:sz w:val="20"/>
@@ -1079,7 +1114,23 @@
           <w:szCs w:val="20"/>
         </w:rPr>
         <w:tab/>
-        <w:t>The resulting system is deployed as a simple-to-use interactive program (Prediction_Model.ipynb) that accepts property attributes and returns an estimated price in AED within seconds.</w:t>
+        <w:t>The resulting system is deployed as a simple-to-use interactive program (</w:t>
+      </w:r>
+      <w:proofErr w:type="spellStart"/>
+      <w:r>
+        <w:rPr>
+          <w:sz w:val="20"/>
+          <w:szCs w:val="20"/>
+        </w:rPr>
+        <w:t>Prediction_Model.ipynb</w:t>
+      </w:r>
+      <w:proofErr w:type="spellEnd"/>
+      <w:r>
+        <w:rPr>
+          <w:sz w:val="20"/>
+          <w:szCs w:val="20"/>
+        </w:rPr>
+        <w:t>) that accepts property attributes and returns an estimated price in AED within seconds.</w:t>
       </w:r>
     </w:p>
     <w:p>
@@ -1297,7 +1348,7 @@
           <w:bottom w:val="single" w:sz="6" w:space="1" w:color="auto"/>
         </w:pBdr>
       </w:pPr>
-      <w:bookmarkStart w:id="1" w:name="_Toc232946112"/>
+      <w:bookmarkStart w:id="1" w:name="_Toc232970636"/>
       <w:r>
         <w:lastRenderedPageBreak/>
         <w:t xml:space="preserve">2 </w:t>
@@ -1313,7 +1364,7 @@
       </w:r>
       <w:bookmarkEnd w:id="1"/>
     </w:p>
-    <w:bookmarkStart w:id="2" w:name="_Toc232946113" w:displacedByCustomXml="next"/>
+    <w:bookmarkStart w:id="2" w:name="_Toc232970637" w:displacedByCustomXml="next"/>
     <w:sdt>
       <w:sdtPr>
         <w:rPr>
@@ -1404,7 +1455,7 @@
             </w:rPr>
             <w:fldChar w:fldCharType="separate"/>
           </w:r>
-          <w:hyperlink w:anchor="_Toc232946111" w:history="1">
+          <w:hyperlink w:anchor="_Toc232970635" w:history="1">
             <w:r>
               <w:rPr>
                 <w:rStyle w:val="Hyperlink"/>
@@ -1439,7 +1490,7 @@
                 <w:sz w:val="20"/>
                 <w:szCs w:val="20"/>
               </w:rPr>
-              <w:instrText xml:space="preserve"> PAGEREF _Toc232946111 \h </w:instrText>
+              <w:instrText xml:space="preserve"> PAGEREF _Toc232970635 \h </w:instrText>
             </w:r>
             <w:r>
               <w:rPr>
@@ -1493,7 +1544,7 @@
               <w:lang w:val="en-GB" w:eastAsia="en-GB"/>
             </w:rPr>
           </w:pPr>
-          <w:hyperlink w:anchor="_Toc232946112" w:history="1">
+          <w:hyperlink w:anchor="_Toc232970636" w:history="1">
             <w:r>
               <w:rPr>
                 <w:rStyle w:val="Hyperlink"/>
@@ -1528,7 +1579,7 @@
                 <w:sz w:val="20"/>
                 <w:szCs w:val="20"/>
               </w:rPr>
-              <w:instrText xml:space="preserve"> PAGEREF _Toc232946112 \h </w:instrText>
+              <w:instrText xml:space="preserve"> PAGEREF _Toc232970636 \h </w:instrText>
             </w:r>
             <w:r>
               <w:rPr>
@@ -1582,7 +1633,7 @@
               <w:lang w:val="en-GB" w:eastAsia="en-GB"/>
             </w:rPr>
           </w:pPr>
-          <w:hyperlink w:anchor="_Toc232946113" w:history="1">
+          <w:hyperlink w:anchor="_Toc232970637" w:history="1">
             <w:r>
               <w:rPr>
                 <w:rStyle w:val="Hyperlink"/>
@@ -1617,7 +1668,7 @@
                 <w:sz w:val="20"/>
                 <w:szCs w:val="20"/>
               </w:rPr>
-              <w:instrText xml:space="preserve"> PAGEREF _Toc232946113 \h </w:instrText>
+              <w:instrText xml:space="preserve"> PAGEREF _Toc232970637 \h </w:instrText>
             </w:r>
             <w:r>
               <w:rPr>
@@ -1671,7 +1722,7 @@
               <w:lang w:val="en-GB" w:eastAsia="en-GB"/>
             </w:rPr>
           </w:pPr>
-          <w:hyperlink w:anchor="_Toc232946114" w:history="1">
+          <w:hyperlink w:anchor="_Toc232970638" w:history="1">
             <w:r>
               <w:rPr>
                 <w:rStyle w:val="Hyperlink"/>
@@ -1706,7 +1757,7 @@
                 <w:sz w:val="20"/>
                 <w:szCs w:val="20"/>
               </w:rPr>
-              <w:instrText xml:space="preserve"> PAGEREF _Toc232946114 \h </w:instrText>
+              <w:instrText xml:space="preserve"> PAGEREF _Toc232970638 \h </w:instrText>
             </w:r>
             <w:r>
               <w:rPr>
@@ -1760,7 +1811,7 @@
               <w:lang w:val="en-GB" w:eastAsia="en-GB"/>
             </w:rPr>
           </w:pPr>
-          <w:hyperlink w:anchor="_Toc232946115" w:history="1">
+          <w:hyperlink w:anchor="_Toc232970639" w:history="1">
             <w:r>
               <w:rPr>
                 <w:rStyle w:val="Hyperlink"/>
@@ -1795,7 +1846,7 @@
                 <w:sz w:val="20"/>
                 <w:szCs w:val="20"/>
               </w:rPr>
-              <w:instrText xml:space="preserve"> PAGEREF _Toc232946115 \h </w:instrText>
+              <w:instrText xml:space="preserve"> PAGEREF _Toc232970639 \h </w:instrText>
             </w:r>
             <w:r>
               <w:rPr>
@@ -1849,7 +1900,7 @@
               <w:lang w:val="en-GB" w:eastAsia="en-GB"/>
             </w:rPr>
           </w:pPr>
-          <w:hyperlink w:anchor="_Toc232946116" w:history="1">
+          <w:hyperlink w:anchor="_Toc232970640" w:history="1">
             <w:r>
               <w:rPr>
                 <w:rStyle w:val="Hyperlink"/>
@@ -1884,7 +1935,7 @@
                 <w:sz w:val="20"/>
                 <w:szCs w:val="20"/>
               </w:rPr>
-              <w:instrText xml:space="preserve"> PAGEREF _Toc232946116 \h </w:instrText>
+              <w:instrText xml:space="preserve"> PAGEREF _Toc232970640 \h </w:instrText>
             </w:r>
             <w:r>
               <w:rPr>
@@ -1938,7 +1989,7 @@
               <w:lang w:val="en-GB" w:eastAsia="en-GB"/>
             </w:rPr>
           </w:pPr>
-          <w:hyperlink w:anchor="_Toc232946117" w:history="1">
+          <w:hyperlink w:anchor="_Toc232970641" w:history="1">
             <w:r>
               <w:rPr>
                 <w:rStyle w:val="Hyperlink"/>
@@ -1973,7 +2024,7 @@
                 <w:sz w:val="20"/>
                 <w:szCs w:val="20"/>
               </w:rPr>
-              <w:instrText xml:space="preserve"> PAGEREF _Toc232946117 \h </w:instrText>
+              <w:instrText xml:space="preserve"> PAGEREF _Toc232970641 \h </w:instrText>
             </w:r>
             <w:r>
               <w:rPr>
@@ -2027,7 +2078,7 @@
               <w:lang w:val="en-GB" w:eastAsia="en-GB"/>
             </w:rPr>
           </w:pPr>
-          <w:hyperlink w:anchor="_Toc232946118" w:history="1">
+          <w:hyperlink w:anchor="_Toc232970642" w:history="1">
             <w:r>
               <w:rPr>
                 <w:rStyle w:val="Hyperlink"/>
@@ -2062,7 +2113,7 @@
                 <w:sz w:val="20"/>
                 <w:szCs w:val="20"/>
               </w:rPr>
-              <w:instrText xml:space="preserve"> PAGEREF _Toc232946118 \h </w:instrText>
+              <w:instrText xml:space="preserve"> PAGEREF _Toc232970642 \h </w:instrText>
             </w:r>
             <w:r>
               <w:rPr>
@@ -2116,7 +2167,7 @@
               <w:lang w:val="en-GB" w:eastAsia="en-GB"/>
             </w:rPr>
           </w:pPr>
-          <w:hyperlink w:anchor="_Toc232946119" w:history="1">
+          <w:hyperlink w:anchor="_Toc232970643" w:history="1">
             <w:r>
               <w:rPr>
                 <w:rStyle w:val="Hyperlink"/>
@@ -2151,7 +2202,7 @@
                 <w:sz w:val="20"/>
                 <w:szCs w:val="20"/>
               </w:rPr>
-              <w:instrText xml:space="preserve"> PAGEREF _Toc232946119 \h </w:instrText>
+              <w:instrText xml:space="preserve"> PAGEREF _Toc232970643 \h </w:instrText>
             </w:r>
             <w:r>
               <w:rPr>
@@ -2205,7 +2256,7 @@
               <w:lang w:val="en-GB" w:eastAsia="en-GB"/>
             </w:rPr>
           </w:pPr>
-          <w:hyperlink w:anchor="_Toc232946120" w:history="1">
+          <w:hyperlink w:anchor="_Toc232970644" w:history="1">
             <w:r>
               <w:rPr>
                 <w:rStyle w:val="Hyperlink"/>
@@ -2240,7 +2291,7 @@
                 <w:sz w:val="20"/>
                 <w:szCs w:val="20"/>
               </w:rPr>
-              <w:instrText xml:space="preserve"> PAGEREF _Toc232946120 \h </w:instrText>
+              <w:instrText xml:space="preserve"> PAGEREF _Toc232970644 \h </w:instrText>
             </w:r>
             <w:r>
               <w:rPr>
@@ -2294,7 +2345,7 @@
               <w:lang w:val="en-GB" w:eastAsia="en-GB"/>
             </w:rPr>
           </w:pPr>
-          <w:hyperlink w:anchor="_Toc232946121" w:history="1">
+          <w:hyperlink w:anchor="_Toc232970645" w:history="1">
             <w:r>
               <w:rPr>
                 <w:rStyle w:val="Hyperlink"/>
@@ -2329,7 +2380,7 @@
                 <w:sz w:val="20"/>
                 <w:szCs w:val="20"/>
               </w:rPr>
-              <w:instrText xml:space="preserve"> PAGEREF _Toc232946121 \h </w:instrText>
+              <w:instrText xml:space="preserve"> PAGEREF _Toc232970645 \h </w:instrText>
             </w:r>
             <w:r>
               <w:rPr>
@@ -2383,7 +2434,7 @@
               <w:lang w:val="en-GB" w:eastAsia="en-GB"/>
             </w:rPr>
           </w:pPr>
-          <w:hyperlink w:anchor="_Toc232946122" w:history="1">
+          <w:hyperlink w:anchor="_Toc232970646" w:history="1">
             <w:r>
               <w:rPr>
                 <w:rStyle w:val="Hyperlink"/>
@@ -2418,7 +2469,7 @@
                 <w:sz w:val="20"/>
                 <w:szCs w:val="20"/>
               </w:rPr>
-              <w:instrText xml:space="preserve"> PAGEREF _Toc232946122 \h </w:instrText>
+              <w:instrText xml:space="preserve"> PAGEREF _Toc232970646 \h </w:instrText>
             </w:r>
             <w:r>
               <w:rPr>
@@ -2472,7 +2523,7 @@
               <w:lang w:val="en-GB" w:eastAsia="en-GB"/>
             </w:rPr>
           </w:pPr>
-          <w:hyperlink w:anchor="_Toc232946123" w:history="1">
+          <w:hyperlink w:anchor="_Toc232970647" w:history="1">
             <w:r>
               <w:rPr>
                 <w:rStyle w:val="Hyperlink"/>
@@ -2507,7 +2558,7 @@
                 <w:sz w:val="20"/>
                 <w:szCs w:val="20"/>
               </w:rPr>
-              <w:instrText xml:space="preserve"> PAGEREF _Toc232946123 \h </w:instrText>
+              <w:instrText xml:space="preserve"> PAGEREF _Toc232970647 \h </w:instrText>
             </w:r>
             <w:r>
               <w:rPr>
@@ -2561,7 +2612,7 @@
               <w:lang w:val="en-GB" w:eastAsia="en-GB"/>
             </w:rPr>
           </w:pPr>
-          <w:hyperlink w:anchor="_Toc232946124" w:history="1">
+          <w:hyperlink w:anchor="_Toc232970648" w:history="1">
             <w:r>
               <w:rPr>
                 <w:rStyle w:val="Hyperlink"/>
@@ -2596,7 +2647,7 @@
                 <w:sz w:val="20"/>
                 <w:szCs w:val="20"/>
               </w:rPr>
-              <w:instrText xml:space="preserve"> PAGEREF _Toc232946124 \h </w:instrText>
+              <w:instrText xml:space="preserve"> PAGEREF _Toc232970648 \h </w:instrText>
             </w:r>
             <w:r>
               <w:rPr>
@@ -2650,7 +2701,7 @@
               <w:lang w:val="en-GB" w:eastAsia="en-GB"/>
             </w:rPr>
           </w:pPr>
-          <w:hyperlink w:anchor="_Toc232946125" w:history="1">
+          <w:hyperlink w:anchor="_Toc232970649" w:history="1">
             <w:r>
               <w:rPr>
                 <w:rStyle w:val="Hyperlink"/>
@@ -2685,7 +2736,7 @@
                 <w:sz w:val="20"/>
                 <w:szCs w:val="20"/>
               </w:rPr>
-              <w:instrText xml:space="preserve"> PAGEREF _Toc232946125 \h </w:instrText>
+              <w:instrText xml:space="preserve"> PAGEREF _Toc232970649 \h </w:instrText>
             </w:r>
             <w:r>
               <w:rPr>
@@ -2739,7 +2790,7 @@
               <w:lang w:val="en-GB" w:eastAsia="en-GB"/>
             </w:rPr>
           </w:pPr>
-          <w:hyperlink w:anchor="_Toc232946126" w:history="1">
+          <w:hyperlink w:anchor="_Toc232970650" w:history="1">
             <w:r>
               <w:rPr>
                 <w:rStyle w:val="Hyperlink"/>
@@ -2774,7 +2825,7 @@
                 <w:sz w:val="20"/>
                 <w:szCs w:val="20"/>
               </w:rPr>
-              <w:instrText xml:space="preserve"> PAGEREF _Toc232946126 \h </w:instrText>
+              <w:instrText xml:space="preserve"> PAGEREF _Toc232970650 \h </w:instrText>
             </w:r>
             <w:r>
               <w:rPr>
@@ -2828,7 +2879,7 @@
               <w:lang w:val="en-GB" w:eastAsia="en-GB"/>
             </w:rPr>
           </w:pPr>
-          <w:hyperlink w:anchor="_Toc232946127" w:history="1">
+          <w:hyperlink w:anchor="_Toc232970651" w:history="1">
             <w:r>
               <w:rPr>
                 <w:rStyle w:val="Hyperlink"/>
@@ -2863,7 +2914,7 @@
                 <w:sz w:val="20"/>
                 <w:szCs w:val="20"/>
               </w:rPr>
-              <w:instrText xml:space="preserve"> PAGEREF _Toc232946127 \h </w:instrText>
+              <w:instrText xml:space="preserve"> PAGEREF _Toc232970651 \h </w:instrText>
             </w:r>
             <w:r>
               <w:rPr>
@@ -2917,7 +2968,7 @@
               <w:lang w:val="en-GB" w:eastAsia="en-GB"/>
             </w:rPr>
           </w:pPr>
-          <w:hyperlink w:anchor="_Toc232946128" w:history="1">
+          <w:hyperlink w:anchor="_Toc232970652" w:history="1">
             <w:r>
               <w:rPr>
                 <w:rStyle w:val="Hyperlink"/>
@@ -2952,7 +3003,7 @@
                 <w:sz w:val="20"/>
                 <w:szCs w:val="20"/>
               </w:rPr>
-              <w:instrText xml:space="preserve"> PAGEREF _Toc232946128 \h </w:instrText>
+              <w:instrText xml:space="preserve"> PAGEREF _Toc232970652 \h </w:instrText>
             </w:r>
             <w:r>
               <w:rPr>
@@ -3006,7 +3057,7 @@
               <w:lang w:val="en-GB" w:eastAsia="en-GB"/>
             </w:rPr>
           </w:pPr>
-          <w:hyperlink w:anchor="_Toc232946129" w:history="1">
+          <w:hyperlink w:anchor="_Toc232970653" w:history="1">
             <w:r>
               <w:rPr>
                 <w:rStyle w:val="Hyperlink"/>
@@ -3041,7 +3092,7 @@
                 <w:sz w:val="20"/>
                 <w:szCs w:val="20"/>
               </w:rPr>
-              <w:instrText xml:space="preserve"> PAGEREF _Toc232946129 \h </w:instrText>
+              <w:instrText xml:space="preserve"> PAGEREF _Toc232970653 \h </w:instrText>
             </w:r>
             <w:r>
               <w:rPr>
@@ -3095,7 +3146,7 @@
               <w:lang w:val="en-GB" w:eastAsia="en-GB"/>
             </w:rPr>
           </w:pPr>
-          <w:hyperlink w:anchor="_Toc232946130" w:history="1">
+          <w:hyperlink w:anchor="_Toc232970654" w:history="1">
             <w:r>
               <w:rPr>
                 <w:rStyle w:val="Hyperlink"/>
@@ -3130,7 +3181,7 @@
                 <w:sz w:val="20"/>
                 <w:szCs w:val="20"/>
               </w:rPr>
-              <w:instrText xml:space="preserve"> PAGEREF _Toc232946130 \h </w:instrText>
+              <w:instrText xml:space="preserve"> PAGEREF _Toc232970654 \h </w:instrText>
             </w:r>
             <w:r>
               <w:rPr>
@@ -3184,7 +3235,7 @@
               <w:lang w:val="en-GB" w:eastAsia="en-GB"/>
             </w:rPr>
           </w:pPr>
-          <w:hyperlink w:anchor="_Toc232946131" w:history="1">
+          <w:hyperlink w:anchor="_Toc232970655" w:history="1">
             <w:r>
               <w:rPr>
                 <w:rStyle w:val="Hyperlink"/>
@@ -3219,7 +3270,7 @@
                 <w:sz w:val="20"/>
                 <w:szCs w:val="20"/>
               </w:rPr>
-              <w:instrText xml:space="preserve"> PAGEREF _Toc232946131 \h </w:instrText>
+              <w:instrText xml:space="preserve"> PAGEREF _Toc232970655 \h </w:instrText>
             </w:r>
             <w:r>
               <w:rPr>
@@ -3273,7 +3324,7 @@
               <w:lang w:val="en-GB" w:eastAsia="en-GB"/>
             </w:rPr>
           </w:pPr>
-          <w:hyperlink w:anchor="_Toc232946132" w:history="1">
+          <w:hyperlink w:anchor="_Toc232970656" w:history="1">
             <w:r>
               <w:rPr>
                 <w:rStyle w:val="Hyperlink"/>
@@ -3308,7 +3359,7 @@
                 <w:sz w:val="20"/>
                 <w:szCs w:val="20"/>
               </w:rPr>
-              <w:instrText xml:space="preserve"> PAGEREF _Toc232946132 \h </w:instrText>
+              <w:instrText xml:space="preserve"> PAGEREF _Toc232970656 \h </w:instrText>
             </w:r>
             <w:r>
               <w:rPr>
@@ -3362,7 +3413,7 @@
               <w:lang w:val="en-GB" w:eastAsia="en-GB"/>
             </w:rPr>
           </w:pPr>
-          <w:hyperlink w:anchor="_Toc232946133" w:history="1">
+          <w:hyperlink w:anchor="_Toc232970657" w:history="1">
             <w:r>
               <w:rPr>
                 <w:rStyle w:val="Hyperlink"/>
@@ -3397,7 +3448,7 @@
                 <w:sz w:val="20"/>
                 <w:szCs w:val="20"/>
               </w:rPr>
-              <w:instrText xml:space="preserve"> PAGEREF _Toc232946133 \h </w:instrText>
+              <w:instrText xml:space="preserve"> PAGEREF _Toc232970657 \h </w:instrText>
             </w:r>
             <w:r>
               <w:rPr>
@@ -3451,7 +3502,7 @@
               <w:lang w:val="en-GB" w:eastAsia="en-GB"/>
             </w:rPr>
           </w:pPr>
-          <w:hyperlink w:anchor="_Toc232946134" w:history="1">
+          <w:hyperlink w:anchor="_Toc232970658" w:history="1">
             <w:r>
               <w:rPr>
                 <w:rStyle w:val="Hyperlink"/>
@@ -3486,7 +3537,7 @@
                 <w:sz w:val="20"/>
                 <w:szCs w:val="20"/>
               </w:rPr>
-              <w:instrText xml:space="preserve"> PAGEREF _Toc232946134 \h </w:instrText>
+              <w:instrText xml:space="preserve"> PAGEREF _Toc232970658 \h </w:instrText>
             </w:r>
             <w:r>
               <w:rPr>
@@ -3540,7 +3591,7 @@
               <w:lang w:val="en-GB" w:eastAsia="en-GB"/>
             </w:rPr>
           </w:pPr>
-          <w:hyperlink w:anchor="_Toc232946135" w:history="1">
+          <w:hyperlink w:anchor="_Toc232970659" w:history="1">
             <w:r>
               <w:rPr>
                 <w:rStyle w:val="Hyperlink"/>
@@ -3575,7 +3626,7 @@
                 <w:sz w:val="20"/>
                 <w:szCs w:val="20"/>
               </w:rPr>
-              <w:instrText xml:space="preserve"> PAGEREF _Toc232946135 \h </w:instrText>
+              <w:instrText xml:space="preserve"> PAGEREF _Toc232970659 \h </w:instrText>
             </w:r>
             <w:r>
               <w:rPr>
@@ -3629,7 +3680,7 @@
               <w:lang w:val="en-GB" w:eastAsia="en-GB"/>
             </w:rPr>
           </w:pPr>
-          <w:hyperlink w:anchor="_Toc232946136" w:history="1">
+          <w:hyperlink w:anchor="_Toc232970660" w:history="1">
             <w:r>
               <w:rPr>
                 <w:rStyle w:val="Hyperlink"/>
@@ -3664,7 +3715,7 @@
                 <w:sz w:val="20"/>
                 <w:szCs w:val="20"/>
               </w:rPr>
-              <w:instrText xml:space="preserve"> PAGEREF _Toc232946136 \h </w:instrText>
+              <w:instrText xml:space="preserve"> PAGEREF _Toc232970660 \h </w:instrText>
             </w:r>
             <w:r>
               <w:rPr>
@@ -3718,7 +3769,7 @@
               <w:lang w:val="en-GB" w:eastAsia="en-GB"/>
             </w:rPr>
           </w:pPr>
-          <w:hyperlink w:anchor="_Toc232946137" w:history="1">
+          <w:hyperlink w:anchor="_Toc232970661" w:history="1">
             <w:r>
               <w:rPr>
                 <w:rStyle w:val="Hyperlink"/>
@@ -3753,7 +3804,7 @@
                 <w:sz w:val="20"/>
                 <w:szCs w:val="20"/>
               </w:rPr>
-              <w:instrText xml:space="preserve"> PAGEREF _Toc232946137 \h </w:instrText>
+              <w:instrText xml:space="preserve"> PAGEREF _Toc232970661 \h </w:instrText>
             </w:r>
             <w:r>
               <w:rPr>
@@ -3807,7 +3858,7 @@
               <w:lang w:val="en-GB" w:eastAsia="en-GB"/>
             </w:rPr>
           </w:pPr>
-          <w:hyperlink w:anchor="_Toc232946138" w:history="1">
+          <w:hyperlink w:anchor="_Toc232970662" w:history="1">
             <w:r>
               <w:rPr>
                 <w:rStyle w:val="Hyperlink"/>
@@ -3842,7 +3893,7 @@
                 <w:sz w:val="20"/>
                 <w:szCs w:val="20"/>
               </w:rPr>
-              <w:instrText xml:space="preserve"> PAGEREF _Toc232946138 \h </w:instrText>
+              <w:instrText xml:space="preserve"> PAGEREF _Toc232970662 \h </w:instrText>
             </w:r>
             <w:r>
               <w:rPr>
@@ -3896,7 +3947,7 @@
               <w:lang w:val="en-GB" w:eastAsia="en-GB"/>
             </w:rPr>
           </w:pPr>
-          <w:hyperlink w:anchor="_Toc232946139" w:history="1">
+          <w:hyperlink w:anchor="_Toc232970663" w:history="1">
             <w:r>
               <w:rPr>
                 <w:rStyle w:val="Hyperlink"/>
@@ -3931,7 +3982,7 @@
                 <w:sz w:val="20"/>
                 <w:szCs w:val="20"/>
               </w:rPr>
-              <w:instrText xml:space="preserve"> PAGEREF _Toc232946139 \h </w:instrText>
+              <w:instrText xml:space="preserve"> PAGEREF _Toc232970663 \h </w:instrText>
             </w:r>
             <w:r>
               <w:rPr>
@@ -3985,7 +4036,7 @@
               <w:lang w:val="en-GB" w:eastAsia="en-GB"/>
             </w:rPr>
           </w:pPr>
-          <w:hyperlink w:anchor="_Toc232946140" w:history="1">
+          <w:hyperlink w:anchor="_Toc232970664" w:history="1">
             <w:r>
               <w:rPr>
                 <w:rStyle w:val="Hyperlink"/>
@@ -4020,7 +4071,7 @@
                 <w:sz w:val="20"/>
                 <w:szCs w:val="20"/>
               </w:rPr>
-              <w:instrText xml:space="preserve"> PAGEREF _Toc232946140 \h </w:instrText>
+              <w:instrText xml:space="preserve"> PAGEREF _Toc232970664 \h </w:instrText>
             </w:r>
             <w:r>
               <w:rPr>
@@ -4074,7 +4125,7 @@
               <w:lang w:val="en-GB" w:eastAsia="en-GB"/>
             </w:rPr>
           </w:pPr>
-          <w:hyperlink w:anchor="_Toc232946141" w:history="1">
+          <w:hyperlink w:anchor="_Toc232970665" w:history="1">
             <w:r>
               <w:rPr>
                 <w:rStyle w:val="Hyperlink"/>
@@ -4109,7 +4160,7 @@
                 <w:sz w:val="20"/>
                 <w:szCs w:val="20"/>
               </w:rPr>
-              <w:instrText xml:space="preserve"> PAGEREF _Toc232946141 \h </w:instrText>
+              <w:instrText xml:space="preserve"> PAGEREF _Toc232970665 \h </w:instrText>
             </w:r>
             <w:r>
               <w:rPr>
@@ -4163,7 +4214,7 @@
               <w:lang w:val="en-GB" w:eastAsia="en-GB"/>
             </w:rPr>
           </w:pPr>
-          <w:hyperlink w:anchor="_Toc232946142" w:history="1">
+          <w:hyperlink w:anchor="_Toc232970666" w:history="1">
             <w:r>
               <w:rPr>
                 <w:rStyle w:val="Hyperlink"/>
@@ -4198,7 +4249,7 @@
                 <w:sz w:val="20"/>
                 <w:szCs w:val="20"/>
               </w:rPr>
-              <w:instrText xml:space="preserve"> PAGEREF _Toc232946142 \h </w:instrText>
+              <w:instrText xml:space="preserve"> PAGEREF _Toc232970666 \h </w:instrText>
             </w:r>
             <w:r>
               <w:rPr>
@@ -4252,7 +4303,7 @@
               <w:lang w:val="en-GB" w:eastAsia="en-GB"/>
             </w:rPr>
           </w:pPr>
-          <w:hyperlink w:anchor="_Toc232946143" w:history="1">
+          <w:hyperlink w:anchor="_Toc232970667" w:history="1">
             <w:r>
               <w:rPr>
                 <w:rStyle w:val="Hyperlink"/>
@@ -4287,7 +4338,7 @@
                 <w:sz w:val="20"/>
                 <w:szCs w:val="20"/>
               </w:rPr>
-              <w:instrText xml:space="preserve"> PAGEREF _Toc232946143 \h </w:instrText>
+              <w:instrText xml:space="preserve"> PAGEREF _Toc232970667 \h </w:instrText>
             </w:r>
             <w:r>
               <w:rPr>
@@ -4341,7 +4392,7 @@
               <w:lang w:val="en-GB" w:eastAsia="en-GB"/>
             </w:rPr>
           </w:pPr>
-          <w:hyperlink w:anchor="_Toc232946144" w:history="1">
+          <w:hyperlink w:anchor="_Toc232970668" w:history="1">
             <w:r>
               <w:rPr>
                 <w:rStyle w:val="Hyperlink"/>
@@ -4376,7 +4427,7 @@
                 <w:sz w:val="20"/>
                 <w:szCs w:val="20"/>
               </w:rPr>
-              <w:instrText xml:space="preserve"> PAGEREF _Toc232946144 \h </w:instrText>
+              <w:instrText xml:space="preserve"> PAGEREF _Toc232970668 \h </w:instrText>
             </w:r>
             <w:r>
               <w:rPr>
@@ -4430,7 +4481,7 @@
               <w:lang w:val="en-GB" w:eastAsia="en-GB"/>
             </w:rPr>
           </w:pPr>
-          <w:hyperlink w:anchor="_Toc232946145" w:history="1">
+          <w:hyperlink w:anchor="_Toc232970669" w:history="1">
             <w:r>
               <w:rPr>
                 <w:rStyle w:val="Hyperlink"/>
@@ -4465,7 +4516,7 @@
                 <w:sz w:val="20"/>
                 <w:szCs w:val="20"/>
               </w:rPr>
-              <w:instrText xml:space="preserve"> PAGEREF _Toc232946145 \h </w:instrText>
+              <w:instrText xml:space="preserve"> PAGEREF _Toc232970669 \h </w:instrText>
             </w:r>
             <w:r>
               <w:rPr>
@@ -4519,7 +4570,7 @@
               <w:lang w:val="en-GB" w:eastAsia="en-GB"/>
             </w:rPr>
           </w:pPr>
-          <w:hyperlink w:anchor="_Toc232946146" w:history="1">
+          <w:hyperlink w:anchor="_Toc232970670" w:history="1">
             <w:r>
               <w:rPr>
                 <w:rStyle w:val="Hyperlink"/>
@@ -4554,7 +4605,7 @@
                 <w:sz w:val="20"/>
                 <w:szCs w:val="20"/>
               </w:rPr>
-              <w:instrText xml:space="preserve"> PAGEREF _Toc232946146 \h </w:instrText>
+              <w:instrText xml:space="preserve"> PAGEREF _Toc232970670 \h </w:instrText>
             </w:r>
             <w:r>
               <w:rPr>
@@ -4608,7 +4659,7 @@
               <w:lang w:val="en-GB" w:eastAsia="en-GB"/>
             </w:rPr>
           </w:pPr>
-          <w:hyperlink w:anchor="_Toc232946147" w:history="1">
+          <w:hyperlink w:anchor="_Toc232970671" w:history="1">
             <w:r>
               <w:rPr>
                 <w:rStyle w:val="Hyperlink"/>
@@ -4643,7 +4694,7 @@
                 <w:sz w:val="20"/>
                 <w:szCs w:val="20"/>
               </w:rPr>
-              <w:instrText xml:space="preserve"> PAGEREF _Toc232946147 \h </w:instrText>
+              <w:instrText xml:space="preserve"> PAGEREF _Toc232970671 \h </w:instrText>
             </w:r>
             <w:r>
               <w:rPr>
@@ -4697,7 +4748,7 @@
               <w:lang w:val="en-GB" w:eastAsia="en-GB"/>
             </w:rPr>
           </w:pPr>
-          <w:hyperlink w:anchor="_Toc232946148" w:history="1">
+          <w:hyperlink w:anchor="_Toc232970672" w:history="1">
             <w:r>
               <w:rPr>
                 <w:rStyle w:val="Hyperlink"/>
@@ -4732,7 +4783,7 @@
                 <w:sz w:val="20"/>
                 <w:szCs w:val="20"/>
               </w:rPr>
-              <w:instrText xml:space="preserve"> PAGEREF _Toc232946148 \h </w:instrText>
+              <w:instrText xml:space="preserve"> PAGEREF _Toc232970672 \h </w:instrText>
             </w:r>
             <w:r>
               <w:rPr>
@@ -4786,7 +4837,7 @@
               <w:lang w:val="en-GB" w:eastAsia="en-GB"/>
             </w:rPr>
           </w:pPr>
-          <w:hyperlink w:anchor="_Toc232946149" w:history="1">
+          <w:hyperlink w:anchor="_Toc232970673" w:history="1">
             <w:r>
               <w:rPr>
                 <w:rStyle w:val="Hyperlink"/>
@@ -4821,7 +4872,7 @@
                 <w:sz w:val="20"/>
                 <w:szCs w:val="20"/>
               </w:rPr>
-              <w:instrText xml:space="preserve"> PAGEREF _Toc232946149 \h </w:instrText>
+              <w:instrText xml:space="preserve"> PAGEREF _Toc232970673 \h </w:instrText>
             </w:r>
             <w:r>
               <w:rPr>
@@ -4875,7 +4926,7 @@
               <w:lang w:val="en-GB" w:eastAsia="en-GB"/>
             </w:rPr>
           </w:pPr>
-          <w:hyperlink w:anchor="_Toc232946150" w:history="1">
+          <w:hyperlink w:anchor="_Toc232970674" w:history="1">
             <w:r>
               <w:rPr>
                 <w:rStyle w:val="Hyperlink"/>
@@ -4910,7 +4961,7 @@
                 <w:sz w:val="20"/>
                 <w:szCs w:val="20"/>
               </w:rPr>
-              <w:instrText xml:space="preserve"> PAGEREF _Toc232946150 \h </w:instrText>
+              <w:instrText xml:space="preserve"> PAGEREF _Toc232970674 \h </w:instrText>
             </w:r>
             <w:r>
               <w:rPr>
@@ -4964,7 +5015,7 @@
               <w:lang w:val="en-GB" w:eastAsia="en-GB"/>
             </w:rPr>
           </w:pPr>
-          <w:hyperlink w:anchor="_Toc232946151" w:history="1">
+          <w:hyperlink w:anchor="_Toc232970675" w:history="1">
             <w:r>
               <w:rPr>
                 <w:rStyle w:val="Hyperlink"/>
@@ -4999,7 +5050,7 @@
                 <w:sz w:val="20"/>
                 <w:szCs w:val="20"/>
               </w:rPr>
-              <w:instrText xml:space="preserve"> PAGEREF _Toc232946151 \h </w:instrText>
+              <w:instrText xml:space="preserve"> PAGEREF _Toc232970675 \h </w:instrText>
             </w:r>
             <w:r>
               <w:rPr>
@@ -5053,7 +5104,7 @@
               <w:lang w:val="en-GB" w:eastAsia="en-GB"/>
             </w:rPr>
           </w:pPr>
-          <w:hyperlink w:anchor="_Toc232946152" w:history="1">
+          <w:hyperlink w:anchor="_Toc232970676" w:history="1">
             <w:r>
               <w:rPr>
                 <w:rStyle w:val="Hyperlink"/>
@@ -5088,7 +5139,7 @@
                 <w:sz w:val="20"/>
                 <w:szCs w:val="20"/>
               </w:rPr>
-              <w:instrText xml:space="preserve"> PAGEREF _Toc232946152 \h </w:instrText>
+              <w:instrText xml:space="preserve"> PAGEREF _Toc232970676 \h </w:instrText>
             </w:r>
             <w:r>
               <w:rPr>
@@ -5142,7 +5193,7 @@
               <w:lang w:val="en-GB" w:eastAsia="en-GB"/>
             </w:rPr>
           </w:pPr>
-          <w:hyperlink w:anchor="_Toc232946153" w:history="1">
+          <w:hyperlink w:anchor="_Toc232970677" w:history="1">
             <w:r>
               <w:rPr>
                 <w:rStyle w:val="Hyperlink"/>
@@ -5177,7 +5228,7 @@
                 <w:sz w:val="20"/>
                 <w:szCs w:val="20"/>
               </w:rPr>
-              <w:instrText xml:space="preserve"> PAGEREF _Toc232946153 \h </w:instrText>
+              <w:instrText xml:space="preserve"> PAGEREF _Toc232970677 \h </w:instrText>
             </w:r>
             <w:r>
               <w:rPr>
@@ -5231,7 +5282,7 @@
               <w:lang w:val="en-GB" w:eastAsia="en-GB"/>
             </w:rPr>
           </w:pPr>
-          <w:hyperlink w:anchor="_Toc232946154" w:history="1">
+          <w:hyperlink w:anchor="_Toc232970678" w:history="1">
             <w:r>
               <w:rPr>
                 <w:rStyle w:val="Hyperlink"/>
@@ -5266,7 +5317,7 @@
                 <w:sz w:val="20"/>
                 <w:szCs w:val="20"/>
               </w:rPr>
-              <w:instrText xml:space="preserve"> PAGEREF _Toc232946154 \h </w:instrText>
+              <w:instrText xml:space="preserve"> PAGEREF _Toc232970678 \h </w:instrText>
             </w:r>
             <w:r>
               <w:rPr>
@@ -5320,7 +5371,7 @@
               <w:lang w:val="en-GB" w:eastAsia="en-GB"/>
             </w:rPr>
           </w:pPr>
-          <w:hyperlink w:anchor="_Toc232946155" w:history="1">
+          <w:hyperlink w:anchor="_Toc232970679" w:history="1">
             <w:r>
               <w:rPr>
                 <w:rStyle w:val="Hyperlink"/>
@@ -5355,7 +5406,7 @@
                 <w:sz w:val="20"/>
                 <w:szCs w:val="20"/>
               </w:rPr>
-              <w:instrText xml:space="preserve"> PAGEREF _Toc232946155 \h </w:instrText>
+              <w:instrText xml:space="preserve"> PAGEREF _Toc232970679 \h </w:instrText>
             </w:r>
             <w:r>
               <w:rPr>
@@ -5409,7 +5460,7 @@
               <w:lang w:val="en-GB" w:eastAsia="en-GB"/>
             </w:rPr>
           </w:pPr>
-          <w:hyperlink w:anchor="_Toc232946156" w:history="1">
+          <w:hyperlink w:anchor="_Toc232970680" w:history="1">
             <w:r>
               <w:rPr>
                 <w:rStyle w:val="Hyperlink"/>
@@ -5444,7 +5495,7 @@
                 <w:sz w:val="20"/>
                 <w:szCs w:val="20"/>
               </w:rPr>
-              <w:instrText xml:space="preserve"> PAGEREF _Toc232946156 \h </w:instrText>
+              <w:instrText xml:space="preserve"> PAGEREF _Toc232970680 \h </w:instrText>
             </w:r>
             <w:r>
               <w:rPr>
@@ -5498,7 +5549,7 @@
               <w:lang w:val="en-GB" w:eastAsia="en-GB"/>
             </w:rPr>
           </w:pPr>
-          <w:hyperlink w:anchor="_Toc232946157" w:history="1">
+          <w:hyperlink w:anchor="_Toc232970681" w:history="1">
             <w:r>
               <w:rPr>
                 <w:rStyle w:val="Hyperlink"/>
@@ -5533,7 +5584,7 @@
                 <w:sz w:val="20"/>
                 <w:szCs w:val="20"/>
               </w:rPr>
-              <w:instrText xml:space="preserve"> PAGEREF _Toc232946157 \h </w:instrText>
+              <w:instrText xml:space="preserve"> PAGEREF _Toc232970681 \h </w:instrText>
             </w:r>
             <w:r>
               <w:rPr>
@@ -5587,7 +5638,7 @@
               <w:lang w:val="en-GB" w:eastAsia="en-GB"/>
             </w:rPr>
           </w:pPr>
-          <w:hyperlink w:anchor="_Toc232946158" w:history="1">
+          <w:hyperlink w:anchor="_Toc232970682" w:history="1">
             <w:r>
               <w:rPr>
                 <w:rStyle w:val="Hyperlink"/>
@@ -5622,7 +5673,7 @@
                 <w:sz w:val="20"/>
                 <w:szCs w:val="20"/>
               </w:rPr>
-              <w:instrText xml:space="preserve"> PAGEREF _Toc232946158 \h </w:instrText>
+              <w:instrText xml:space="preserve"> PAGEREF _Toc232970682 \h </w:instrText>
             </w:r>
             <w:r>
               <w:rPr>
@@ -5676,7 +5727,7 @@
               <w:lang w:val="en-GB" w:eastAsia="en-GB"/>
             </w:rPr>
           </w:pPr>
-          <w:hyperlink w:anchor="_Toc232946159" w:history="1">
+          <w:hyperlink w:anchor="_Toc232970683" w:history="1">
             <w:r>
               <w:rPr>
                 <w:rStyle w:val="Hyperlink"/>
@@ -5711,7 +5762,7 @@
                 <w:sz w:val="20"/>
                 <w:szCs w:val="20"/>
               </w:rPr>
-              <w:instrText xml:space="preserve"> PAGEREF _Toc232946159 \h </w:instrText>
+              <w:instrText xml:space="preserve"> PAGEREF _Toc232970683 \h </w:instrText>
             </w:r>
             <w:r>
               <w:rPr>
@@ -5765,7 +5816,7 @@
               <w:lang w:val="en-GB" w:eastAsia="en-GB"/>
             </w:rPr>
           </w:pPr>
-          <w:hyperlink w:anchor="_Toc232946160" w:history="1">
+          <w:hyperlink w:anchor="_Toc232970684" w:history="1">
             <w:r>
               <w:rPr>
                 <w:rStyle w:val="Hyperlink"/>
@@ -5800,7 +5851,7 @@
                 <w:sz w:val="20"/>
                 <w:szCs w:val="20"/>
               </w:rPr>
-              <w:instrText xml:space="preserve"> PAGEREF _Toc232946160 \h </w:instrText>
+              <w:instrText xml:space="preserve"> PAGEREF _Toc232970684 \h </w:instrText>
             </w:r>
             <w:r>
               <w:rPr>
@@ -5854,7 +5905,7 @@
               <w:lang w:val="en-GB" w:eastAsia="en-GB"/>
             </w:rPr>
           </w:pPr>
-          <w:hyperlink w:anchor="_Toc232946161" w:history="1">
+          <w:hyperlink w:anchor="_Toc232970685" w:history="1">
             <w:r>
               <w:rPr>
                 <w:rStyle w:val="Hyperlink"/>
@@ -5889,7 +5940,7 @@
                 <w:sz w:val="20"/>
                 <w:szCs w:val="20"/>
               </w:rPr>
-              <w:instrText xml:space="preserve"> PAGEREF _Toc232946161 \h </w:instrText>
+              <w:instrText xml:space="preserve"> PAGEREF _Toc232970685 \h </w:instrText>
             </w:r>
             <w:r>
               <w:rPr>
@@ -5943,7 +5994,7 @@
               <w:lang w:val="en-GB" w:eastAsia="en-GB"/>
             </w:rPr>
           </w:pPr>
-          <w:hyperlink w:anchor="_Toc232946162" w:history="1">
+          <w:hyperlink w:anchor="_Toc232970686" w:history="1">
             <w:r>
               <w:rPr>
                 <w:rStyle w:val="Hyperlink"/>
@@ -5978,7 +6029,7 @@
                 <w:sz w:val="20"/>
                 <w:szCs w:val="20"/>
               </w:rPr>
-              <w:instrText xml:space="preserve"> PAGEREF _Toc232946162 \h </w:instrText>
+              <w:instrText xml:space="preserve"> PAGEREF _Toc232970686 \h </w:instrText>
             </w:r>
             <w:r>
               <w:rPr>
@@ -6032,7 +6083,7 @@
               <w:lang w:val="en-GB" w:eastAsia="en-GB"/>
             </w:rPr>
           </w:pPr>
-          <w:hyperlink w:anchor="_Toc232946163" w:history="1">
+          <w:hyperlink w:anchor="_Toc232970687" w:history="1">
             <w:r>
               <w:rPr>
                 <w:rStyle w:val="Hyperlink"/>
@@ -6067,7 +6118,7 @@
                 <w:sz w:val="20"/>
                 <w:szCs w:val="20"/>
               </w:rPr>
-              <w:instrText xml:space="preserve"> PAGEREF _Toc232946163 \h </w:instrText>
+              <w:instrText xml:space="preserve"> PAGEREF _Toc232970687 \h </w:instrText>
             </w:r>
             <w:r>
               <w:rPr>
@@ -6121,7 +6172,7 @@
               <w:lang w:val="en-GB" w:eastAsia="en-GB"/>
             </w:rPr>
           </w:pPr>
-          <w:hyperlink w:anchor="_Toc232946164" w:history="1">
+          <w:hyperlink w:anchor="_Toc232970688" w:history="1">
             <w:r>
               <w:rPr>
                 <w:rStyle w:val="Hyperlink"/>
@@ -6156,7 +6207,7 @@
                 <w:sz w:val="20"/>
                 <w:szCs w:val="20"/>
               </w:rPr>
-              <w:instrText xml:space="preserve"> PAGEREF _Toc232946164 \h </w:instrText>
+              <w:instrText xml:space="preserve"> PAGEREF _Toc232970688 \h </w:instrText>
             </w:r>
             <w:r>
               <w:rPr>
@@ -6210,7 +6261,7 @@
               <w:lang w:val="en-GB" w:eastAsia="en-GB"/>
             </w:rPr>
           </w:pPr>
-          <w:hyperlink w:anchor="_Toc232946165" w:history="1">
+          <w:hyperlink w:anchor="_Toc232970689" w:history="1">
             <w:r>
               <w:rPr>
                 <w:rStyle w:val="Hyperlink"/>
@@ -6245,7 +6296,7 @@
                 <w:sz w:val="20"/>
                 <w:szCs w:val="20"/>
               </w:rPr>
-              <w:instrText xml:space="preserve"> PAGEREF _Toc232946165 \h </w:instrText>
+              <w:instrText xml:space="preserve"> PAGEREF _Toc232970689 \h </w:instrText>
             </w:r>
             <w:r>
               <w:rPr>
@@ -6299,7 +6350,7 @@
               <w:lang w:val="en-GB" w:eastAsia="en-GB"/>
             </w:rPr>
           </w:pPr>
-          <w:hyperlink w:anchor="_Toc232946166" w:history="1">
+          <w:hyperlink w:anchor="_Toc232970690" w:history="1">
             <w:r>
               <w:rPr>
                 <w:rStyle w:val="Hyperlink"/>
@@ -6334,7 +6385,7 @@
                 <w:sz w:val="20"/>
                 <w:szCs w:val="20"/>
               </w:rPr>
-              <w:instrText xml:space="preserve"> PAGEREF _Toc232946166 \h </w:instrText>
+              <w:instrText xml:space="preserve"> PAGEREF _Toc232970690 \h </w:instrText>
             </w:r>
             <w:r>
               <w:rPr>
@@ -6388,7 +6439,7 @@
               <w:lang w:val="en-GB" w:eastAsia="en-GB"/>
             </w:rPr>
           </w:pPr>
-          <w:hyperlink w:anchor="_Toc232946167" w:history="1">
+          <w:hyperlink w:anchor="_Toc232970691" w:history="1">
             <w:r>
               <w:rPr>
                 <w:rStyle w:val="Hyperlink"/>
@@ -6423,7 +6474,7 @@
                 <w:sz w:val="20"/>
                 <w:szCs w:val="20"/>
               </w:rPr>
-              <w:instrText xml:space="preserve"> PAGEREF _Toc232946167 \h </w:instrText>
+              <w:instrText xml:space="preserve"> PAGEREF _Toc232970691 \h </w:instrText>
             </w:r>
             <w:r>
               <w:rPr>
@@ -6477,7 +6528,7 @@
               <w:lang w:val="en-GB" w:eastAsia="en-GB"/>
             </w:rPr>
           </w:pPr>
-          <w:hyperlink w:anchor="_Toc232946168" w:history="1">
+          <w:hyperlink w:anchor="_Toc232970692" w:history="1">
             <w:r>
               <w:rPr>
                 <w:rStyle w:val="Hyperlink"/>
@@ -6512,7 +6563,7 @@
                 <w:sz w:val="20"/>
                 <w:szCs w:val="20"/>
               </w:rPr>
-              <w:instrText xml:space="preserve"> PAGEREF _Toc232946168 \h </w:instrText>
+              <w:instrText xml:space="preserve"> PAGEREF _Toc232970692 \h </w:instrText>
             </w:r>
             <w:r>
               <w:rPr>
@@ -6566,7 +6617,7 @@
               <w:lang w:val="en-GB" w:eastAsia="en-GB"/>
             </w:rPr>
           </w:pPr>
-          <w:hyperlink w:anchor="_Toc232946169" w:history="1">
+          <w:hyperlink w:anchor="_Toc232970693" w:history="1">
             <w:r>
               <w:rPr>
                 <w:rStyle w:val="Hyperlink"/>
@@ -6601,7 +6652,7 @@
                 <w:sz w:val="20"/>
                 <w:szCs w:val="20"/>
               </w:rPr>
-              <w:instrText xml:space="preserve"> PAGEREF _Toc232946169 \h </w:instrText>
+              <w:instrText xml:space="preserve"> PAGEREF _Toc232970693 \h </w:instrText>
             </w:r>
             <w:r>
               <w:rPr>
@@ -6655,7 +6706,7 @@
               <w:lang w:val="en-GB" w:eastAsia="en-GB"/>
             </w:rPr>
           </w:pPr>
-          <w:hyperlink w:anchor="_Toc232946170" w:history="1">
+          <w:hyperlink w:anchor="_Toc232970694" w:history="1">
             <w:r>
               <w:rPr>
                 <w:rStyle w:val="Hyperlink"/>
@@ -6690,7 +6741,7 @@
                 <w:sz w:val="20"/>
                 <w:szCs w:val="20"/>
               </w:rPr>
-              <w:instrText xml:space="preserve"> PAGEREF _Toc232946170 \h </w:instrText>
+              <w:instrText xml:space="preserve"> PAGEREF _Toc232970694 \h </w:instrText>
             </w:r>
             <w:r>
               <w:rPr>
@@ -6744,7 +6795,7 @@
               <w:lang w:val="en-GB" w:eastAsia="en-GB"/>
             </w:rPr>
           </w:pPr>
-          <w:hyperlink w:anchor="_Toc232946171" w:history="1">
+          <w:hyperlink w:anchor="_Toc232970695" w:history="1">
             <w:r>
               <w:rPr>
                 <w:rStyle w:val="Hyperlink"/>
@@ -6779,7 +6830,7 @@
                 <w:sz w:val="20"/>
                 <w:szCs w:val="20"/>
               </w:rPr>
-              <w:instrText xml:space="preserve"> PAGEREF _Toc232946171 \h </w:instrText>
+              <w:instrText xml:space="preserve"> PAGEREF _Toc232970695 \h </w:instrText>
             </w:r>
             <w:r>
               <w:rPr>
@@ -6833,7 +6884,7 @@
               <w:lang w:val="en-GB" w:eastAsia="en-GB"/>
             </w:rPr>
           </w:pPr>
-          <w:hyperlink w:anchor="_Toc232946172" w:history="1">
+          <w:hyperlink w:anchor="_Toc232970696" w:history="1">
             <w:r>
               <w:rPr>
                 <w:rStyle w:val="Hyperlink"/>
@@ -6868,7 +6919,7 @@
                 <w:sz w:val="20"/>
                 <w:szCs w:val="20"/>
               </w:rPr>
-              <w:instrText xml:space="preserve"> PAGEREF _Toc232946172 \h </w:instrText>
+              <w:instrText xml:space="preserve"> PAGEREF _Toc232970696 \h </w:instrText>
             </w:r>
             <w:r>
               <w:rPr>
@@ -6922,7 +6973,7 @@
               <w:lang w:val="en-GB" w:eastAsia="en-GB"/>
             </w:rPr>
           </w:pPr>
-          <w:hyperlink w:anchor="_Toc232946173" w:history="1">
+          <w:hyperlink w:anchor="_Toc232970697" w:history="1">
             <w:r>
               <w:rPr>
                 <w:rStyle w:val="Hyperlink"/>
@@ -6957,7 +7008,7 @@
                 <w:sz w:val="20"/>
                 <w:szCs w:val="20"/>
               </w:rPr>
-              <w:instrText xml:space="preserve"> PAGEREF _Toc232946173 \h </w:instrText>
+              <w:instrText xml:space="preserve"> PAGEREF _Toc232970697 \h </w:instrText>
             </w:r>
             <w:r>
               <w:rPr>
@@ -7011,7 +7062,7 @@
               <w:lang w:val="en-GB" w:eastAsia="en-GB"/>
             </w:rPr>
           </w:pPr>
-          <w:hyperlink w:anchor="_Toc232946174" w:history="1">
+          <w:hyperlink w:anchor="_Toc232970698" w:history="1">
             <w:r>
               <w:rPr>
                 <w:rStyle w:val="Hyperlink"/>
@@ -7019,7 +7070,7 @@
                 <w:sz w:val="20"/>
                 <w:szCs w:val="20"/>
               </w:rPr>
-              <w:t>12.1 – Appendix 1: Full Code Listings</w:t>
+              <w:t>12.1 – Appendix 1: Full Code Listings and Demo Link</w:t>
             </w:r>
             <w:r>
               <w:rPr>
@@ -7046,7 +7097,7 @@
                 <w:sz w:val="20"/>
                 <w:szCs w:val="20"/>
               </w:rPr>
-              <w:instrText xml:space="preserve"> PAGEREF _Toc232946174 \h </w:instrText>
+              <w:instrText xml:space="preserve"> PAGEREF _Toc232970698 \h </w:instrText>
             </w:r>
             <w:r>
               <w:rPr>
@@ -7100,7 +7151,7 @@
               <w:lang w:val="en-GB" w:eastAsia="en-GB"/>
             </w:rPr>
           </w:pPr>
-          <w:hyperlink w:anchor="_Toc232946175" w:history="1">
+          <w:hyperlink w:anchor="_Toc232970699" w:history="1">
             <w:r>
               <w:rPr>
                 <w:rStyle w:val="Hyperlink"/>
@@ -7135,7 +7186,7 @@
                 <w:sz w:val="20"/>
                 <w:szCs w:val="20"/>
               </w:rPr>
-              <w:instrText xml:space="preserve"> PAGEREF _Toc232946175 \h </w:instrText>
+              <w:instrText xml:space="preserve"> PAGEREF _Toc232970699 \h </w:instrText>
             </w:r>
             <w:r>
               <w:rPr>
@@ -7189,7 +7240,7 @@
               <w:lang w:val="en-GB" w:eastAsia="en-GB"/>
             </w:rPr>
           </w:pPr>
-          <w:hyperlink w:anchor="_Toc232946176" w:history="1">
+          <w:hyperlink w:anchor="_Toc232970700" w:history="1">
             <w:r>
               <w:rPr>
                 <w:rStyle w:val="Hyperlink"/>
@@ -7224,7 +7275,7 @@
                 <w:sz w:val="20"/>
                 <w:szCs w:val="20"/>
               </w:rPr>
-              <w:instrText xml:space="preserve"> PAGEREF _Toc232946176 \h </w:instrText>
+              <w:instrText xml:space="preserve"> PAGEREF _Toc232970700 \h </w:instrText>
             </w:r>
             <w:r>
               <w:rPr>
@@ -7276,7 +7327,7 @@
               <w:lang w:val="en-GB" w:eastAsia="en-GB"/>
             </w:rPr>
           </w:pPr>
-          <w:hyperlink w:anchor="_Toc232946177" w:history="1">
+          <w:hyperlink w:anchor="_Toc232970701" w:history="1">
             <w:r>
               <w:rPr>
                 <w:rStyle w:val="Hyperlink"/>
@@ -7311,7 +7362,7 @@
                 <w:sz w:val="20"/>
                 <w:szCs w:val="20"/>
               </w:rPr>
-              <w:instrText xml:space="preserve"> PAGEREF _Toc232946177 \h </w:instrText>
+              <w:instrText xml:space="preserve"> PAGEREF _Toc232970701 \h </w:instrText>
             </w:r>
             <w:r>
               <w:rPr>
@@ -7385,7 +7436,7 @@
       <w:pPr>
         <w:pStyle w:val="Heading2"/>
       </w:pPr>
-      <w:bookmarkStart w:id="3" w:name="_Toc232946114"/>
+      <w:bookmarkStart w:id="3" w:name="_Toc232970638"/>
       <w:r>
         <w:lastRenderedPageBreak/>
         <w:t xml:space="preserve">2.2 </w:t>
@@ -8202,7 +8253,7 @@
       <w:pPr>
         <w:pStyle w:val="Heading2"/>
       </w:pPr>
-      <w:bookmarkStart w:id="4" w:name="_Toc232946115"/>
+      <w:bookmarkStart w:id="4" w:name="_Toc232970639"/>
       <w:r>
         <w:t xml:space="preserve">2.3 </w:t>
       </w:r>
@@ -8757,7 +8808,23 @@
           <w:sz w:val="20"/>
           <w:szCs w:val="20"/>
         </w:rPr>
-        <w:t>. ClickUp PMS Dashboard Overview</w:t>
+        <w:t xml:space="preserve">. </w:t>
+      </w:r>
+      <w:proofErr w:type="spellStart"/>
+      <w:r>
+        <w:rPr>
+          <w:sz w:val="20"/>
+          <w:szCs w:val="20"/>
+        </w:rPr>
+        <w:t>ClickUp</w:t>
+      </w:r>
+      <w:proofErr w:type="spellEnd"/>
+      <w:r>
+        <w:rPr>
+          <w:sz w:val="20"/>
+          <w:szCs w:val="20"/>
+        </w:rPr>
+        <w:t xml:space="preserve"> PMS Dashboard Overview</w:t>
       </w:r>
     </w:p>
     <w:p>
@@ -8807,7 +8874,7 @@
           <w:bottom w:val="single" w:sz="6" w:space="1" w:color="auto"/>
         </w:pBdr>
       </w:pPr>
-      <w:bookmarkStart w:id="5" w:name="_Toc232946116"/>
+      <w:bookmarkStart w:id="5" w:name="_Toc232970640"/>
       <w:r>
         <w:lastRenderedPageBreak/>
         <w:t xml:space="preserve">3 – </w:t>
@@ -8821,7 +8888,7 @@
       <w:pPr>
         <w:pStyle w:val="Heading2"/>
       </w:pPr>
-      <w:bookmarkStart w:id="6" w:name="_Toc232946117"/>
+      <w:bookmarkStart w:id="6" w:name="_Toc232970641"/>
       <w:r>
         <w:t xml:space="preserve">3.1 – </w:t>
       </w:r>
@@ -8903,7 +8970,39 @@
           <w:sz w:val="20"/>
           <w:szCs w:val="20"/>
         </w:rPr>
-        <w:t>With the rise of digital real estate platforms, like Property Finder, Bayut, Dubizzle and similar portals, it is now, however, very easy to access thousands of property listings and structured data about them. This gives us an excellent chance to provide a solution to the struggle of getting a property appraisal by creating a machine learning-based price prediction model using data from such UAE real estate platforms.</w:t>
+        <w:t xml:space="preserve">With the rise of digital real estate platforms, like Property Finder, </w:t>
+      </w:r>
+      <w:proofErr w:type="spellStart"/>
+      <w:r>
+        <w:rPr>
+          <w:sz w:val="20"/>
+          <w:szCs w:val="20"/>
+        </w:rPr>
+        <w:t>Bayut</w:t>
+      </w:r>
+      <w:proofErr w:type="spellEnd"/>
+      <w:r>
+        <w:rPr>
+          <w:sz w:val="20"/>
+          <w:szCs w:val="20"/>
+        </w:rPr>
+        <w:t xml:space="preserve">, </w:t>
+      </w:r>
+      <w:proofErr w:type="spellStart"/>
+      <w:r>
+        <w:rPr>
+          <w:sz w:val="20"/>
+          <w:szCs w:val="20"/>
+        </w:rPr>
+        <w:t>Dubizzle</w:t>
+      </w:r>
+      <w:proofErr w:type="spellEnd"/>
+      <w:r>
+        <w:rPr>
+          <w:sz w:val="20"/>
+          <w:szCs w:val="20"/>
+        </w:rPr>
+        <w:t xml:space="preserve"> and similar portals, it is now, however, very easy to access thousands of property listings and structured data about them. This gives us an excellent chance to provide a solution to the struggle of getting a property appraisal by creating a machine learning-based price prediction model using data from such UAE real estate platforms.</w:t>
       </w:r>
     </w:p>
     <w:p>
@@ -8926,7 +9025,7 @@
       <w:pPr>
         <w:pStyle w:val="Heading2"/>
       </w:pPr>
-      <w:bookmarkStart w:id="7" w:name="_Toc232946118"/>
+      <w:bookmarkStart w:id="7" w:name="_Toc232970642"/>
       <w:r>
         <w:t xml:space="preserve">3.2 – </w:t>
       </w:r>
@@ -8964,7 +9063,23 @@
           <w:sz w:val="20"/>
           <w:szCs w:val="20"/>
         </w:rPr>
-        <w:t xml:space="preserve">However, even trained professionals can sometimes disagree significantly on a listing price. Yet, an accurate property price is an essential component to a successful investment for a buyer, a profitable sale for a seller and reduced time on market, which benefits both. </w:t>
+        <w:t xml:space="preserve">However, even trained professionals can sometimes disagree significantly </w:t>
+      </w:r>
+      <w:proofErr w:type="gramStart"/>
+      <w:r>
+        <w:rPr>
+          <w:sz w:val="20"/>
+          <w:szCs w:val="20"/>
+        </w:rPr>
+        <w:t>on</w:t>
+      </w:r>
+      <w:proofErr w:type="gramEnd"/>
+      <w:r>
+        <w:rPr>
+          <w:sz w:val="20"/>
+          <w:szCs w:val="20"/>
+        </w:rPr>
+        <w:t xml:space="preserve"> a listing price. Yet, an accurate property price is an essential component to a successful investment for a buyer, a profitable sale for a seller and reduced time on market, which benefits both. </w:t>
       </w:r>
       <w:r>
         <w:rPr>
@@ -9048,7 +9163,7 @@
       <w:pPr>
         <w:pStyle w:val="Heading2"/>
       </w:pPr>
-      <w:bookmarkStart w:id="8" w:name="_Toc232946119"/>
+      <w:bookmarkStart w:id="8" w:name="_Toc232970643"/>
       <w:r>
         <w:lastRenderedPageBreak/>
         <w:t xml:space="preserve">3.3 </w:t>
@@ -9464,7 +9579,7 @@
       <w:pPr>
         <w:pStyle w:val="Heading2"/>
       </w:pPr>
-      <w:bookmarkStart w:id="9" w:name="_Toc232946120"/>
+      <w:bookmarkStart w:id="9" w:name="_Toc232970644"/>
       <w:r>
         <w:lastRenderedPageBreak/>
         <w:t xml:space="preserve">3.4 </w:t>
@@ -9487,7 +9602,7 @@
       <w:pPr>
         <w:pStyle w:val="Heading3"/>
       </w:pPr>
-      <w:bookmarkStart w:id="10" w:name="_Toc232946121"/>
+      <w:bookmarkStart w:id="10" w:name="_Toc232970645"/>
       <w:r>
         <w:t xml:space="preserve">3.4.1 </w:t>
       </w:r>
@@ -9586,7 +9701,7 @@
       <w:pPr>
         <w:pStyle w:val="Heading3"/>
       </w:pPr>
-      <w:bookmarkStart w:id="11" w:name="_Toc232946122"/>
+      <w:bookmarkStart w:id="11" w:name="_Toc232970646"/>
       <w:r>
         <w:t xml:space="preserve">3.4.2 </w:t>
       </w:r>
@@ -9891,7 +10006,7 @@
           <w:bottom w:val="single" w:sz="6" w:space="1" w:color="auto"/>
         </w:pBdr>
       </w:pPr>
-      <w:bookmarkStart w:id="12" w:name="_Toc232946123"/>
+      <w:bookmarkStart w:id="12" w:name="_Toc232970647"/>
       <w:r>
         <w:lastRenderedPageBreak/>
         <w:t xml:space="preserve">4 </w:t>
@@ -9911,7 +10026,7 @@
       <w:pPr>
         <w:pStyle w:val="Heading2"/>
       </w:pPr>
-      <w:bookmarkStart w:id="13" w:name="_Toc232946124"/>
+      <w:bookmarkStart w:id="13" w:name="_Toc232970648"/>
       <w:r>
         <w:t xml:space="preserve">4.1 </w:t>
       </w:r>
@@ -9968,7 +10083,7 @@
       <w:pPr>
         <w:pStyle w:val="Heading2"/>
       </w:pPr>
-      <w:bookmarkStart w:id="14" w:name="_Toc232946125"/>
+      <w:bookmarkStart w:id="14" w:name="_Toc232970649"/>
       <w:r>
         <w:t xml:space="preserve">4.2 </w:t>
       </w:r>
@@ -10091,7 +10206,15 @@
           <w:sz w:val="20"/>
           <w:szCs w:val="20"/>
         </w:rPr>
-        <w:t>For gradient boosting specifically, Chen and Guestrin</w:t>
+        <w:t xml:space="preserve">For gradient boosting specifically, Chen and </w:t>
+      </w:r>
+      <w:proofErr w:type="spellStart"/>
+      <w:r>
+        <w:rPr>
+          <w:sz w:val="20"/>
+          <w:szCs w:val="20"/>
+        </w:rPr>
+        <w:t>Guestrin</w:t>
       </w:r>
       <w:r>
         <w:rPr>
@@ -10105,7 +10228,63 @@
           <w:sz w:val="20"/>
           <w:szCs w:val="20"/>
         </w:rPr>
-        <w:t xml:space="preserve">s XGBoost (2016) and its successor CatBoost (Prokhorenkova et al., 2018) have achieved state-of-the-art results in structured tabular data competitions, including real estate pricing tasks. </w:t>
+        <w:t>s</w:t>
+      </w:r>
+      <w:proofErr w:type="spellEnd"/>
+      <w:r>
+        <w:rPr>
+          <w:sz w:val="20"/>
+          <w:szCs w:val="20"/>
+        </w:rPr>
+        <w:t xml:space="preserve"> </w:t>
+      </w:r>
+      <w:proofErr w:type="spellStart"/>
+      <w:r>
+        <w:rPr>
+          <w:sz w:val="20"/>
+          <w:szCs w:val="20"/>
+        </w:rPr>
+        <w:t>XGBoost</w:t>
+      </w:r>
+      <w:proofErr w:type="spellEnd"/>
+      <w:r>
+        <w:rPr>
+          <w:sz w:val="20"/>
+          <w:szCs w:val="20"/>
+        </w:rPr>
+        <w:t xml:space="preserve"> (2016) and its successor </w:t>
+      </w:r>
+      <w:proofErr w:type="spellStart"/>
+      <w:r>
+        <w:rPr>
+          <w:sz w:val="20"/>
+          <w:szCs w:val="20"/>
+        </w:rPr>
+        <w:t>CatBoost</w:t>
+      </w:r>
+      <w:proofErr w:type="spellEnd"/>
+      <w:r>
+        <w:rPr>
+          <w:sz w:val="20"/>
+          <w:szCs w:val="20"/>
+        </w:rPr>
+        <w:t xml:space="preserve"> (</w:t>
+      </w:r>
+      <w:proofErr w:type="spellStart"/>
+      <w:r>
+        <w:rPr>
+          <w:sz w:val="20"/>
+          <w:szCs w:val="20"/>
+        </w:rPr>
+        <w:t>Prokhorenkova</w:t>
+      </w:r>
+      <w:proofErr w:type="spellEnd"/>
+      <w:r>
+        <w:rPr>
+          <w:sz w:val="20"/>
+          <w:szCs w:val="20"/>
+        </w:rPr>
+        <w:t xml:space="preserve"> et al., 2018) have achieved state-of-the-art results in structured tabular data competitions, including real estate pricing tasks. </w:t>
       </w:r>
     </w:p>
     <w:p>
@@ -10116,12 +10295,29 @@
           <w:szCs w:val="20"/>
         </w:rPr>
       </w:pPr>
-      <w:r>
-        <w:rPr>
-          <w:sz w:val="20"/>
-          <w:szCs w:val="20"/>
-        </w:rPr>
-        <w:t>HistGradientBoosting, scikit-learn</w:t>
+      <w:proofErr w:type="spellStart"/>
+      <w:r>
+        <w:rPr>
+          <w:sz w:val="20"/>
+          <w:szCs w:val="20"/>
+        </w:rPr>
+        <w:t>HistGradientBoosting</w:t>
+      </w:r>
+      <w:proofErr w:type="spellEnd"/>
+      <w:r>
+        <w:rPr>
+          <w:sz w:val="20"/>
+          <w:szCs w:val="20"/>
+        </w:rPr>
+        <w:t>, scikit-</w:t>
+      </w:r>
+      <w:proofErr w:type="spellStart"/>
+      <w:r>
+        <w:rPr>
+          <w:sz w:val="20"/>
+          <w:szCs w:val="20"/>
+        </w:rPr>
+        <w:t>learn</w:t>
       </w:r>
       <w:r>
         <w:rPr>
@@ -10135,7 +10331,31 @@
           <w:sz w:val="20"/>
           <w:szCs w:val="20"/>
         </w:rPr>
-        <w:t xml:space="preserve">s native implementation inspired by LightGBM, similarly uses histogram-based </w:t>
+        <w:t>s</w:t>
+      </w:r>
+      <w:proofErr w:type="spellEnd"/>
+      <w:r>
+        <w:rPr>
+          <w:sz w:val="20"/>
+          <w:szCs w:val="20"/>
+        </w:rPr>
+        <w:t xml:space="preserve"> native implementation inspired by </w:t>
+      </w:r>
+      <w:proofErr w:type="spellStart"/>
+      <w:r>
+        <w:rPr>
+          <w:sz w:val="20"/>
+          <w:szCs w:val="20"/>
+        </w:rPr>
+        <w:t>LightGBM</w:t>
+      </w:r>
+      <w:proofErr w:type="spellEnd"/>
+      <w:r>
+        <w:rPr>
+          <w:sz w:val="20"/>
+          <w:szCs w:val="20"/>
+        </w:rPr>
+        <w:t xml:space="preserve">, similarly uses histogram-based </w:t>
       </w:r>
       <w:r>
         <w:rPr>
@@ -10164,7 +10384,7 @@
       <w:pPr>
         <w:pStyle w:val="Heading2"/>
       </w:pPr>
-      <w:bookmarkStart w:id="15" w:name="_Toc232946126"/>
+      <w:bookmarkStart w:id="15" w:name="_Toc232970650"/>
       <w:r>
         <w:t xml:space="preserve">4.3 </w:t>
       </w:r>
@@ -10208,7 +10428,31 @@
           <w:sz w:val="20"/>
           <w:szCs w:val="20"/>
         </w:rPr>
-        <w:t>For high-cardinality categorical features such as location, mean target encoding has been shown to outperform one-hot encoding and label encoding (Micci-Barreca, 2001; Cerda and Varoquaux, 2022). Scikit-learn</w:t>
+        <w:t xml:space="preserve">For high-cardinality categorical features such as location, mean target encoding has been shown to outperform one-hot encoding and label encoding (Micci-Barreca, 2001; Cerda and </w:t>
+      </w:r>
+      <w:proofErr w:type="spellStart"/>
+      <w:r>
+        <w:rPr>
+          <w:sz w:val="20"/>
+          <w:szCs w:val="20"/>
+        </w:rPr>
+        <w:t>Varoquaux</w:t>
+      </w:r>
+      <w:proofErr w:type="spellEnd"/>
+      <w:r>
+        <w:rPr>
+          <w:sz w:val="20"/>
+          <w:szCs w:val="20"/>
+        </w:rPr>
+        <w:t>, 2022). Scikit-</w:t>
+      </w:r>
+      <w:proofErr w:type="spellStart"/>
+      <w:r>
+        <w:rPr>
+          <w:sz w:val="20"/>
+          <w:szCs w:val="20"/>
+        </w:rPr>
+        <w:t>learn</w:t>
       </w:r>
       <w:r>
         <w:rPr>
@@ -10222,7 +10466,31 @@
           <w:sz w:val="20"/>
           <w:szCs w:val="20"/>
         </w:rPr>
-        <w:t>s TargetEncoder with cross-fitting is used in our pipeline to encode the area-city component of each property</w:t>
+        <w:t>s</w:t>
+      </w:r>
+      <w:proofErr w:type="spellEnd"/>
+      <w:r>
+        <w:rPr>
+          <w:sz w:val="20"/>
+          <w:szCs w:val="20"/>
+        </w:rPr>
+        <w:t xml:space="preserve"> </w:t>
+      </w:r>
+      <w:proofErr w:type="spellStart"/>
+      <w:r>
+        <w:rPr>
+          <w:sz w:val="20"/>
+          <w:szCs w:val="20"/>
+        </w:rPr>
+        <w:t>TargetEncoder</w:t>
+      </w:r>
+      <w:proofErr w:type="spellEnd"/>
+      <w:r>
+        <w:rPr>
+          <w:sz w:val="20"/>
+          <w:szCs w:val="20"/>
+        </w:rPr>
+        <w:t xml:space="preserve"> with cross-fitting is used in our pipeline to encode the area-city component of each property</w:t>
       </w:r>
       <w:r>
         <w:rPr>
@@ -10291,7 +10559,7 @@
       <w:pPr>
         <w:pStyle w:val="Heading2"/>
       </w:pPr>
-      <w:bookmarkStart w:id="16" w:name="_Toc232946127"/>
+      <w:bookmarkStart w:id="16" w:name="_Toc232970651"/>
       <w:r>
         <w:lastRenderedPageBreak/>
         <w:t xml:space="preserve">4.4 </w:t>
@@ -10350,7 +10618,7 @@
       <w:pPr>
         <w:pStyle w:val="Heading2"/>
       </w:pPr>
-      <w:bookmarkStart w:id="17" w:name="_Toc232946128"/>
+      <w:bookmarkStart w:id="17" w:name="_Toc232970652"/>
       <w:r>
         <w:t xml:space="preserve">4.5 </w:t>
       </w:r>
@@ -10392,7 +10660,39 @@
           <w:sz w:val="20"/>
           <w:szCs w:val="20"/>
         </w:rPr>
-        <w:t xml:space="preserve"> methodology, comparing CatBoost and HistGradientBoosting as the primary candidates against Ridge Regression (a strong linear baseline) and Random Forest (a well-established ensemble baseline). This selection aligns with best practices in the applied ML literature for structured tabular regression tasks with mixed numeric and categorical features.</w:t>
+        <w:t xml:space="preserve"> methodology, comparing </w:t>
+      </w:r>
+      <w:proofErr w:type="spellStart"/>
+      <w:r>
+        <w:rPr>
+          <w:sz w:val="20"/>
+          <w:szCs w:val="20"/>
+        </w:rPr>
+        <w:t>CatBoost</w:t>
+      </w:r>
+      <w:proofErr w:type="spellEnd"/>
+      <w:r>
+        <w:rPr>
+          <w:sz w:val="20"/>
+          <w:szCs w:val="20"/>
+        </w:rPr>
+        <w:t xml:space="preserve"> and </w:t>
+      </w:r>
+      <w:proofErr w:type="spellStart"/>
+      <w:r>
+        <w:rPr>
+          <w:sz w:val="20"/>
+          <w:szCs w:val="20"/>
+        </w:rPr>
+        <w:t>HistGradientBoosting</w:t>
+      </w:r>
+      <w:proofErr w:type="spellEnd"/>
+      <w:r>
+        <w:rPr>
+          <w:sz w:val="20"/>
+          <w:szCs w:val="20"/>
+        </w:rPr>
+        <w:t xml:space="preserve"> as the primary candidates against Ridge Regression (a strong linear baseline) and Random Forest (a well-established ensemble baseline). This selection aligns with best practices in the applied ML literature for structured tabular regression tasks with mixed numeric and categorical features.</w:t>
       </w:r>
     </w:p>
     <w:p>
@@ -10570,7 +10870,7 @@
           <w:bottom w:val="single" w:sz="6" w:space="1" w:color="auto"/>
         </w:pBdr>
       </w:pPr>
-      <w:bookmarkStart w:id="18" w:name="_Toc232946129"/>
+      <w:bookmarkStart w:id="18" w:name="_Toc232970653"/>
       <w:r>
         <w:lastRenderedPageBreak/>
         <w:t xml:space="preserve">5 </w:t>
@@ -10590,7 +10890,7 @@
       <w:pPr>
         <w:pStyle w:val="Heading2"/>
       </w:pPr>
-      <w:bookmarkStart w:id="19" w:name="_Toc232946130"/>
+      <w:bookmarkStart w:id="19" w:name="_Toc232970654"/>
       <w:r>
         <w:t xml:space="preserve">5.1 </w:t>
       </w:r>
@@ -10618,7 +10918,23 @@
           <w:sz w:val="20"/>
           <w:szCs w:val="20"/>
         </w:rPr>
-        <w:t>The system is implemented in Python 3.12 and designed to run in a standard Jupyter Notebook environment. The following libraries constitute the core technical stack:</w:t>
+        <w:t xml:space="preserve">The system is implemented in Python 3.12 and designed to run in a standard </w:t>
+      </w:r>
+      <w:proofErr w:type="spellStart"/>
+      <w:r>
+        <w:rPr>
+          <w:sz w:val="20"/>
+          <w:szCs w:val="20"/>
+        </w:rPr>
+        <w:t>Jupyter</w:t>
+      </w:r>
+      <w:proofErr w:type="spellEnd"/>
+      <w:r>
+        <w:rPr>
+          <w:sz w:val="20"/>
+          <w:szCs w:val="20"/>
+        </w:rPr>
+        <w:t xml:space="preserve"> Notebook environment. The following libraries constitute the core technical stack:</w:t>
       </w:r>
     </w:p>
     <w:tbl>
@@ -10820,6 +11136,7 @@
                 <w:szCs w:val="20"/>
               </w:rPr>
             </w:pPr>
+            <w:proofErr w:type="spellStart"/>
             <w:r>
               <w:rPr>
                 <w:sz w:val="20"/>
@@ -10827,6 +11144,7 @@
               </w:rPr>
               <w:t>numpy</w:t>
             </w:r>
+            <w:proofErr w:type="spellEnd"/>
           </w:p>
         </w:tc>
         <w:tc>
@@ -10953,6 +11271,7 @@
                 <w:szCs w:val="20"/>
               </w:rPr>
             </w:pPr>
+            <w:proofErr w:type="spellStart"/>
             <w:r>
               <w:rPr>
                 <w:sz w:val="20"/>
@@ -10960,6 +11279,7 @@
               </w:rPr>
               <w:t>catboost</w:t>
             </w:r>
+            <w:proofErr w:type="spellEnd"/>
           </w:p>
         </w:tc>
         <w:tc>
@@ -10995,12 +11315,21 @@
                 <w:szCs w:val="20"/>
               </w:rPr>
             </w:pPr>
-            <w:r>
-              <w:rPr>
-                <w:sz w:val="20"/>
-                <w:szCs w:val="20"/>
-              </w:rPr>
-              <w:t>CatBoost gradient boosting model</w:t>
+            <w:proofErr w:type="spellStart"/>
+            <w:r>
+              <w:rPr>
+                <w:sz w:val="20"/>
+                <w:szCs w:val="20"/>
+              </w:rPr>
+              <w:t>CatBoost</w:t>
+            </w:r>
+            <w:proofErr w:type="spellEnd"/>
+            <w:r>
+              <w:rPr>
+                <w:sz w:val="20"/>
+                <w:szCs w:val="20"/>
+              </w:rPr>
+              <w:t xml:space="preserve"> gradient boosting model</w:t>
             </w:r>
           </w:p>
         </w:tc>
@@ -11175,6 +11504,7 @@
                 <w:szCs w:val="20"/>
               </w:rPr>
             </w:pPr>
+            <w:proofErr w:type="spellStart"/>
             <w:r>
               <w:rPr>
                 <w:sz w:val="20"/>
@@ -11182,6 +11512,7 @@
               </w:rPr>
               <w:t>joblib</w:t>
             </w:r>
+            <w:proofErr w:type="spellEnd"/>
           </w:p>
         </w:tc>
         <w:tc>
@@ -11340,7 +11671,23 @@
           <w:sz w:val="20"/>
           <w:szCs w:val="20"/>
         </w:rPr>
-        <w:t>Hardware requirements are not high. While the code does not require a powerful computer to run, it might take over half an hour on slower PCs. Enabling n_jobs=-1 for full CPU parallelism is essential.</w:t>
+        <w:t xml:space="preserve">Hardware requirements are not high. While the code does not require a powerful computer to run, it might take over half an hour on slower PCs. Enabling </w:t>
+      </w:r>
+      <w:proofErr w:type="spellStart"/>
+      <w:r>
+        <w:rPr>
+          <w:sz w:val="20"/>
+          <w:szCs w:val="20"/>
+        </w:rPr>
+        <w:t>n_jobs</w:t>
+      </w:r>
+      <w:proofErr w:type="spellEnd"/>
+      <w:r>
+        <w:rPr>
+          <w:sz w:val="20"/>
+          <w:szCs w:val="20"/>
+        </w:rPr>
+        <w:t>=-1 for full CPU parallelism is essential.</w:t>
       </w:r>
     </w:p>
     <w:p>
@@ -11356,7 +11703,7 @@
       <w:pPr>
         <w:pStyle w:val="Heading2"/>
       </w:pPr>
-      <w:bookmarkStart w:id="20" w:name="_Toc232946131"/>
+      <w:bookmarkStart w:id="20" w:name="_Toc232970655"/>
       <w:r>
         <w:t xml:space="preserve">5.2 </w:t>
       </w:r>
@@ -11638,6 +11985,7 @@
                 <w:szCs w:val="20"/>
               </w:rPr>
             </w:pPr>
+            <w:proofErr w:type="spellStart"/>
             <w:r>
               <w:rPr>
                 <w:sz w:val="20"/>
@@ -11645,6 +11993,7 @@
               </w:rPr>
               <w:t>displayAddress</w:t>
             </w:r>
+            <w:proofErr w:type="spellEnd"/>
           </w:p>
         </w:tc>
         <w:tc>
@@ -11706,8 +12055,17 @@
                 <w:sz w:val="20"/>
                 <w:szCs w:val="20"/>
               </w:rPr>
-              <w:t>City extracted via TargetEncoder</w:t>
-            </w:r>
+              <w:t xml:space="preserve">City extracted via </w:t>
+            </w:r>
+            <w:proofErr w:type="spellStart"/>
+            <w:r>
+              <w:rPr>
+                <w:sz w:val="20"/>
+                <w:szCs w:val="20"/>
+              </w:rPr>
+              <w:t>TargetEncoder</w:t>
+            </w:r>
+            <w:proofErr w:type="spellEnd"/>
           </w:p>
         </w:tc>
       </w:tr>
@@ -12105,6 +12463,7 @@
                 <w:szCs w:val="20"/>
               </w:rPr>
             </w:pPr>
+            <w:proofErr w:type="spellStart"/>
             <w:r>
               <w:rPr>
                 <w:sz w:val="20"/>
@@ -12112,6 +12471,7 @@
               </w:rPr>
               <w:t>addedOn</w:t>
             </w:r>
+            <w:proofErr w:type="spellEnd"/>
           </w:p>
         </w:tc>
         <w:tc>
@@ -12497,6 +12857,7 @@
                 <w:szCs w:val="20"/>
               </w:rPr>
             </w:pPr>
+            <w:proofErr w:type="spellStart"/>
             <w:r>
               <w:rPr>
                 <w:sz w:val="20"/>
@@ -12504,6 +12865,7 @@
               </w:rPr>
               <w:t>priceDuration</w:t>
             </w:r>
+            <w:proofErr w:type="spellEnd"/>
           </w:p>
         </w:tc>
         <w:tc>
@@ -12611,6 +12973,7 @@
                 <w:szCs w:val="20"/>
               </w:rPr>
             </w:pPr>
+            <w:proofErr w:type="spellStart"/>
             <w:r>
               <w:rPr>
                 <w:sz w:val="20"/>
@@ -12618,6 +12981,7 @@
               </w:rPr>
               <w:t>sizeMin</w:t>
             </w:r>
+            <w:proofErr w:type="spellEnd"/>
           </w:p>
         </w:tc>
         <w:tc>
@@ -12679,8 +13043,17 @@
                 <w:sz w:val="20"/>
                 <w:szCs w:val="20"/>
               </w:rPr>
-              <w:t>1,323 sqft</w:t>
-            </w:r>
+              <w:t xml:space="preserve">1,323 </w:t>
+            </w:r>
+            <w:proofErr w:type="spellStart"/>
+            <w:r>
+              <w:rPr>
+                <w:sz w:val="20"/>
+                <w:szCs w:val="20"/>
+              </w:rPr>
+              <w:t>sqft</w:t>
+            </w:r>
+            <w:proofErr w:type="spellEnd"/>
             <w:r>
               <w:rPr>
                 <w:sz w:val="20"/>
@@ -12730,6 +13103,7 @@
               </w:rPr>
               <w:t>'</w:t>
             </w:r>
+            <w:proofErr w:type="spellStart"/>
             <w:r>
               <w:rPr>
                 <w:sz w:val="20"/>
@@ -12737,6 +13111,7 @@
               </w:rPr>
               <w:t>sqft</w:t>
             </w:r>
+            <w:proofErr w:type="spellEnd"/>
             <w:r>
               <w:rPr>
                 <w:sz w:val="20"/>
@@ -13017,7 +13392,7 @@
       <w:pPr>
         <w:pStyle w:val="Heading2"/>
       </w:pPr>
-      <w:bookmarkStart w:id="21" w:name="_Toc232946132"/>
+      <w:bookmarkStart w:id="21" w:name="_Toc232970656"/>
       <w:r>
         <w:t xml:space="preserve">5.3 </w:t>
       </w:r>
@@ -13075,6 +13450,7 @@
         </w:rPr>
         <w:t>'</w:t>
       </w:r>
+      <w:proofErr w:type="spellStart"/>
       <w:r>
         <w:rPr>
           <w:sz w:val="20"/>
@@ -13082,6 +13458,7 @@
         </w:rPr>
         <w:t>predictor.pkl</w:t>
       </w:r>
+      <w:proofErr w:type="spellEnd"/>
       <w:r>
         <w:rPr>
           <w:sz w:val="20"/>
@@ -13094,7 +13471,23 @@
           <w:sz w:val="20"/>
           <w:szCs w:val="20"/>
         </w:rPr>
-        <w:t xml:space="preserve"> file using the joblib library. This means that to use the model outside of the notebook where it was trained, we just need to load the</w:t>
+        <w:t xml:space="preserve"> file using the </w:t>
+      </w:r>
+      <w:proofErr w:type="spellStart"/>
+      <w:r>
+        <w:rPr>
+          <w:sz w:val="20"/>
+          <w:szCs w:val="20"/>
+        </w:rPr>
+        <w:t>joblib</w:t>
+      </w:r>
+      <w:proofErr w:type="spellEnd"/>
+      <w:r>
+        <w:rPr>
+          <w:sz w:val="20"/>
+          <w:szCs w:val="20"/>
+        </w:rPr>
+        <w:t xml:space="preserve"> library. This means that to use the model outside of the notebook where it was trained, we just need to load the</w:t>
       </w:r>
       <w:r>
         <w:rPr>
@@ -13110,6 +13503,7 @@
         </w:rPr>
         <w:t>'</w:t>
       </w:r>
+      <w:proofErr w:type="spellStart"/>
       <w:r>
         <w:rPr>
           <w:sz w:val="20"/>
@@ -13117,6 +13511,7 @@
         </w:rPr>
         <w:t>predictor.pkl</w:t>
       </w:r>
+      <w:proofErr w:type="spellEnd"/>
       <w:r>
         <w:rPr>
           <w:sz w:val="20"/>
@@ -13129,7 +13524,23 @@
           <w:sz w:val="20"/>
           <w:szCs w:val="20"/>
         </w:rPr>
-        <w:t xml:space="preserve"> file and call the .predict() method with a DataFrame with the same columns as the model received in its original notebook</w:t>
+        <w:t xml:space="preserve"> file and call the .predict() method with a </w:t>
+      </w:r>
+      <w:proofErr w:type="spellStart"/>
+      <w:r>
+        <w:rPr>
+          <w:sz w:val="20"/>
+          <w:szCs w:val="20"/>
+        </w:rPr>
+        <w:t>DataFrame</w:t>
+      </w:r>
+      <w:proofErr w:type="spellEnd"/>
+      <w:r>
+        <w:rPr>
+          <w:sz w:val="20"/>
+          <w:szCs w:val="20"/>
+        </w:rPr>
+        <w:t xml:space="preserve"> with the same columns as the model received in its original notebook</w:t>
       </w:r>
       <w:r>
         <w:rPr>
@@ -13146,7 +13557,7 @@
           <w:bottom w:val="single" w:sz="6" w:space="1" w:color="auto"/>
         </w:pBdr>
       </w:pPr>
-      <w:bookmarkStart w:id="22" w:name="_Toc232946133"/>
+      <w:bookmarkStart w:id="22" w:name="_Toc232970657"/>
       <w:r>
         <w:lastRenderedPageBreak/>
         <w:t xml:space="preserve">6 </w:t>
@@ -13166,7 +13577,7 @@
       <w:pPr>
         <w:pStyle w:val="Heading2"/>
       </w:pPr>
-      <w:bookmarkStart w:id="23" w:name="_Toc232946134"/>
+      <w:bookmarkStart w:id="23" w:name="_Toc232970658"/>
       <w:r>
         <w:t xml:space="preserve">6.1 </w:t>
       </w:r>
@@ -13436,12 +13847,21 @@
           <w:szCs w:val="20"/>
         </w:rPr>
       </w:pPr>
-      <w:r>
-        <w:rPr>
-          <w:sz w:val="20"/>
-          <w:szCs w:val="20"/>
-        </w:rPr>
-        <w:t>HistGradientBoosting Regressor</w:t>
+      <w:proofErr w:type="spellStart"/>
+      <w:r>
+        <w:rPr>
+          <w:sz w:val="20"/>
+          <w:szCs w:val="20"/>
+        </w:rPr>
+        <w:t>HistGradientBoosting</w:t>
+      </w:r>
+      <w:proofErr w:type="spellEnd"/>
+      <w:r>
+        <w:rPr>
+          <w:sz w:val="20"/>
+          <w:szCs w:val="20"/>
+        </w:rPr>
+        <w:t xml:space="preserve"> Regressor</w:t>
       </w:r>
       <w:r>
         <w:rPr>
@@ -13468,7 +13888,15 @@
           <w:sz w:val="20"/>
           <w:szCs w:val="20"/>
         </w:rPr>
-        <w:t>scikit-learn</w:t>
+        <w:t>scikit-</w:t>
+      </w:r>
+      <w:proofErr w:type="spellStart"/>
+      <w:r>
+        <w:rPr>
+          <w:sz w:val="20"/>
+          <w:szCs w:val="20"/>
+        </w:rPr>
+        <w:t>learn</w:t>
       </w:r>
       <w:r>
         <w:rPr>
@@ -13482,7 +13910,15 @@
           <w:sz w:val="20"/>
           <w:szCs w:val="20"/>
         </w:rPr>
-        <w:t>s implementation of histogram-based gradient boosting, inspired by Microsoft</w:t>
+        <w:t>s</w:t>
+      </w:r>
+      <w:proofErr w:type="spellEnd"/>
+      <w:r>
+        <w:rPr>
+          <w:sz w:val="20"/>
+          <w:szCs w:val="20"/>
+        </w:rPr>
+        <w:t xml:space="preserve"> implementation of histogram-based gradient boosting, inspired by Microsoft</w:t>
       </w:r>
       <w:r>
         <w:rPr>
@@ -13496,7 +13932,23 @@
           <w:sz w:val="20"/>
           <w:szCs w:val="20"/>
         </w:rPr>
-        <w:t xml:space="preserve">s LightGBM. </w:t>
+        <w:t xml:space="preserve">s </w:t>
+      </w:r>
+      <w:proofErr w:type="spellStart"/>
+      <w:r>
+        <w:rPr>
+          <w:sz w:val="20"/>
+          <w:szCs w:val="20"/>
+        </w:rPr>
+        <w:t>LightGBM</w:t>
+      </w:r>
+      <w:proofErr w:type="spellEnd"/>
+      <w:r>
+        <w:rPr>
+          <w:sz w:val="20"/>
+          <w:szCs w:val="20"/>
+        </w:rPr>
+        <w:t xml:space="preserve">. </w:t>
       </w:r>
     </w:p>
     <w:p>
@@ -13555,12 +14007,21 @@
           <w:szCs w:val="20"/>
         </w:rPr>
       </w:pPr>
-      <w:r>
-        <w:rPr>
-          <w:sz w:val="20"/>
-          <w:szCs w:val="20"/>
-        </w:rPr>
-        <w:t>CatBoost Regressor (gradient boosting, ordered):</w:t>
+      <w:proofErr w:type="spellStart"/>
+      <w:r>
+        <w:rPr>
+          <w:sz w:val="20"/>
+          <w:szCs w:val="20"/>
+        </w:rPr>
+        <w:t>CatBoost</w:t>
+      </w:r>
+      <w:proofErr w:type="spellEnd"/>
+      <w:r>
+        <w:rPr>
+          <w:sz w:val="20"/>
+          <w:szCs w:val="20"/>
+        </w:rPr>
+        <w:t xml:space="preserve"> Regressor (gradient boosting, ordered):</w:t>
       </w:r>
     </w:p>
     <w:p>
@@ -13594,7 +14055,23 @@
           <w:sz w:val="20"/>
           <w:szCs w:val="20"/>
         </w:rPr>
-        <w:t>s gradient boosting implementation featuring ordered boosting (reducing target leakage during training) and efficient handling of categorical features. CatBoost has demonstrated consistent state-of-the-art performance on structured tabular regression tasks.</w:t>
+        <w:t xml:space="preserve">s gradient boosting implementation featuring ordered boosting (reducing target leakage during training) and efficient handling of categorical features. </w:t>
+      </w:r>
+      <w:proofErr w:type="spellStart"/>
+      <w:r>
+        <w:rPr>
+          <w:sz w:val="20"/>
+          <w:szCs w:val="20"/>
+        </w:rPr>
+        <w:t>CatBoost</w:t>
+      </w:r>
+      <w:proofErr w:type="spellEnd"/>
+      <w:r>
+        <w:rPr>
+          <w:sz w:val="20"/>
+          <w:szCs w:val="20"/>
+        </w:rPr>
+        <w:t xml:space="preserve"> has demonstrated consistent state-of-the-art performance on structured tabular regression tasks.</w:t>
       </w:r>
     </w:p>
     <w:p>
@@ -13705,7 +14182,7 @@
       <w:pPr>
         <w:pStyle w:val="Heading2"/>
       </w:pPr>
-      <w:bookmarkStart w:id="24" w:name="_Toc232946135"/>
+      <w:bookmarkStart w:id="24" w:name="_Toc232970659"/>
       <w:r>
         <w:t xml:space="preserve">6.2 </w:t>
       </w:r>
@@ -13724,7 +14201,7 @@
       <w:pPr>
         <w:pStyle w:val="Heading3"/>
       </w:pPr>
-      <w:bookmarkStart w:id="25" w:name="_Toc232946136"/>
+      <w:bookmarkStart w:id="25" w:name="_Toc232970660"/>
       <w:r>
         <w:t xml:space="preserve">6.2.1 </w:t>
       </w:r>
@@ -13787,7 +14264,23 @@
           <w:sz w:val="20"/>
           <w:szCs w:val="20"/>
         </w:rPr>
-        <w:t>) and priceDuration (always</w:t>
+        <w:t xml:space="preserve">) and </w:t>
+      </w:r>
+      <w:proofErr w:type="spellStart"/>
+      <w:r>
+        <w:rPr>
+          <w:sz w:val="20"/>
+          <w:szCs w:val="20"/>
+        </w:rPr>
+        <w:t>priceDuration</w:t>
+      </w:r>
+      <w:proofErr w:type="spellEnd"/>
+      <w:r>
+        <w:rPr>
+          <w:sz w:val="20"/>
+          <w:szCs w:val="20"/>
+        </w:rPr>
+        <w:t xml:space="preserve"> (always</w:t>
       </w:r>
       <w:r>
         <w:rPr>
@@ -13885,7 +14378,7 @@
       <w:pPr>
         <w:pStyle w:val="Heading3"/>
       </w:pPr>
-      <w:bookmarkStart w:id="26" w:name="_Toc232946137"/>
+      <w:bookmarkStart w:id="26" w:name="_Toc232970661"/>
       <w:r>
         <w:lastRenderedPageBreak/>
         <w:t xml:space="preserve">6.2.2 </w:t>
@@ -13989,6 +14482,7 @@
                 <w:szCs w:val="20"/>
               </w:rPr>
             </w:pPr>
+            <w:proofErr w:type="spellStart"/>
             <w:r>
               <w:rPr>
                 <w:sz w:val="20"/>
@@ -13996,6 +14490,7 @@
               </w:rPr>
               <w:t>sizeMin</w:t>
             </w:r>
+            <w:proofErr w:type="spellEnd"/>
           </w:p>
         </w:tc>
         <w:tc>
@@ -14036,8 +14531,17 @@
                 <w:sz w:val="20"/>
                 <w:szCs w:val="20"/>
               </w:rPr>
-              <w:t xml:space="preserve"> sqft</w:t>
-            </w:r>
+              <w:t xml:space="preserve"> </w:t>
+            </w:r>
+            <w:proofErr w:type="spellStart"/>
+            <w:r>
+              <w:rPr>
+                <w:sz w:val="20"/>
+                <w:szCs w:val="20"/>
+              </w:rPr>
+              <w:t>sqft</w:t>
+            </w:r>
+            <w:proofErr w:type="spellEnd"/>
             <w:r>
               <w:rPr>
                 <w:sz w:val="20"/>
@@ -14071,8 +14575,17 @@
                 <w:sz w:val="20"/>
                 <w:szCs w:val="20"/>
               </w:rPr>
-              <w:t>1,323 sqft</w:t>
-            </w:r>
+              <w:t xml:space="preserve">1,323 </w:t>
+            </w:r>
+            <w:proofErr w:type="spellStart"/>
+            <w:r>
+              <w:rPr>
+                <w:sz w:val="20"/>
+                <w:szCs w:val="20"/>
+              </w:rPr>
+              <w:t>sqft</w:t>
+            </w:r>
+            <w:proofErr w:type="spellEnd"/>
             <w:r>
               <w:rPr>
                 <w:sz w:val="20"/>
@@ -14085,7 +14598,23 @@
                 <w:sz w:val="20"/>
                 <w:szCs w:val="20"/>
               </w:rPr>
-              <w:t>). We deleted this suffix with str.replace() and converted the column to float64.</w:t>
+              <w:t xml:space="preserve">). We deleted this suffix with </w:t>
+            </w:r>
+            <w:proofErr w:type="spellStart"/>
+            <w:r>
+              <w:rPr>
+                <w:sz w:val="20"/>
+                <w:szCs w:val="20"/>
+              </w:rPr>
+              <w:t>str.replace</w:t>
+            </w:r>
+            <w:proofErr w:type="spellEnd"/>
+            <w:r>
+              <w:rPr>
+                <w:sz w:val="20"/>
+                <w:szCs w:val="20"/>
+              </w:rPr>
+              <w:t>() and converted the column to float64.</w:t>
             </w:r>
           </w:p>
         </w:tc>
@@ -14103,6 +14632,7 @@
                 <w:szCs w:val="20"/>
               </w:rPr>
             </w:pPr>
+            <w:proofErr w:type="spellStart"/>
             <w:r>
               <w:rPr>
                 <w:sz w:val="20"/>
@@ -14110,6 +14640,7 @@
               </w:rPr>
               <w:t>addedOn</w:t>
             </w:r>
+            <w:proofErr w:type="spellEnd"/>
           </w:p>
         </w:tc>
         <w:tc>
@@ -14400,7 +14931,23 @@
                 <w:sz w:val="20"/>
                 <w:szCs w:val="20"/>
               </w:rPr>
-              <w:t xml:space="preserve">The boolean column was mapped from {True, False} to {1, 0} using </w:t>
+              <w:t xml:space="preserve">The </w:t>
+            </w:r>
+            <w:proofErr w:type="spellStart"/>
+            <w:r>
+              <w:rPr>
+                <w:sz w:val="20"/>
+                <w:szCs w:val="20"/>
+              </w:rPr>
+              <w:t>boolean</w:t>
+            </w:r>
+            <w:proofErr w:type="spellEnd"/>
+            <w:r>
+              <w:rPr>
+                <w:sz w:val="20"/>
+                <w:szCs w:val="20"/>
+              </w:rPr>
+              <w:t xml:space="preserve"> column was mapped from {True, False} to {1, 0} using </w:t>
             </w:r>
             <w:r>
               <w:rPr>
@@ -14530,7 +15077,7 @@
       <w:pPr>
         <w:pStyle w:val="Heading3"/>
       </w:pPr>
-      <w:bookmarkStart w:id="27" w:name="_Toc232946138"/>
+      <w:bookmarkStart w:id="27" w:name="_Toc232970662"/>
       <w:r>
         <w:t xml:space="preserve">6.2.3 </w:t>
       </w:r>
@@ -15134,7 +15681,7 @@
       <w:pPr>
         <w:pStyle w:val="Heading3"/>
       </w:pPr>
-      <w:bookmarkStart w:id="28" w:name="_Toc232946139"/>
+      <w:bookmarkStart w:id="28" w:name="_Toc232970663"/>
       <w:r>
         <w:t xml:space="preserve">6.2.4 </w:t>
       </w:r>
@@ -15258,7 +15805,23 @@
           <w:sz w:val="20"/>
           <w:szCs w:val="20"/>
         </w:rPr>
-        <w:t>with a long tail of ultra-luxury properties and unusual listings that would distort model training. A similar pattern was observed in the sizeMin column.</w:t>
+        <w:t xml:space="preserve">with a long tail of ultra-luxury properties and unusual listings that would distort model training. A similar pattern was observed in the </w:t>
+      </w:r>
+      <w:proofErr w:type="spellStart"/>
+      <w:r>
+        <w:rPr>
+          <w:sz w:val="20"/>
+          <w:szCs w:val="20"/>
+        </w:rPr>
+        <w:t>sizeMin</w:t>
+      </w:r>
+      <w:proofErr w:type="spellEnd"/>
+      <w:r>
+        <w:rPr>
+          <w:sz w:val="20"/>
+          <w:szCs w:val="20"/>
+        </w:rPr>
+        <w:t xml:space="preserve"> column.</w:t>
       </w:r>
     </w:p>
     <w:p>
@@ -15339,6 +15902,7 @@
         </w:rPr>
         <w:t>'</w:t>
       </w:r>
+      <w:proofErr w:type="spellStart"/>
       <w:r>
         <w:rPr>
           <w:sz w:val="20"/>
@@ -15346,6 +15910,7 @@
         </w:rPr>
         <w:t>sizeMin</w:t>
       </w:r>
+      <w:proofErr w:type="spellEnd"/>
       <w:r>
         <w:rPr>
           <w:sz w:val="20"/>
@@ -15694,7 +16259,7 @@
       <w:pPr>
         <w:pStyle w:val="Heading3"/>
       </w:pPr>
-      <w:bookmarkStart w:id="29" w:name="_Toc232946140"/>
+      <w:bookmarkStart w:id="29" w:name="_Toc232970664"/>
       <w:r>
         <w:lastRenderedPageBreak/>
         <w:t xml:space="preserve">6.2.5 </w:t>
@@ -15723,7 +16288,23 @@
           <w:sz w:val="20"/>
           <w:szCs w:val="20"/>
         </w:rPr>
-        <w:t xml:space="preserve">The furnishing column (values: NO, YES, PARTLY) was one-hot encoded using pandas get_dummies() </w:t>
+        <w:t xml:space="preserve">The furnishing column (values: NO, YES, PARTLY) was one-hot encoded using pandas </w:t>
+      </w:r>
+      <w:proofErr w:type="spellStart"/>
+      <w:r>
+        <w:rPr>
+          <w:sz w:val="20"/>
+          <w:szCs w:val="20"/>
+        </w:rPr>
+        <w:t>get_dummies</w:t>
+      </w:r>
+      <w:proofErr w:type="spellEnd"/>
+      <w:r>
+        <w:rPr>
+          <w:sz w:val="20"/>
+          <w:szCs w:val="20"/>
+        </w:rPr>
+        <w:t xml:space="preserve">() </w:t>
       </w:r>
       <w:r>
         <w:rPr>
@@ -15737,8 +16318,49 @@
           <w:sz w:val="20"/>
           <w:szCs w:val="20"/>
         </w:rPr>
-        <w:t>, producing three binary indicator columns: furnished_NO, furnished_PARTLY, and furnished_YES</w:t>
-      </w:r>
+        <w:t xml:space="preserve">, producing three binary indicator columns: </w:t>
+      </w:r>
+      <w:proofErr w:type="spellStart"/>
+      <w:r>
+        <w:rPr>
+          <w:sz w:val="20"/>
+          <w:szCs w:val="20"/>
+        </w:rPr>
+        <w:t>furnished_NO</w:t>
+      </w:r>
+      <w:proofErr w:type="spellEnd"/>
+      <w:r>
+        <w:rPr>
+          <w:sz w:val="20"/>
+          <w:szCs w:val="20"/>
+        </w:rPr>
+        <w:t xml:space="preserve">, </w:t>
+      </w:r>
+      <w:proofErr w:type="spellStart"/>
+      <w:r>
+        <w:rPr>
+          <w:sz w:val="20"/>
+          <w:szCs w:val="20"/>
+        </w:rPr>
+        <w:t>furnished_PARTLY</w:t>
+      </w:r>
+      <w:proofErr w:type="spellEnd"/>
+      <w:r>
+        <w:rPr>
+          <w:sz w:val="20"/>
+          <w:szCs w:val="20"/>
+        </w:rPr>
+        <w:t xml:space="preserve">, and </w:t>
+      </w:r>
+      <w:proofErr w:type="spellStart"/>
+      <w:r>
+        <w:rPr>
+          <w:sz w:val="20"/>
+          <w:szCs w:val="20"/>
+        </w:rPr>
+        <w:t>furnished_YES</w:t>
+      </w:r>
+      <w:proofErr w:type="spellEnd"/>
       <w:r>
         <w:rPr>
           <w:sz w:val="20"/>
@@ -15759,7 +16381,7 @@
       <w:pPr>
         <w:pStyle w:val="Heading2"/>
       </w:pPr>
-      <w:bookmarkStart w:id="30" w:name="_Toc232946141"/>
+      <w:bookmarkStart w:id="30" w:name="_Toc232970665"/>
       <w:r>
         <w:t xml:space="preserve">6.3 </w:t>
       </w:r>
@@ -15906,6 +16528,7 @@
                 <w:szCs w:val="20"/>
               </w:rPr>
             </w:pPr>
+            <w:proofErr w:type="spellStart"/>
             <w:r>
               <w:rPr>
                 <w:sz w:val="20"/>
@@ -15913,6 +16536,7 @@
               </w:rPr>
               <w:t>bathroom_bedroom_ratio</w:t>
             </w:r>
+            <w:proofErr w:type="spellEnd"/>
           </w:p>
         </w:tc>
         <w:tc>
@@ -15948,6 +16572,7 @@
                 <w:szCs w:val="20"/>
               </w:rPr>
             </w:pPr>
+            <w:proofErr w:type="gramStart"/>
             <w:r>
               <w:rPr>
                 <w:sz w:val="20"/>
@@ -15955,6 +16580,7 @@
               </w:rPr>
               <w:t>Proxies</w:t>
             </w:r>
+            <w:proofErr w:type="gramEnd"/>
             <w:r>
               <w:rPr>
                 <w:sz w:val="20"/>
@@ -15978,6 +16604,7 @@
                 <w:szCs w:val="20"/>
               </w:rPr>
             </w:pPr>
+            <w:proofErr w:type="spellStart"/>
             <w:r>
               <w:rPr>
                 <w:sz w:val="20"/>
@@ -15985,6 +16612,7 @@
               </w:rPr>
               <w:t>size_per_bedroom</w:t>
             </w:r>
+            <w:proofErr w:type="spellEnd"/>
           </w:p>
         </w:tc>
         <w:tc>
@@ -15999,12 +16627,21 @@
                 <w:szCs w:val="20"/>
               </w:rPr>
             </w:pPr>
-            <w:r>
-              <w:rPr>
-                <w:sz w:val="20"/>
-                <w:szCs w:val="20"/>
-              </w:rPr>
-              <w:t>sizeMin / bedrooms</w:t>
+            <w:proofErr w:type="spellStart"/>
+            <w:r>
+              <w:rPr>
+                <w:sz w:val="20"/>
+                <w:szCs w:val="20"/>
+              </w:rPr>
+              <w:t>sizeMin</w:t>
+            </w:r>
+            <w:proofErr w:type="spellEnd"/>
+            <w:r>
+              <w:rPr>
+                <w:sz w:val="20"/>
+                <w:szCs w:val="20"/>
+              </w:rPr>
+              <w:t xml:space="preserve"> / bedrooms</w:t>
             </w:r>
           </w:p>
         </w:tc>
@@ -16046,6 +16683,7 @@
                 <w:szCs w:val="20"/>
               </w:rPr>
             </w:pPr>
+            <w:proofErr w:type="spellStart"/>
             <w:r>
               <w:rPr>
                 <w:sz w:val="20"/>
@@ -16053,6 +16691,7 @@
               </w:rPr>
               <w:t>size_per_bathroom</w:t>
             </w:r>
+            <w:proofErr w:type="spellEnd"/>
           </w:p>
         </w:tc>
         <w:tc>
@@ -16067,12 +16706,21 @@
                 <w:szCs w:val="20"/>
               </w:rPr>
             </w:pPr>
-            <w:r>
-              <w:rPr>
-                <w:sz w:val="20"/>
-                <w:szCs w:val="20"/>
-              </w:rPr>
-              <w:t>sizeMin / bathrooms</w:t>
+            <w:proofErr w:type="spellStart"/>
+            <w:r>
+              <w:rPr>
+                <w:sz w:val="20"/>
+                <w:szCs w:val="20"/>
+              </w:rPr>
+              <w:t>sizeMin</w:t>
+            </w:r>
+            <w:proofErr w:type="spellEnd"/>
+            <w:r>
+              <w:rPr>
+                <w:sz w:val="20"/>
+                <w:szCs w:val="20"/>
+              </w:rPr>
+              <w:t xml:space="preserve"> / bathrooms</w:t>
             </w:r>
           </w:p>
         </w:tc>
@@ -16111,6 +16759,7 @@
                 <w:szCs w:val="20"/>
               </w:rPr>
             </w:pPr>
+            <w:proofErr w:type="spellStart"/>
             <w:r>
               <w:rPr>
                 <w:sz w:val="20"/>
@@ -16118,6 +16767,7 @@
               </w:rPr>
               <w:t>bedrooms_per_size</w:t>
             </w:r>
+            <w:proofErr w:type="spellEnd"/>
           </w:p>
         </w:tc>
         <w:tc>
@@ -16137,8 +16787,17 @@
                 <w:sz w:val="20"/>
                 <w:szCs w:val="20"/>
               </w:rPr>
-              <w:t>bedrooms / sizeMin</w:t>
-            </w:r>
+              <w:t xml:space="preserve">bedrooms / </w:t>
+            </w:r>
+            <w:proofErr w:type="spellStart"/>
+            <w:r>
+              <w:rPr>
+                <w:sz w:val="20"/>
+                <w:szCs w:val="20"/>
+              </w:rPr>
+              <w:t>sizeMin</w:t>
+            </w:r>
+            <w:proofErr w:type="spellEnd"/>
           </w:p>
         </w:tc>
         <w:tc>
@@ -16179,6 +16838,7 @@
                 <w:szCs w:val="20"/>
               </w:rPr>
             </w:pPr>
+            <w:proofErr w:type="spellStart"/>
             <w:r>
               <w:rPr>
                 <w:sz w:val="20"/>
@@ -16186,6 +16846,7 @@
               </w:rPr>
               <w:t>bedrooms_bathrooms_interaction</w:t>
             </w:r>
+            <w:proofErr w:type="spellEnd"/>
           </w:p>
         </w:tc>
         <w:tc>
@@ -16312,7 +16973,7 @@
       <w:pPr>
         <w:pStyle w:val="Heading2"/>
       </w:pPr>
-      <w:bookmarkStart w:id="31" w:name="_Toc232946142"/>
+      <w:bookmarkStart w:id="31" w:name="_Toc232970666"/>
       <w:r>
         <w:t xml:space="preserve">6.4 </w:t>
       </w:r>
@@ -16383,7 +17044,7 @@
       <w:pPr>
         <w:pStyle w:val="Heading2"/>
       </w:pPr>
-      <w:bookmarkStart w:id="32" w:name="_Toc232946143"/>
+      <w:bookmarkStart w:id="32" w:name="_Toc232970667"/>
       <w:r>
         <w:t xml:space="preserve">6.5 </w:t>
       </w:r>
@@ -16411,7 +17072,23 @@
           <w:sz w:val="20"/>
           <w:szCs w:val="20"/>
         </w:rPr>
-        <w:t>We used a scikit-learn ColumnTransformer to orchestrate four distinct preprocessing branches, each applied to its respective subset of columns:</w:t>
+        <w:t xml:space="preserve">We used a scikit-learn </w:t>
+      </w:r>
+      <w:proofErr w:type="spellStart"/>
+      <w:r>
+        <w:rPr>
+          <w:sz w:val="20"/>
+          <w:szCs w:val="20"/>
+        </w:rPr>
+        <w:t>ColumnTransformer</w:t>
+      </w:r>
+      <w:proofErr w:type="spellEnd"/>
+      <w:r>
+        <w:rPr>
+          <w:sz w:val="20"/>
+          <w:szCs w:val="20"/>
+        </w:rPr>
+        <w:t xml:space="preserve"> to orchestrate four distinct preprocessing branches, each applied to its respective subset of columns:</w:t>
       </w:r>
     </w:p>
     <w:tbl>
@@ -16535,8 +17212,65 @@
                 <w:sz w:val="20"/>
                 <w:szCs w:val="20"/>
               </w:rPr>
-              <w:t>bedrooms, bathrooms, month_listed, bathroom_bedroom_ratio, bedrooms_per_size, bedrooms_bathrooms_interaction</w:t>
-            </w:r>
+              <w:t xml:space="preserve">bedrooms, bathrooms, </w:t>
+            </w:r>
+            <w:proofErr w:type="spellStart"/>
+            <w:r>
+              <w:rPr>
+                <w:sz w:val="20"/>
+                <w:szCs w:val="20"/>
+              </w:rPr>
+              <w:t>month_listed</w:t>
+            </w:r>
+            <w:proofErr w:type="spellEnd"/>
+            <w:r>
+              <w:rPr>
+                <w:sz w:val="20"/>
+                <w:szCs w:val="20"/>
+              </w:rPr>
+              <w:t xml:space="preserve">, </w:t>
+            </w:r>
+            <w:proofErr w:type="spellStart"/>
+            <w:r>
+              <w:rPr>
+                <w:sz w:val="20"/>
+                <w:szCs w:val="20"/>
+              </w:rPr>
+              <w:t>bathroom_bedroom_ratio</w:t>
+            </w:r>
+            <w:proofErr w:type="spellEnd"/>
+            <w:r>
+              <w:rPr>
+                <w:sz w:val="20"/>
+                <w:szCs w:val="20"/>
+              </w:rPr>
+              <w:t xml:space="preserve">, </w:t>
+            </w:r>
+            <w:proofErr w:type="spellStart"/>
+            <w:r>
+              <w:rPr>
+                <w:sz w:val="20"/>
+                <w:szCs w:val="20"/>
+              </w:rPr>
+              <w:t>bedrooms_per_size</w:t>
+            </w:r>
+            <w:proofErr w:type="spellEnd"/>
+            <w:r>
+              <w:rPr>
+                <w:sz w:val="20"/>
+                <w:szCs w:val="20"/>
+              </w:rPr>
+              <w:t xml:space="preserve">, </w:t>
+            </w:r>
+            <w:proofErr w:type="spellStart"/>
+            <w:r>
+              <w:rPr>
+                <w:sz w:val="20"/>
+                <w:szCs w:val="20"/>
+              </w:rPr>
+              <w:t>bedrooms_bathrooms_interaction</w:t>
+            </w:r>
+            <w:proofErr w:type="spellEnd"/>
           </w:p>
         </w:tc>
         <w:tc>
@@ -16581,6 +17315,7 @@
                 <w:szCs w:val="20"/>
               </w:rPr>
             </w:pPr>
+            <w:proofErr w:type="spellStart"/>
             <w:r>
               <w:rPr>
                 <w:sz w:val="20"/>
@@ -16588,6 +17323,7 @@
               </w:rPr>
               <w:t>StandardScaler</w:t>
             </w:r>
+            <w:proofErr w:type="spellEnd"/>
           </w:p>
         </w:tc>
       </w:tr>
@@ -16625,13 +17361,47 @@
                 <w:szCs w:val="20"/>
               </w:rPr>
             </w:pPr>
-            <w:r>
-              <w:rPr>
-                <w:sz w:val="20"/>
-                <w:szCs w:val="20"/>
-              </w:rPr>
-              <w:t>sizeMin, size_per_bedroom, size_per_bathroom</w:t>
-            </w:r>
+            <w:proofErr w:type="spellStart"/>
+            <w:r>
+              <w:rPr>
+                <w:sz w:val="20"/>
+                <w:szCs w:val="20"/>
+              </w:rPr>
+              <w:t>sizeMin</w:t>
+            </w:r>
+            <w:proofErr w:type="spellEnd"/>
+            <w:r>
+              <w:rPr>
+                <w:sz w:val="20"/>
+                <w:szCs w:val="20"/>
+              </w:rPr>
+              <w:t xml:space="preserve">, </w:t>
+            </w:r>
+            <w:proofErr w:type="spellStart"/>
+            <w:r>
+              <w:rPr>
+                <w:sz w:val="20"/>
+                <w:szCs w:val="20"/>
+              </w:rPr>
+              <w:t>size_per_bedroom</w:t>
+            </w:r>
+            <w:proofErr w:type="spellEnd"/>
+            <w:r>
+              <w:rPr>
+                <w:sz w:val="20"/>
+                <w:szCs w:val="20"/>
+              </w:rPr>
+              <w:t xml:space="preserve">, </w:t>
+            </w:r>
+            <w:proofErr w:type="spellStart"/>
+            <w:r>
+              <w:rPr>
+                <w:sz w:val="20"/>
+                <w:szCs w:val="20"/>
+              </w:rPr>
+              <w:t>size_per_bathroom</w:t>
+            </w:r>
+            <w:proofErr w:type="spellEnd"/>
           </w:p>
         </w:tc>
         <w:tc>
@@ -16695,8 +17465,17 @@
                 <w:sz w:val="20"/>
                 <w:szCs w:val="20"/>
               </w:rPr>
-              <w:t xml:space="preserve"> StandardScaler</w:t>
-            </w:r>
+              <w:t xml:space="preserve"> </w:t>
+            </w:r>
+            <w:proofErr w:type="spellStart"/>
+            <w:r>
+              <w:rPr>
+                <w:sz w:val="20"/>
+                <w:szCs w:val="20"/>
+              </w:rPr>
+              <w:t>StandardScaler</w:t>
+            </w:r>
+            <w:proofErr w:type="spellEnd"/>
           </w:p>
         </w:tc>
       </w:tr>
@@ -16737,6 +17516,7 @@
                 <w:szCs w:val="20"/>
               </w:rPr>
             </w:pPr>
+            <w:proofErr w:type="spellStart"/>
             <w:r>
               <w:rPr>
                 <w:sz w:val="20"/>
@@ -16744,6 +17524,7 @@
               </w:rPr>
               <w:t>displayAddress</w:t>
             </w:r>
+            <w:proofErr w:type="spellEnd"/>
           </w:p>
         </w:tc>
         <w:tc>
@@ -16758,12 +17539,21 @@
                 <w:szCs w:val="20"/>
               </w:rPr>
             </w:pPr>
-            <w:r>
-              <w:rPr>
-                <w:sz w:val="20"/>
-                <w:szCs w:val="20"/>
-              </w:rPr>
-              <w:t xml:space="preserve">FunctionTransformer (extract city) </w:t>
+            <w:proofErr w:type="spellStart"/>
+            <w:r>
+              <w:rPr>
+                <w:sz w:val="20"/>
+                <w:szCs w:val="20"/>
+              </w:rPr>
+              <w:t>FunctionTransformer</w:t>
+            </w:r>
+            <w:proofErr w:type="spellEnd"/>
+            <w:r>
+              <w:rPr>
+                <w:sz w:val="20"/>
+                <w:szCs w:val="20"/>
+              </w:rPr>
+              <w:t xml:space="preserve"> (extract city) </w:t>
             </w:r>
             <w:r>
               <w:rPr>
@@ -16777,8 +17567,17 @@
                 <w:sz w:val="20"/>
                 <w:szCs w:val="20"/>
               </w:rPr>
-              <w:t xml:space="preserve"> TargetEncoder</w:t>
-            </w:r>
+              <w:t xml:space="preserve"> </w:t>
+            </w:r>
+            <w:proofErr w:type="spellStart"/>
+            <w:r>
+              <w:rPr>
+                <w:sz w:val="20"/>
+                <w:szCs w:val="20"/>
+              </w:rPr>
+              <w:t>TargetEncoder</w:t>
+            </w:r>
+            <w:proofErr w:type="spellEnd"/>
           </w:p>
         </w:tc>
       </w:tr>
@@ -16821,8 +17620,49 @@
                 <w:sz w:val="20"/>
                 <w:szCs w:val="20"/>
               </w:rPr>
-              <w:t>verified, furnished_NO, furnished_PARTLY, furnished_YES</w:t>
-            </w:r>
+              <w:t xml:space="preserve">verified, </w:t>
+            </w:r>
+            <w:proofErr w:type="spellStart"/>
+            <w:r>
+              <w:rPr>
+                <w:sz w:val="20"/>
+                <w:szCs w:val="20"/>
+              </w:rPr>
+              <w:t>furnished_NO</w:t>
+            </w:r>
+            <w:proofErr w:type="spellEnd"/>
+            <w:r>
+              <w:rPr>
+                <w:sz w:val="20"/>
+                <w:szCs w:val="20"/>
+              </w:rPr>
+              <w:t xml:space="preserve">, </w:t>
+            </w:r>
+            <w:proofErr w:type="spellStart"/>
+            <w:r>
+              <w:rPr>
+                <w:sz w:val="20"/>
+                <w:szCs w:val="20"/>
+              </w:rPr>
+              <w:t>furnished_PARTLY</w:t>
+            </w:r>
+            <w:proofErr w:type="spellEnd"/>
+            <w:r>
+              <w:rPr>
+                <w:sz w:val="20"/>
+                <w:szCs w:val="20"/>
+              </w:rPr>
+              <w:t xml:space="preserve">, </w:t>
+            </w:r>
+            <w:proofErr w:type="spellStart"/>
+            <w:r>
+              <w:rPr>
+                <w:sz w:val="20"/>
+                <w:szCs w:val="20"/>
+              </w:rPr>
+              <w:t>furnished_YES</w:t>
+            </w:r>
+            <w:proofErr w:type="spellEnd"/>
           </w:p>
         </w:tc>
         <w:tc>
@@ -16944,7 +17784,31 @@
           <w:szCs w:val="20"/>
         </w:rPr>
         <w:lastRenderedPageBreak/>
-        <w:t>The log1p transformation applied to Numeric Group 2 (size-related features) mirrors the target transformation. The TargetEncoder for the location feature uses scikit-learn</w:t>
+        <w:t xml:space="preserve">The log1p transformation applied to Numeric Group 2 (size-related features) mirrors the target transformation. The </w:t>
+      </w:r>
+      <w:proofErr w:type="spellStart"/>
+      <w:r>
+        <w:rPr>
+          <w:sz w:val="20"/>
+          <w:szCs w:val="20"/>
+        </w:rPr>
+        <w:t>TargetEncoder</w:t>
+      </w:r>
+      <w:proofErr w:type="spellEnd"/>
+      <w:r>
+        <w:rPr>
+          <w:sz w:val="20"/>
+          <w:szCs w:val="20"/>
+        </w:rPr>
+        <w:t xml:space="preserve"> for the location feature uses scikit-</w:t>
+      </w:r>
+      <w:proofErr w:type="spellStart"/>
+      <w:r>
+        <w:rPr>
+          <w:sz w:val="20"/>
+          <w:szCs w:val="20"/>
+        </w:rPr>
+        <w:t>learn</w:t>
       </w:r>
       <w:r>
         <w:rPr>
@@ -16958,7 +17822,15 @@
           <w:sz w:val="20"/>
           <w:szCs w:val="20"/>
         </w:rPr>
-        <w:t>s implementation, which internally uses cross-fitting to estimate encoding statistics – preventing the target leakage that a naive mean-target encoding would introduce.</w:t>
+        <w:t>s</w:t>
+      </w:r>
+      <w:proofErr w:type="spellEnd"/>
+      <w:r>
+        <w:rPr>
+          <w:sz w:val="20"/>
+          <w:szCs w:val="20"/>
+        </w:rPr>
+        <w:t xml:space="preserve"> implementation, which internally uses cross-fitting to estimate encoding statistics – preventing the target leakage that a naive mean-target encoding would introduce.</w:t>
       </w:r>
     </w:p>
     <w:p>
@@ -16974,7 +17846,7 @@
       <w:pPr>
         <w:pStyle w:val="Heading2"/>
       </w:pPr>
-      <w:bookmarkStart w:id="33" w:name="_Toc232946144"/>
+      <w:bookmarkStart w:id="33" w:name="_Toc232970668"/>
       <w:r>
         <w:t xml:space="preserve">6.6 </w:t>
       </w:r>
@@ -17135,7 +18007,7 @@
       <w:pPr>
         <w:pStyle w:val="Heading2"/>
       </w:pPr>
-      <w:bookmarkStart w:id="34" w:name="_Toc232946145"/>
+      <w:bookmarkStart w:id="34" w:name="_Toc232970669"/>
       <w:r>
         <w:lastRenderedPageBreak/>
         <w:t>6.</w:t>
@@ -17333,7 +18205,7 @@
       <w:pPr>
         <w:pStyle w:val="Heading2"/>
       </w:pPr>
-      <w:bookmarkStart w:id="35" w:name="_Toc232946146"/>
+      <w:bookmarkStart w:id="35" w:name="_Toc232970670"/>
       <w:r>
         <w:t>6.</w:t>
       </w:r>
@@ -17366,7 +18238,23 @@
           <w:sz w:val="20"/>
           <w:szCs w:val="20"/>
         </w:rPr>
-        <w:t xml:space="preserve">After the baseline evaluation, each model underwent hyperparameter tuning using RandomizedSearchCV with 100 iterations and the same 5-fold CV structure. Table 7 </w:t>
+        <w:t xml:space="preserve">After the baseline evaluation, each model underwent hyperparameter tuning using </w:t>
+      </w:r>
+      <w:proofErr w:type="spellStart"/>
+      <w:r>
+        <w:rPr>
+          <w:sz w:val="20"/>
+          <w:szCs w:val="20"/>
+        </w:rPr>
+        <w:t>RandomizedSearchCV</w:t>
+      </w:r>
+      <w:proofErr w:type="spellEnd"/>
+      <w:r>
+        <w:rPr>
+          <w:sz w:val="20"/>
+          <w:szCs w:val="20"/>
+        </w:rPr>
+        <w:t xml:space="preserve"> with 100 iterations and the same 5-fold CV structure. Table 7 </w:t>
       </w:r>
       <w:r>
         <w:rPr>
@@ -17504,7 +18392,23 @@
                 <w:sz w:val="20"/>
                 <w:szCs w:val="20"/>
               </w:rPr>
-              <w:t>alpha, imputer strategy, TargetEncoder smooth</w:t>
+              <w:t xml:space="preserve">alpha, imputer strategy, </w:t>
+            </w:r>
+            <w:proofErr w:type="spellStart"/>
+            <w:r>
+              <w:rPr>
+                <w:sz w:val="20"/>
+                <w:szCs w:val="20"/>
+              </w:rPr>
+              <w:t>TargetEncoder</w:t>
+            </w:r>
+            <w:proofErr w:type="spellEnd"/>
+            <w:r>
+              <w:rPr>
+                <w:sz w:val="20"/>
+                <w:szCs w:val="20"/>
+              </w:rPr>
+              <w:t xml:space="preserve"> smooth</w:t>
             </w:r>
           </w:p>
         </w:tc>
@@ -17602,13 +18506,79 @@
                 <w:szCs w:val="20"/>
               </w:rPr>
             </w:pPr>
-            <w:r>
-              <w:rPr>
-                <w:sz w:val="20"/>
-                <w:szCs w:val="20"/>
-              </w:rPr>
-              <w:t>n_estimators, max_depth, min_samples_split, min_samples_leaf, max_features</w:t>
-            </w:r>
+            <w:proofErr w:type="spellStart"/>
+            <w:r>
+              <w:rPr>
+                <w:sz w:val="20"/>
+                <w:szCs w:val="20"/>
+              </w:rPr>
+              <w:t>n_estimators</w:t>
+            </w:r>
+            <w:proofErr w:type="spellEnd"/>
+            <w:r>
+              <w:rPr>
+                <w:sz w:val="20"/>
+                <w:szCs w:val="20"/>
+              </w:rPr>
+              <w:t xml:space="preserve">, </w:t>
+            </w:r>
+            <w:proofErr w:type="spellStart"/>
+            <w:r>
+              <w:rPr>
+                <w:sz w:val="20"/>
+                <w:szCs w:val="20"/>
+              </w:rPr>
+              <w:t>max_depth</w:t>
+            </w:r>
+            <w:proofErr w:type="spellEnd"/>
+            <w:r>
+              <w:rPr>
+                <w:sz w:val="20"/>
+                <w:szCs w:val="20"/>
+              </w:rPr>
+              <w:t xml:space="preserve">, </w:t>
+            </w:r>
+            <w:proofErr w:type="spellStart"/>
+            <w:r>
+              <w:rPr>
+                <w:sz w:val="20"/>
+                <w:szCs w:val="20"/>
+              </w:rPr>
+              <w:t>min_samples_split</w:t>
+            </w:r>
+            <w:proofErr w:type="spellEnd"/>
+            <w:r>
+              <w:rPr>
+                <w:sz w:val="20"/>
+                <w:szCs w:val="20"/>
+              </w:rPr>
+              <w:t xml:space="preserve">, </w:t>
+            </w:r>
+            <w:proofErr w:type="spellStart"/>
+            <w:r>
+              <w:rPr>
+                <w:sz w:val="20"/>
+                <w:szCs w:val="20"/>
+              </w:rPr>
+              <w:t>min_samples_leaf</w:t>
+            </w:r>
+            <w:proofErr w:type="spellEnd"/>
+            <w:r>
+              <w:rPr>
+                <w:sz w:val="20"/>
+                <w:szCs w:val="20"/>
+              </w:rPr>
+              <w:t xml:space="preserve">, </w:t>
+            </w:r>
+            <w:proofErr w:type="spellStart"/>
+            <w:r>
+              <w:rPr>
+                <w:sz w:val="20"/>
+                <w:szCs w:val="20"/>
+              </w:rPr>
+              <w:t>max_features</w:t>
+            </w:r>
+            <w:proofErr w:type="spellEnd"/>
           </w:p>
         </w:tc>
         <w:tc>
@@ -17649,6 +18619,7 @@
                 <w:szCs w:val="20"/>
               </w:rPr>
             </w:pPr>
+            <w:proofErr w:type="spellStart"/>
             <w:r>
               <w:rPr>
                 <w:sz w:val="20"/>
@@ -17656,6 +18627,7 @@
               </w:rPr>
               <w:t>HistGradientBoosting</w:t>
             </w:r>
+            <w:proofErr w:type="spellEnd"/>
           </w:p>
         </w:tc>
         <w:tc>
@@ -17670,13 +18642,79 @@
                 <w:szCs w:val="20"/>
               </w:rPr>
             </w:pPr>
-            <w:r>
-              <w:rPr>
-                <w:sz w:val="20"/>
-                <w:szCs w:val="20"/>
-              </w:rPr>
-              <w:t>learning_rate, max_iter, max_depth, l2_regularization, min_samples_leaf, max_leaf_nodes</w:t>
-            </w:r>
+            <w:proofErr w:type="spellStart"/>
+            <w:r>
+              <w:rPr>
+                <w:sz w:val="20"/>
+                <w:szCs w:val="20"/>
+              </w:rPr>
+              <w:t>learning_rate</w:t>
+            </w:r>
+            <w:proofErr w:type="spellEnd"/>
+            <w:r>
+              <w:rPr>
+                <w:sz w:val="20"/>
+                <w:szCs w:val="20"/>
+              </w:rPr>
+              <w:t xml:space="preserve">, </w:t>
+            </w:r>
+            <w:proofErr w:type="spellStart"/>
+            <w:r>
+              <w:rPr>
+                <w:sz w:val="20"/>
+                <w:szCs w:val="20"/>
+              </w:rPr>
+              <w:t>max_iter</w:t>
+            </w:r>
+            <w:proofErr w:type="spellEnd"/>
+            <w:r>
+              <w:rPr>
+                <w:sz w:val="20"/>
+                <w:szCs w:val="20"/>
+              </w:rPr>
+              <w:t xml:space="preserve">, </w:t>
+            </w:r>
+            <w:proofErr w:type="spellStart"/>
+            <w:r>
+              <w:rPr>
+                <w:sz w:val="20"/>
+                <w:szCs w:val="20"/>
+              </w:rPr>
+              <w:t>max_depth</w:t>
+            </w:r>
+            <w:proofErr w:type="spellEnd"/>
+            <w:r>
+              <w:rPr>
+                <w:sz w:val="20"/>
+                <w:szCs w:val="20"/>
+              </w:rPr>
+              <w:t xml:space="preserve">, l2_regularization, </w:t>
+            </w:r>
+            <w:proofErr w:type="spellStart"/>
+            <w:r>
+              <w:rPr>
+                <w:sz w:val="20"/>
+                <w:szCs w:val="20"/>
+              </w:rPr>
+              <w:t>min_samples_leaf</w:t>
+            </w:r>
+            <w:proofErr w:type="spellEnd"/>
+            <w:r>
+              <w:rPr>
+                <w:sz w:val="20"/>
+                <w:szCs w:val="20"/>
+              </w:rPr>
+              <w:t xml:space="preserve">, </w:t>
+            </w:r>
+            <w:proofErr w:type="spellStart"/>
+            <w:r>
+              <w:rPr>
+                <w:sz w:val="20"/>
+                <w:szCs w:val="20"/>
+              </w:rPr>
+              <w:t>max_leaf_nodes</w:t>
+            </w:r>
+            <w:proofErr w:type="spellEnd"/>
           </w:p>
         </w:tc>
         <w:tc>
@@ -17714,6 +18752,7 @@
                 <w:szCs w:val="20"/>
               </w:rPr>
             </w:pPr>
+            <w:proofErr w:type="spellStart"/>
             <w:r>
               <w:rPr>
                 <w:sz w:val="20"/>
@@ -17721,6 +18760,7 @@
               </w:rPr>
               <w:t>CatBoost</w:t>
             </w:r>
+            <w:proofErr w:type="spellEnd"/>
           </w:p>
         </w:tc>
         <w:tc>
@@ -17740,8 +18780,49 @@
                 <w:sz w:val="20"/>
                 <w:szCs w:val="20"/>
               </w:rPr>
-              <w:t>iterations, depth, learning_rate, l2_leaf_reg, bagging_temperature, random_strength</w:t>
-            </w:r>
+              <w:t xml:space="preserve">iterations, depth, </w:t>
+            </w:r>
+            <w:proofErr w:type="spellStart"/>
+            <w:r>
+              <w:rPr>
+                <w:sz w:val="20"/>
+                <w:szCs w:val="20"/>
+              </w:rPr>
+              <w:t>learning_rate</w:t>
+            </w:r>
+            <w:proofErr w:type="spellEnd"/>
+            <w:r>
+              <w:rPr>
+                <w:sz w:val="20"/>
+                <w:szCs w:val="20"/>
+              </w:rPr>
+              <w:t xml:space="preserve">, l2_leaf_reg, </w:t>
+            </w:r>
+            <w:proofErr w:type="spellStart"/>
+            <w:r>
+              <w:rPr>
+                <w:sz w:val="20"/>
+                <w:szCs w:val="20"/>
+              </w:rPr>
+              <w:t>bagging_temperature</w:t>
+            </w:r>
+            <w:proofErr w:type="spellEnd"/>
+            <w:r>
+              <w:rPr>
+                <w:sz w:val="20"/>
+                <w:szCs w:val="20"/>
+              </w:rPr>
+              <w:t xml:space="preserve">, </w:t>
+            </w:r>
+            <w:proofErr w:type="spellStart"/>
+            <w:r>
+              <w:rPr>
+                <w:sz w:val="20"/>
+                <w:szCs w:val="20"/>
+              </w:rPr>
+              <w:t>random_strength</w:t>
+            </w:r>
+            <w:proofErr w:type="spellEnd"/>
           </w:p>
         </w:tc>
         <w:tc>
@@ -17885,7 +18966,15 @@
           <w:sz w:val="20"/>
           <w:szCs w:val="20"/>
         </w:rPr>
-        <w:t xml:space="preserve"> the TargetEncoder</w:t>
+        <w:t xml:space="preserve"> the </w:t>
+      </w:r>
+      <w:proofErr w:type="spellStart"/>
+      <w:r>
+        <w:rPr>
+          <w:sz w:val="20"/>
+          <w:szCs w:val="20"/>
+        </w:rPr>
+        <w:t>TargetEncoder</w:t>
       </w:r>
       <w:r>
         <w:rPr>
@@ -17899,7 +18988,15 @@
           <w:sz w:val="20"/>
           <w:szCs w:val="20"/>
         </w:rPr>
-        <w:t>s smooth parameter (10</w:t>
+        <w:t>s</w:t>
+      </w:r>
+      <w:proofErr w:type="spellEnd"/>
+      <w:r>
+        <w:rPr>
+          <w:sz w:val="20"/>
+          <w:szCs w:val="20"/>
+        </w:rPr>
+        <w:t xml:space="preserve"> smooth parameter (10</w:t>
       </w:r>
       <w:r>
         <w:rPr>
@@ -18214,6 +19311,7 @@
               </w:rPr>
               <w:t>'</w:t>
             </w:r>
+            <w:proofErr w:type="spellStart"/>
             <w:r>
               <w:rPr>
                 <w:sz w:val="20"/>
@@ -18221,6 +19319,7 @@
               </w:rPr>
               <w:t>preprocessor__city__encoder__smooth</w:t>
             </w:r>
+            <w:proofErr w:type="spellEnd"/>
             <w:r>
               <w:rPr>
                 <w:sz w:val="20"/>
@@ -18251,6 +19350,7 @@
               </w:rPr>
               <w:t>'</w:t>
             </w:r>
+            <w:proofErr w:type="spellStart"/>
             <w:r>
               <w:rPr>
                 <w:sz w:val="20"/>
@@ -18258,6 +19358,7 @@
               </w:rPr>
               <w:t>model__alpha</w:t>
             </w:r>
+            <w:proofErr w:type="spellEnd"/>
             <w:r>
               <w:rPr>
                 <w:sz w:val="20"/>
@@ -18446,6 +19547,7 @@
               </w:rPr>
               <w:t>'</w:t>
             </w:r>
+            <w:proofErr w:type="spellStart"/>
             <w:r>
               <w:rPr>
                 <w:sz w:val="20"/>
@@ -18453,6 +19555,7 @@
               </w:rPr>
               <w:t>preprocessor__city__encoder__smooth</w:t>
             </w:r>
+            <w:proofErr w:type="spellEnd"/>
             <w:r>
               <w:rPr>
                 <w:sz w:val="20"/>
@@ -18488,8 +19591,17 @@
                 <w:sz w:val="20"/>
                 <w:szCs w:val="20"/>
               </w:rPr>
-              <w:t>model__n_estimators</w:t>
-            </w:r>
+              <w:t>model__</w:t>
+            </w:r>
+            <w:proofErr w:type="spellStart"/>
+            <w:r>
+              <w:rPr>
+                <w:sz w:val="20"/>
+                <w:szCs w:val="20"/>
+              </w:rPr>
+              <w:t>n_estimators</w:t>
+            </w:r>
+            <w:proofErr w:type="spellEnd"/>
             <w:r>
               <w:rPr>
                 <w:sz w:val="20"/>
@@ -18532,8 +19644,17 @@
                 <w:sz w:val="20"/>
                 <w:szCs w:val="20"/>
               </w:rPr>
-              <w:t>model__min_samples_split</w:t>
-            </w:r>
+              <w:t>model__</w:t>
+            </w:r>
+            <w:proofErr w:type="spellStart"/>
+            <w:r>
+              <w:rPr>
+                <w:sz w:val="20"/>
+                <w:szCs w:val="20"/>
+              </w:rPr>
+              <w:t>min_samples_split</w:t>
+            </w:r>
+            <w:proofErr w:type="spellEnd"/>
             <w:r>
               <w:rPr>
                 <w:sz w:val="20"/>
@@ -18569,8 +19690,17 @@
                 <w:sz w:val="20"/>
                 <w:szCs w:val="20"/>
               </w:rPr>
-              <w:t>model__min_samples_leaf</w:t>
-            </w:r>
+              <w:t>model__</w:t>
+            </w:r>
+            <w:proofErr w:type="spellStart"/>
+            <w:r>
+              <w:rPr>
+                <w:sz w:val="20"/>
+                <w:szCs w:val="20"/>
+              </w:rPr>
+              <w:t>min_samples_leaf</w:t>
+            </w:r>
+            <w:proofErr w:type="spellEnd"/>
             <w:r>
               <w:rPr>
                 <w:sz w:val="20"/>
@@ -18613,8 +19743,17 @@
                 <w:sz w:val="20"/>
                 <w:szCs w:val="20"/>
               </w:rPr>
-              <w:t>model__max_features</w:t>
-            </w:r>
+              <w:t>model__</w:t>
+            </w:r>
+            <w:proofErr w:type="spellStart"/>
+            <w:r>
+              <w:rPr>
+                <w:sz w:val="20"/>
+                <w:szCs w:val="20"/>
+              </w:rPr>
+              <w:t>max_features</w:t>
+            </w:r>
+            <w:proofErr w:type="spellEnd"/>
             <w:r>
               <w:rPr>
                 <w:sz w:val="20"/>
@@ -18650,8 +19789,17 @@
                 <w:sz w:val="20"/>
                 <w:szCs w:val="20"/>
               </w:rPr>
-              <w:t>model__max_depth</w:t>
-            </w:r>
+              <w:t>model__</w:t>
+            </w:r>
+            <w:proofErr w:type="spellStart"/>
+            <w:r>
+              <w:rPr>
+                <w:sz w:val="20"/>
+                <w:szCs w:val="20"/>
+              </w:rPr>
+              <w:t>max_depth</w:t>
+            </w:r>
+            <w:proofErr w:type="spellEnd"/>
             <w:r>
               <w:rPr>
                 <w:sz w:val="20"/>
@@ -18843,6 +19991,7 @@
               </w:rPr>
               <w:t>'</w:t>
             </w:r>
+            <w:proofErr w:type="spellStart"/>
             <w:r>
               <w:rPr>
                 <w:sz w:val="20"/>
@@ -18850,6 +19999,7 @@
               </w:rPr>
               <w:t>preprocessor__city__encoder__smooth</w:t>
             </w:r>
+            <w:proofErr w:type="spellEnd"/>
             <w:r>
               <w:rPr>
                 <w:sz w:val="20"/>
@@ -18885,8 +20035,17 @@
                 <w:sz w:val="20"/>
                 <w:szCs w:val="20"/>
               </w:rPr>
-              <w:t>model__min_samples_leaf</w:t>
-            </w:r>
+              <w:t>model__</w:t>
+            </w:r>
+            <w:proofErr w:type="spellStart"/>
+            <w:r>
+              <w:rPr>
+                <w:sz w:val="20"/>
+                <w:szCs w:val="20"/>
+              </w:rPr>
+              <w:t>min_samples_leaf</w:t>
+            </w:r>
+            <w:proofErr w:type="spellEnd"/>
             <w:r>
               <w:rPr>
                 <w:sz w:val="20"/>
@@ -18915,8 +20074,17 @@
                 <w:sz w:val="20"/>
                 <w:szCs w:val="20"/>
               </w:rPr>
-              <w:t>model__max_leaf_nodes</w:t>
-            </w:r>
+              <w:t>model__</w:t>
+            </w:r>
+            <w:proofErr w:type="spellStart"/>
+            <w:r>
+              <w:rPr>
+                <w:sz w:val="20"/>
+                <w:szCs w:val="20"/>
+              </w:rPr>
+              <w:t>max_leaf_nodes</w:t>
+            </w:r>
+            <w:proofErr w:type="spellEnd"/>
             <w:r>
               <w:rPr>
                 <w:sz w:val="20"/>
@@ -18952,8 +20120,17 @@
                 <w:sz w:val="20"/>
                 <w:szCs w:val="20"/>
               </w:rPr>
-              <w:t>model__max_iter</w:t>
-            </w:r>
+              <w:t>model__</w:t>
+            </w:r>
+            <w:proofErr w:type="spellStart"/>
+            <w:r>
+              <w:rPr>
+                <w:sz w:val="20"/>
+                <w:szCs w:val="20"/>
+              </w:rPr>
+              <w:t>max_iter</w:t>
+            </w:r>
+            <w:proofErr w:type="spellEnd"/>
             <w:r>
               <w:rPr>
                 <w:sz w:val="20"/>
@@ -18989,8 +20166,17 @@
                 <w:sz w:val="20"/>
                 <w:szCs w:val="20"/>
               </w:rPr>
-              <w:t>model__max_depth</w:t>
-            </w:r>
+              <w:t>model__</w:t>
+            </w:r>
+            <w:proofErr w:type="spellStart"/>
+            <w:r>
+              <w:rPr>
+                <w:sz w:val="20"/>
+                <w:szCs w:val="20"/>
+              </w:rPr>
+              <w:t>max_depth</w:t>
+            </w:r>
+            <w:proofErr w:type="spellEnd"/>
             <w:r>
               <w:rPr>
                 <w:sz w:val="20"/>
@@ -19026,8 +20212,17 @@
                 <w:sz w:val="20"/>
                 <w:szCs w:val="20"/>
               </w:rPr>
-              <w:t>model__learning_rate</w:t>
-            </w:r>
+              <w:t>model__</w:t>
+            </w:r>
+            <w:proofErr w:type="spellStart"/>
+            <w:r>
+              <w:rPr>
+                <w:sz w:val="20"/>
+                <w:szCs w:val="20"/>
+              </w:rPr>
+              <w:t>learning_rate</w:t>
+            </w:r>
+            <w:proofErr w:type="spellEnd"/>
             <w:r>
               <w:rPr>
                 <w:sz w:val="20"/>
@@ -19095,6 +20290,7 @@
                 <w:szCs w:val="20"/>
               </w:rPr>
             </w:pPr>
+            <w:proofErr w:type="spellStart"/>
             <w:r>
               <w:rPr>
                 <w:sz w:val="20"/>
@@ -19102,6 +20298,7 @@
               </w:rPr>
               <w:t>CatBoost</w:t>
             </w:r>
+            <w:proofErr w:type="spellEnd"/>
           </w:p>
         </w:tc>
         <w:tc>
@@ -19253,6 +20450,7 @@
               </w:rPr>
               <w:t>'</w:t>
             </w:r>
+            <w:proofErr w:type="spellStart"/>
             <w:r>
               <w:rPr>
                 <w:sz w:val="20"/>
@@ -19260,6 +20458,7 @@
               </w:rPr>
               <w:t>preprocessor__city__encoder__smooth</w:t>
             </w:r>
+            <w:proofErr w:type="spellEnd"/>
             <w:r>
               <w:rPr>
                 <w:sz w:val="20"/>
@@ -19295,8 +20494,17 @@
                 <w:sz w:val="20"/>
                 <w:szCs w:val="20"/>
               </w:rPr>
-              <w:t>model__random_strength</w:t>
-            </w:r>
+              <w:t>model__</w:t>
+            </w:r>
+            <w:proofErr w:type="spellStart"/>
+            <w:r>
+              <w:rPr>
+                <w:sz w:val="20"/>
+                <w:szCs w:val="20"/>
+              </w:rPr>
+              <w:t>random_strength</w:t>
+            </w:r>
+            <w:proofErr w:type="spellEnd"/>
             <w:r>
               <w:rPr>
                 <w:sz w:val="20"/>
@@ -19332,8 +20540,17 @@
                 <w:sz w:val="20"/>
                 <w:szCs w:val="20"/>
               </w:rPr>
-              <w:t>model__learning_rate</w:t>
-            </w:r>
+              <w:t>model__</w:t>
+            </w:r>
+            <w:proofErr w:type="spellStart"/>
+            <w:r>
+              <w:rPr>
+                <w:sz w:val="20"/>
+                <w:szCs w:val="20"/>
+              </w:rPr>
+              <w:t>learning_rate</w:t>
+            </w:r>
+            <w:proofErr w:type="spellEnd"/>
             <w:r>
               <w:rPr>
                 <w:sz w:val="20"/>
@@ -19401,6 +20618,7 @@
               </w:rPr>
               <w:t>'</w:t>
             </w:r>
+            <w:proofErr w:type="spellStart"/>
             <w:r>
               <w:rPr>
                 <w:sz w:val="20"/>
@@ -19408,6 +20626,7 @@
               </w:rPr>
               <w:t>model__iterations</w:t>
             </w:r>
+            <w:proofErr w:type="spellEnd"/>
             <w:r>
               <w:rPr>
                 <w:sz w:val="20"/>
@@ -19438,6 +20657,7 @@
               </w:rPr>
               <w:t>'</w:t>
             </w:r>
+            <w:proofErr w:type="spellStart"/>
             <w:r>
               <w:rPr>
                 <w:sz w:val="20"/>
@@ -19445,6 +20665,7 @@
               </w:rPr>
               <w:t>model__depth</w:t>
             </w:r>
+            <w:proofErr w:type="spellEnd"/>
             <w:r>
               <w:rPr>
                 <w:sz w:val="20"/>
@@ -19480,8 +20701,17 @@
                 <w:sz w:val="20"/>
                 <w:szCs w:val="20"/>
               </w:rPr>
-              <w:t>model__bagging_temperature</w:t>
-            </w:r>
+              <w:t>model__</w:t>
+            </w:r>
+            <w:proofErr w:type="spellStart"/>
+            <w:r>
+              <w:rPr>
+                <w:sz w:val="20"/>
+                <w:szCs w:val="20"/>
+              </w:rPr>
+              <w:t>bagging_temperature</w:t>
+            </w:r>
+            <w:proofErr w:type="spellEnd"/>
             <w:r>
               <w:rPr>
                 <w:sz w:val="20"/>
@@ -19583,6 +20813,7 @@
         </w:rPr>
         <w:t xml:space="preserve">The best model after hyperparameter tuning was </w:t>
       </w:r>
+      <w:proofErr w:type="spellStart"/>
       <w:r>
         <w:rPr>
           <w:b/>
@@ -19592,6 +20823,7 @@
         </w:rPr>
         <w:t>HistGradientBoosting</w:t>
       </w:r>
+      <w:proofErr w:type="spellEnd"/>
       <w:r>
         <w:rPr>
           <w:sz w:val="20"/>
@@ -19643,7 +20875,7 @@
       <w:pPr>
         <w:pStyle w:val="Heading2"/>
       </w:pPr>
-      <w:bookmarkStart w:id="36" w:name="_Toc232946147"/>
+      <w:bookmarkStart w:id="36" w:name="_Toc232970671"/>
       <w:r>
         <w:t>6.</w:t>
       </w:r>
@@ -19787,7 +21019,7 @@
       <w:pPr>
         <w:pStyle w:val="Heading2"/>
       </w:pPr>
-      <w:bookmarkStart w:id="37" w:name="_Toc232946148"/>
+      <w:bookmarkStart w:id="37" w:name="_Toc232970672"/>
       <w:r>
         <w:lastRenderedPageBreak/>
         <w:t>6.</w:t>
@@ -19831,6 +21063,7 @@
         </w:rPr>
         <w:t>'</w:t>
       </w:r>
+      <w:proofErr w:type="spellStart"/>
       <w:r>
         <w:rPr>
           <w:sz w:val="20"/>
@@ -19838,6 +21071,7 @@
         </w:rPr>
         <w:t>Prediction_Model.ipynb</w:t>
       </w:r>
+      <w:proofErr w:type="spellEnd"/>
       <w:r>
         <w:rPr>
           <w:sz w:val="20"/>
@@ -19899,7 +21133,23 @@
           <w:sz w:val="20"/>
           <w:szCs w:val="20"/>
         </w:rPr>
-        <w:t xml:space="preserve"> predictor.pkl pipeline.</w:t>
+        <w:t xml:space="preserve"> </w:t>
+      </w:r>
+      <w:proofErr w:type="spellStart"/>
+      <w:r>
+        <w:rPr>
+          <w:sz w:val="20"/>
+          <w:szCs w:val="20"/>
+        </w:rPr>
+        <w:t>predictor.pkl</w:t>
+      </w:r>
+      <w:proofErr w:type="spellEnd"/>
+      <w:r>
+        <w:rPr>
+          <w:sz w:val="20"/>
+          <w:szCs w:val="20"/>
+        </w:rPr>
+        <w:t xml:space="preserve"> pipeline.</w:t>
       </w:r>
     </w:p>
     <w:p>
@@ -19953,7 +21203,23 @@
           <w:sz w:val="20"/>
           <w:szCs w:val="20"/>
         </w:rPr>
-        <w:t>Constructs an input DataFrame with all required features (including engineered features computed inline).</w:t>
+        <w:t xml:space="preserve">Constructs an input </w:t>
+      </w:r>
+      <w:proofErr w:type="spellStart"/>
+      <w:r>
+        <w:rPr>
+          <w:sz w:val="20"/>
+          <w:szCs w:val="20"/>
+        </w:rPr>
+        <w:t>DataFrame</w:t>
+      </w:r>
+      <w:proofErr w:type="spellEnd"/>
+      <w:r>
+        <w:rPr>
+          <w:sz w:val="20"/>
+          <w:szCs w:val="20"/>
+        </w:rPr>
+        <w:t xml:space="preserve"> with all required features (including engineered features computed inline).</w:t>
       </w:r>
     </w:p>
     <w:p>
@@ -19973,7 +21239,23 @@
           <w:sz w:val="20"/>
           <w:szCs w:val="20"/>
         </w:rPr>
-        <w:t>Passes the DataFrame through the loaded pipeline</w:t>
+        <w:t xml:space="preserve">Passes the </w:t>
+      </w:r>
+      <w:proofErr w:type="spellStart"/>
+      <w:r>
+        <w:rPr>
+          <w:sz w:val="20"/>
+          <w:szCs w:val="20"/>
+        </w:rPr>
+        <w:t>DataFrame</w:t>
+      </w:r>
+      <w:proofErr w:type="spellEnd"/>
+      <w:r>
+        <w:rPr>
+          <w:sz w:val="20"/>
+          <w:szCs w:val="20"/>
+        </w:rPr>
+        <w:t xml:space="preserve"> through the loaded pipeline</w:t>
       </w:r>
       <w:r>
         <w:rPr>
@@ -20203,7 +21485,7 @@
           <w:bottom w:val="single" w:sz="6" w:space="1" w:color="auto"/>
         </w:pBdr>
       </w:pPr>
-      <w:bookmarkStart w:id="38" w:name="_Toc232946149"/>
+      <w:bookmarkStart w:id="38" w:name="_Toc232970673"/>
       <w:r>
         <w:t xml:space="preserve">7 </w:t>
       </w:r>
@@ -20222,7 +21504,7 @@
       <w:pPr>
         <w:pStyle w:val="Heading2"/>
       </w:pPr>
-      <w:bookmarkStart w:id="39" w:name="_Toc232946150"/>
+      <w:bookmarkStart w:id="39" w:name="_Toc232970674"/>
       <w:r>
         <w:t xml:space="preserve">7.1 </w:t>
       </w:r>
@@ -20525,6 +21807,7 @@
                 <w:szCs w:val="20"/>
               </w:rPr>
             </w:pPr>
+            <w:proofErr w:type="spellStart"/>
             <w:r>
               <w:rPr>
                 <w:sz w:val="20"/>
@@ -20532,6 +21815,7 @@
               </w:rPr>
               <w:t>HistGradientBoosting</w:t>
             </w:r>
+            <w:proofErr w:type="spellEnd"/>
           </w:p>
         </w:tc>
         <w:tc>
@@ -20597,6 +21881,7 @@
                 <w:szCs w:val="20"/>
               </w:rPr>
             </w:pPr>
+            <w:proofErr w:type="spellStart"/>
             <w:r>
               <w:rPr>
                 <w:sz w:val="20"/>
@@ -20604,6 +21889,7 @@
               </w:rPr>
               <w:t>CatBoost</w:t>
             </w:r>
+            <w:proofErr w:type="spellEnd"/>
           </w:p>
         </w:tc>
         <w:tc>
@@ -20783,7 +22069,7 @@
       <w:pPr>
         <w:pStyle w:val="Heading2"/>
       </w:pPr>
-      <w:bookmarkStart w:id="40" w:name="_Toc232946151"/>
+      <w:bookmarkStart w:id="40" w:name="_Toc232970675"/>
       <w:r>
         <w:lastRenderedPageBreak/>
         <w:t xml:space="preserve">7.2 </w:t>
@@ -20814,6 +22100,7 @@
         </w:rPr>
         <w:t xml:space="preserve">After </w:t>
       </w:r>
+      <w:proofErr w:type="spellStart"/>
       <w:r>
         <w:rPr>
           <w:b/>
@@ -20823,6 +22110,7 @@
         </w:rPr>
         <w:t>RandomizedSearchCV</w:t>
       </w:r>
+      <w:proofErr w:type="spellEnd"/>
       <w:r>
         <w:rPr>
           <w:sz w:val="20"/>
@@ -21059,6 +22347,7 @@
                 <w:szCs w:val="20"/>
               </w:rPr>
             </w:pPr>
+            <w:proofErr w:type="spellStart"/>
             <w:r>
               <w:rPr>
                 <w:sz w:val="20"/>
@@ -21066,6 +22355,7 @@
               </w:rPr>
               <w:t>HistGradientBoosting</w:t>
             </w:r>
+            <w:proofErr w:type="spellEnd"/>
           </w:p>
         </w:tc>
         <w:tc>
@@ -21124,6 +22414,7 @@
                 <w:szCs w:val="20"/>
               </w:rPr>
             </w:pPr>
+            <w:proofErr w:type="spellStart"/>
             <w:r>
               <w:rPr>
                 <w:sz w:val="20"/>
@@ -21131,6 +22422,7 @@
               </w:rPr>
               <w:t>CatBoost</w:t>
             </w:r>
+            <w:proofErr w:type="spellEnd"/>
           </w:p>
         </w:tc>
         <w:tc>
@@ -21508,7 +22800,7 @@
       <w:pPr>
         <w:pStyle w:val="Heading2"/>
       </w:pPr>
-      <w:bookmarkStart w:id="41" w:name="_Toc232946152"/>
+      <w:bookmarkStart w:id="41" w:name="_Toc232970676"/>
       <w:r>
         <w:t xml:space="preserve">7.3 </w:t>
       </w:r>
@@ -21538,6 +22830,7 @@
         </w:rPr>
         <w:t>The final selected model (</w:t>
       </w:r>
+      <w:proofErr w:type="spellStart"/>
       <w:r>
         <w:rPr>
           <w:b/>
@@ -21547,6 +22840,7 @@
         </w:rPr>
         <w:t>HistGradientBoosting</w:t>
       </w:r>
+      <w:proofErr w:type="spellEnd"/>
       <w:r>
         <w:rPr>
           <w:sz w:val="20"/>
@@ -22169,7 +23463,7 @@
       <w:pPr>
         <w:pStyle w:val="Heading2"/>
       </w:pPr>
-      <w:bookmarkStart w:id="42" w:name="_Toc232946153"/>
+      <w:bookmarkStart w:id="42" w:name="_Toc232970677"/>
       <w:r>
         <w:t xml:space="preserve">7.4 </w:t>
       </w:r>
@@ -22337,7 +23631,7 @@
       <w:pPr>
         <w:pStyle w:val="Heading2"/>
       </w:pPr>
-      <w:bookmarkStart w:id="43" w:name="_Toc232946154"/>
+      <w:bookmarkStart w:id="43" w:name="_Toc232970678"/>
       <w:r>
         <w:t xml:space="preserve">7.5 </w:t>
       </w:r>
@@ -22523,7 +23817,7 @@
       <w:pPr>
         <w:pStyle w:val="Heading2"/>
       </w:pPr>
-      <w:bookmarkStart w:id="44" w:name="_Toc232946155"/>
+      <w:bookmarkStart w:id="44" w:name="_Toc232970679"/>
       <w:r>
         <w:t xml:space="preserve">7.6 </w:t>
       </w:r>
@@ -22551,7 +23845,23 @@
           <w:sz w:val="20"/>
           <w:szCs w:val="20"/>
         </w:rPr>
-        <w:t xml:space="preserve">Our code includes a feature importance cell as well, however, since HGB does not support feature importance. We </w:t>
+        <w:t xml:space="preserve">Our code includes </w:t>
+      </w:r>
+      <w:proofErr w:type="gramStart"/>
+      <w:r>
+        <w:rPr>
+          <w:sz w:val="20"/>
+          <w:szCs w:val="20"/>
+        </w:rPr>
+        <w:t>a feature</w:t>
+      </w:r>
+      <w:proofErr w:type="gramEnd"/>
+      <w:r>
+        <w:rPr>
+          <w:sz w:val="20"/>
+          <w:szCs w:val="20"/>
+        </w:rPr>
+        <w:t xml:space="preserve"> importance cell as well, however, since HGB does not support feature importance. We </w:t>
       </w:r>
       <w:r>
         <w:rPr>
@@ -22610,7 +23920,7 @@
       <w:pPr>
         <w:pStyle w:val="Heading2"/>
       </w:pPr>
-      <w:bookmarkStart w:id="45" w:name="_Toc232946156"/>
+      <w:bookmarkStart w:id="45" w:name="_Toc232970680"/>
       <w:r>
         <w:lastRenderedPageBreak/>
         <w:t xml:space="preserve">7.7 </w:t>
@@ -22909,7 +24219,7 @@
       <w:pPr>
         <w:pStyle w:val="Heading2"/>
       </w:pPr>
-      <w:bookmarkStart w:id="46" w:name="_Toc232946157"/>
+      <w:bookmarkStart w:id="46" w:name="_Toc232970681"/>
       <w:r>
         <w:lastRenderedPageBreak/>
         <w:t xml:space="preserve">7.8 </w:t>
@@ -23219,7 +24529,7 @@
           <w:bottom w:val="single" w:sz="6" w:space="1" w:color="auto"/>
         </w:pBdr>
       </w:pPr>
-      <w:bookmarkStart w:id="47" w:name="_Toc232946158"/>
+      <w:bookmarkStart w:id="47" w:name="_Toc232970682"/>
       <w:r>
         <w:t xml:space="preserve">8 </w:t>
       </w:r>
@@ -23238,7 +24548,7 @@
       <w:pPr>
         <w:pStyle w:val="Heading2"/>
       </w:pPr>
-      <w:bookmarkStart w:id="48" w:name="_Toc232946159"/>
+      <w:bookmarkStart w:id="48" w:name="_Toc232970683"/>
       <w:r>
         <w:t xml:space="preserve">8.1 </w:t>
       </w:r>
@@ -23368,7 +24678,23 @@
           <w:sz w:val="20"/>
           <w:szCs w:val="20"/>
         </w:rPr>
-        <w:t xml:space="preserve"> for a market as diverse as the UAE. This affects especially processes like the TargetEncoder and overall </w:t>
+        <w:t xml:space="preserve"> for a market as diverse as the UAE. This affects especially processes like the </w:t>
+      </w:r>
+      <w:proofErr w:type="spellStart"/>
+      <w:r>
+        <w:rPr>
+          <w:sz w:val="20"/>
+          <w:szCs w:val="20"/>
+        </w:rPr>
+        <w:t>TargetEncoder</w:t>
+      </w:r>
+      <w:proofErr w:type="spellEnd"/>
+      <w:r>
+        <w:rPr>
+          <w:sz w:val="20"/>
+          <w:szCs w:val="20"/>
+        </w:rPr>
+        <w:t xml:space="preserve"> and overall </w:t>
       </w:r>
       <w:r>
         <w:rPr>
@@ -23554,7 +24880,7 @@
       <w:pPr>
         <w:pStyle w:val="Heading2"/>
       </w:pPr>
-      <w:bookmarkStart w:id="49" w:name="_Toc232946160"/>
+      <w:bookmarkStart w:id="49" w:name="_Toc232970684"/>
       <w:r>
         <w:lastRenderedPageBreak/>
         <w:t xml:space="preserve">8.2 </w:t>
@@ -23762,8 +25088,17 @@
           <w:sz w:val="20"/>
           <w:szCs w:val="20"/>
         </w:rPr>
-        <w:t>While CatBoost</w:t>
-      </w:r>
+        <w:t xml:space="preserve">While </w:t>
+      </w:r>
+      <w:proofErr w:type="spellStart"/>
+      <w:r>
+        <w:rPr>
+          <w:sz w:val="20"/>
+          <w:szCs w:val="20"/>
+        </w:rPr>
+        <w:t>CatBoost</w:t>
+      </w:r>
+      <w:proofErr w:type="spellEnd"/>
       <w:r>
         <w:rPr>
           <w:sz w:val="20"/>
@@ -23818,7 +25153,39 @@
           <w:sz w:val="20"/>
           <w:szCs w:val="20"/>
         </w:rPr>
-        <w:t>SHAP (SHapley Additive exPlanations) values to explain each prediction in terms of individual feature contributions.</w:t>
+        <w:t>SHAP (</w:t>
+      </w:r>
+      <w:proofErr w:type="spellStart"/>
+      <w:r>
+        <w:rPr>
+          <w:sz w:val="20"/>
+          <w:szCs w:val="20"/>
+        </w:rPr>
+        <w:t>SHapley</w:t>
+      </w:r>
+      <w:proofErr w:type="spellEnd"/>
+      <w:r>
+        <w:rPr>
+          <w:sz w:val="20"/>
+          <w:szCs w:val="20"/>
+        </w:rPr>
+        <w:t xml:space="preserve"> Additive </w:t>
+      </w:r>
+      <w:proofErr w:type="spellStart"/>
+      <w:r>
+        <w:rPr>
+          <w:sz w:val="20"/>
+          <w:szCs w:val="20"/>
+        </w:rPr>
+        <w:t>exPlanations</w:t>
+      </w:r>
+      <w:proofErr w:type="spellEnd"/>
+      <w:r>
+        <w:rPr>
+          <w:sz w:val="20"/>
+          <w:szCs w:val="20"/>
+        </w:rPr>
+        <w:t>) values to explain each prediction in terms of individual feature contributions.</w:t>
       </w:r>
     </w:p>
     <w:p>
@@ -23892,7 +25259,7 @@
       <w:pPr>
         <w:pStyle w:val="Heading2"/>
       </w:pPr>
-      <w:bookmarkStart w:id="50" w:name="_Toc232946161"/>
+      <w:bookmarkStart w:id="50" w:name="_Toc232970685"/>
       <w:r>
         <w:t xml:space="preserve">8.3 </w:t>
       </w:r>
@@ -24085,7 +25452,7 @@
       <w:pPr>
         <w:pStyle w:val="Heading2"/>
       </w:pPr>
-      <w:bookmarkStart w:id="51" w:name="_Toc232946162"/>
+      <w:bookmarkStart w:id="51" w:name="_Toc232970686"/>
       <w:r>
         <w:t xml:space="preserve">8.4 </w:t>
       </w:r>
@@ -24161,7 +25528,7 @@
           <w:bottom w:val="single" w:sz="6" w:space="1" w:color="auto"/>
         </w:pBdr>
       </w:pPr>
-      <w:bookmarkStart w:id="52" w:name="_Toc232946163"/>
+      <w:bookmarkStart w:id="52" w:name="_Toc232970687"/>
       <w:r>
         <w:t xml:space="preserve">9 </w:t>
       </w:r>
@@ -24180,7 +25547,7 @@
       <w:pPr>
         <w:pStyle w:val="Heading2"/>
       </w:pPr>
-      <w:bookmarkStart w:id="53" w:name="_Toc232946164"/>
+      <w:bookmarkStart w:id="53" w:name="_Toc232970688"/>
       <w:r>
         <w:t xml:space="preserve">9.1 </w:t>
       </w:r>
@@ -24259,8 +25626,33 @@
           <w:sz w:val="20"/>
           <w:szCs w:val="20"/>
         </w:rPr>
-        <w:t>Ridge Regression, Random Forest, HistGradientBoosting, and CatBoost</w:t>
-      </w:r>
+        <w:t xml:space="preserve">Ridge Regression, Random Forest, </w:t>
+      </w:r>
+      <w:proofErr w:type="spellStart"/>
+      <w:r>
+        <w:rPr>
+          <w:sz w:val="20"/>
+          <w:szCs w:val="20"/>
+        </w:rPr>
+        <w:t>HistGradientBoosting</w:t>
+      </w:r>
+      <w:proofErr w:type="spellEnd"/>
+      <w:r>
+        <w:rPr>
+          <w:sz w:val="20"/>
+          <w:szCs w:val="20"/>
+        </w:rPr>
+        <w:t xml:space="preserve">, and </w:t>
+      </w:r>
+      <w:proofErr w:type="spellStart"/>
+      <w:r>
+        <w:rPr>
+          <w:sz w:val="20"/>
+          <w:szCs w:val="20"/>
+        </w:rPr>
+        <w:t>CatBoost</w:t>
+      </w:r>
+      <w:proofErr w:type="spellEnd"/>
       <w:r>
         <w:rPr>
           <w:sz w:val="20"/>
@@ -24273,8 +25665,17 @@
           <w:sz w:val="20"/>
           <w:szCs w:val="20"/>
         </w:rPr>
-        <w:t xml:space="preserve"> were trained and compared under identical preprocessing conditions. Extensive hyperparameter tuning via RandomizedSearchCV</w:t>
-      </w:r>
+        <w:t xml:space="preserve"> were trained and compared under identical preprocessing conditions. Extensive hyperparameter tuning via </w:t>
+      </w:r>
+      <w:proofErr w:type="spellStart"/>
+      <w:r>
+        <w:rPr>
+          <w:sz w:val="20"/>
+          <w:szCs w:val="20"/>
+        </w:rPr>
+        <w:t>RandomizedSearchCV</w:t>
+      </w:r>
+      <w:proofErr w:type="spellEnd"/>
       <w:r>
         <w:rPr>
           <w:sz w:val="20"/>
@@ -24331,7 +25732,7 @@
       <w:pPr>
         <w:pStyle w:val="Heading2"/>
       </w:pPr>
-      <w:bookmarkStart w:id="54" w:name="_Toc232946165"/>
+      <w:bookmarkStart w:id="54" w:name="_Toc232970689"/>
       <w:r>
         <w:t xml:space="preserve">9.2 </w:t>
       </w:r>
@@ -24423,6 +25824,7 @@
         </w:rPr>
         <w:t>'</w:t>
       </w:r>
+      <w:proofErr w:type="spellStart"/>
       <w:r>
         <w:rPr>
           <w:b/>
@@ -24432,6 +25834,7 @@
         </w:rPr>
         <w:t>Prediction_Model.ipynb</w:t>
       </w:r>
+      <w:proofErr w:type="spellEnd"/>
       <w:r>
         <w:rPr>
           <w:b/>
@@ -24495,7 +25898,7 @@
       <w:pPr>
         <w:pStyle w:val="Heading2"/>
       </w:pPr>
-      <w:bookmarkStart w:id="55" w:name="_Toc232946166"/>
+      <w:bookmarkStart w:id="55" w:name="_Toc232970690"/>
       <w:r>
         <w:t xml:space="preserve">9.3 </w:t>
       </w:r>
@@ -24587,6 +25990,7 @@
         </w:rPr>
         <w:t xml:space="preserve">Log-transformation of the price target significantly improved model training stability and CV R² scores. The right-skewed nature of real estate price distributions means that without this transformation, models disproportionately </w:t>
       </w:r>
+      <w:proofErr w:type="gramStart"/>
       <w:r>
         <w:rPr>
           <w:sz w:val="20"/>
@@ -24599,7 +26003,15 @@
           <w:sz w:val="20"/>
           <w:szCs w:val="20"/>
         </w:rPr>
-        <w:t xml:space="preserve"> for rare high-value properties.</w:t>
+        <w:t xml:space="preserve"> for</w:t>
+      </w:r>
+      <w:proofErr w:type="gramEnd"/>
+      <w:r>
+        <w:rPr>
+          <w:sz w:val="20"/>
+          <w:szCs w:val="20"/>
+        </w:rPr>
+        <w:t xml:space="preserve"> rare high-value properties.</w:t>
       </w:r>
     </w:p>
     <w:p>
@@ -24639,7 +26051,39 @@
           <w:sz w:val="20"/>
           <w:szCs w:val="20"/>
         </w:rPr>
-        <w:t>Tuning preprocessing parameters (imputer strategy, TargetEncoder smooth) alongside model hyperparameters within the same RandomizedSearchCV yielded better results than treating preprocessing as fixed.</w:t>
+        <w:t xml:space="preserve">Tuning preprocessing parameters (imputer strategy, </w:t>
+      </w:r>
+      <w:proofErr w:type="spellStart"/>
+      <w:r>
+        <w:rPr>
+          <w:sz w:val="20"/>
+          <w:szCs w:val="20"/>
+        </w:rPr>
+        <w:t>TargetEncoder</w:t>
+      </w:r>
+      <w:proofErr w:type="spellEnd"/>
+      <w:r>
+        <w:rPr>
+          <w:sz w:val="20"/>
+          <w:szCs w:val="20"/>
+        </w:rPr>
+        <w:t xml:space="preserve"> smooth) alongside model hyperparameters within the same </w:t>
+      </w:r>
+      <w:proofErr w:type="spellStart"/>
+      <w:r>
+        <w:rPr>
+          <w:sz w:val="20"/>
+          <w:szCs w:val="20"/>
+        </w:rPr>
+        <w:t>RandomizedSearchCV</w:t>
+      </w:r>
+      <w:proofErr w:type="spellEnd"/>
+      <w:r>
+        <w:rPr>
+          <w:sz w:val="20"/>
+          <w:szCs w:val="20"/>
+        </w:rPr>
+        <w:t xml:space="preserve"> yielded better results than treating preprocessing as fixed.</w:t>
       </w:r>
     </w:p>
     <w:p>
@@ -24659,7 +26103,23 @@
           <w:sz w:val="20"/>
           <w:szCs w:val="20"/>
         </w:rPr>
-        <w:t xml:space="preserve">Pipeline encapsulation (preprocessing + model in a single sklearn Pipeline) is </w:t>
+        <w:t xml:space="preserve">Pipeline encapsulation (preprocessing + model in a single </w:t>
+      </w:r>
+      <w:proofErr w:type="spellStart"/>
+      <w:r>
+        <w:rPr>
+          <w:sz w:val="20"/>
+          <w:szCs w:val="20"/>
+        </w:rPr>
+        <w:t>sklearn</w:t>
+      </w:r>
+      <w:proofErr w:type="spellEnd"/>
+      <w:r>
+        <w:rPr>
+          <w:sz w:val="20"/>
+          <w:szCs w:val="20"/>
+        </w:rPr>
+        <w:t xml:space="preserve"> Pipeline) is </w:t>
       </w:r>
       <w:r>
         <w:rPr>
@@ -24698,7 +26158,7 @@
           <w:bottom w:val="single" w:sz="6" w:space="1" w:color="auto"/>
         </w:pBdr>
       </w:pPr>
-      <w:bookmarkStart w:id="56" w:name="_Toc232946167"/>
+      <w:bookmarkStart w:id="56" w:name="_Toc232970691"/>
       <w:r>
         <w:t xml:space="preserve">10 </w:t>
       </w:r>
@@ -24717,7 +26177,7 @@
       <w:pPr>
         <w:pStyle w:val="Heading2"/>
       </w:pPr>
-      <w:bookmarkStart w:id="57" w:name="_Toc232946168"/>
+      <w:bookmarkStart w:id="57" w:name="_Toc232970692"/>
       <w:r>
         <w:t xml:space="preserve">10.1 </w:t>
       </w:r>
@@ -24806,7 +26266,39 @@
           <w:sz w:val="20"/>
           <w:szCs w:val="20"/>
         </w:rPr>
-        <w:t xml:space="preserve"> predictor.pkl file (containing the full sklearn Pipeline) should be stored in a versioned object store (e.g., AWS S3 or Azure Blob Storage) with access logging for auditability.</w:t>
+        <w:t xml:space="preserve"> </w:t>
+      </w:r>
+      <w:proofErr w:type="spellStart"/>
+      <w:r>
+        <w:rPr>
+          <w:sz w:val="20"/>
+          <w:szCs w:val="20"/>
+        </w:rPr>
+        <w:t>predictor.pkl</w:t>
+      </w:r>
+      <w:proofErr w:type="spellEnd"/>
+      <w:r>
+        <w:rPr>
+          <w:sz w:val="20"/>
+          <w:szCs w:val="20"/>
+        </w:rPr>
+        <w:t xml:space="preserve"> file (containing the full </w:t>
+      </w:r>
+      <w:proofErr w:type="spellStart"/>
+      <w:r>
+        <w:rPr>
+          <w:sz w:val="20"/>
+          <w:szCs w:val="20"/>
+        </w:rPr>
+        <w:t>sklearn</w:t>
+      </w:r>
+      <w:proofErr w:type="spellEnd"/>
+      <w:r>
+        <w:rPr>
+          <w:sz w:val="20"/>
+          <w:szCs w:val="20"/>
+        </w:rPr>
+        <w:t xml:space="preserve"> Pipeline) should be stored in a versioned object store (e.g., AWS S3 or Azure Blob Storage) with access logging for auditability.</w:t>
       </w:r>
     </w:p>
     <w:p>
@@ -24877,7 +26369,23 @@
           <w:sz w:val="20"/>
           <w:szCs w:val="20"/>
         </w:rPr>
-        <w:t>A lightweight FastAPI or Flask application should expose a /predict endpoint accepting a JSON payload of property attributes and returning the predicted price and a confidence indicator (e.g., prediction interval based on quantile regression or bootstrap samples).</w:t>
+        <w:t xml:space="preserve">A lightweight </w:t>
+      </w:r>
+      <w:proofErr w:type="spellStart"/>
+      <w:r>
+        <w:rPr>
+          <w:sz w:val="20"/>
+          <w:szCs w:val="20"/>
+        </w:rPr>
+        <w:t>FastAPI</w:t>
+      </w:r>
+      <w:proofErr w:type="spellEnd"/>
+      <w:r>
+        <w:rPr>
+          <w:sz w:val="20"/>
+          <w:szCs w:val="20"/>
+        </w:rPr>
+        <w:t xml:space="preserve"> or Flask application should expose a /predict endpoint accepting a JSON payload of property attributes and returning the predicted price and a confidence indicator (e.g., prediction interval based on quantile regression or bootstrap samples).</w:t>
       </w:r>
     </w:p>
     <w:p>
@@ -25034,7 +26542,7 @@
       <w:pPr>
         <w:pStyle w:val="Heading2"/>
       </w:pPr>
-      <w:bookmarkStart w:id="58" w:name="_Toc232946169"/>
+      <w:bookmarkStart w:id="58" w:name="_Toc232970693"/>
       <w:r>
         <w:t xml:space="preserve">10.2 </w:t>
       </w:r>
@@ -25128,7 +26636,7 @@
       <w:pPr>
         <w:pStyle w:val="Heading2"/>
       </w:pPr>
-      <w:bookmarkStart w:id="59" w:name="_Toc232946170"/>
+      <w:bookmarkStart w:id="59" w:name="_Toc232970694"/>
       <w:r>
         <w:t xml:space="preserve">10.3 </w:t>
       </w:r>
@@ -25558,7 +27066,7 @@
       <w:pPr>
         <w:pStyle w:val="Heading2"/>
       </w:pPr>
-      <w:bookmarkStart w:id="60" w:name="_Toc232946171"/>
+      <w:bookmarkStart w:id="60" w:name="_Toc232970695"/>
       <w:r>
         <w:lastRenderedPageBreak/>
         <w:t>10.</w:t>
@@ -25728,7 +27236,7 @@
           <w:bottom w:val="single" w:sz="6" w:space="1" w:color="auto"/>
         </w:pBdr>
       </w:pPr>
-      <w:bookmarkStart w:id="61" w:name="_Toc232946172"/>
+      <w:bookmarkStart w:id="61" w:name="_Toc232970696"/>
       <w:r>
         <w:t xml:space="preserve">11 </w:t>
       </w:r>
@@ -25755,7 +27263,39 @@
           <w:sz w:val="20"/>
           <w:szCs w:val="20"/>
         </w:rPr>
-        <w:t xml:space="preserve">Chen, T., &amp; Guestrin, C. (2016). XGBoost: A scalable tree boosting system. In </w:t>
+        <w:t xml:space="preserve">Chen, T., &amp; </w:t>
+      </w:r>
+      <w:proofErr w:type="spellStart"/>
+      <w:r>
+        <w:rPr>
+          <w:sz w:val="20"/>
+          <w:szCs w:val="20"/>
+        </w:rPr>
+        <w:t>Guestrin</w:t>
+      </w:r>
+      <w:proofErr w:type="spellEnd"/>
+      <w:r>
+        <w:rPr>
+          <w:sz w:val="20"/>
+          <w:szCs w:val="20"/>
+        </w:rPr>
+        <w:t xml:space="preserve">, C. (2016). </w:t>
+      </w:r>
+      <w:proofErr w:type="spellStart"/>
+      <w:r>
+        <w:rPr>
+          <w:sz w:val="20"/>
+          <w:szCs w:val="20"/>
+        </w:rPr>
+        <w:t>XGBoost</w:t>
+      </w:r>
+      <w:proofErr w:type="spellEnd"/>
+      <w:r>
+        <w:rPr>
+          <w:sz w:val="20"/>
+          <w:szCs w:val="20"/>
+        </w:rPr>
+        <w:t xml:space="preserve">: A scalable tree boosting system. In </w:t>
       </w:r>
       <w:r>
         <w:rPr>
@@ -25978,7 +27518,27 @@
           <w:sz w:val="20"/>
           <w:szCs w:val="20"/>
         </w:rPr>
-        <w:t>2018 International Conference on Machine Learning and Data Engineering (iCMLDE)</w:t>
+        <w:t>2018 International Conference on Machine Learning and Data Engineering (</w:t>
+      </w:r>
+      <w:proofErr w:type="spellStart"/>
+      <w:r>
+        <w:rPr>
+          <w:i/>
+          <w:iCs/>
+          <w:sz w:val="20"/>
+          <w:szCs w:val="20"/>
+        </w:rPr>
+        <w:t>iCMLDE</w:t>
+      </w:r>
+      <w:proofErr w:type="spellEnd"/>
+      <w:r>
+        <w:rPr>
+          <w:i/>
+          <w:iCs/>
+          <w:sz w:val="20"/>
+          <w:szCs w:val="20"/>
+        </w:rPr>
+        <w:t>)</w:t>
       </w:r>
       <w:r>
         <w:rPr>
@@ -26005,12 +27565,21 @@
           <w:szCs w:val="20"/>
         </w:rPr>
       </w:pPr>
-      <w:r>
-        <w:rPr>
-          <w:sz w:val="20"/>
-          <w:szCs w:val="20"/>
-        </w:rPr>
-        <w:t>Prokhorenkova, L.,</w:t>
+      <w:proofErr w:type="spellStart"/>
+      <w:r>
+        <w:rPr>
+          <w:sz w:val="20"/>
+          <w:szCs w:val="20"/>
+        </w:rPr>
+        <w:t>Prokhorenkova</w:t>
+      </w:r>
+      <w:proofErr w:type="spellEnd"/>
+      <w:r>
+        <w:rPr>
+          <w:sz w:val="20"/>
+          <w:szCs w:val="20"/>
+        </w:rPr>
+        <w:t>, L.,</w:t>
       </w:r>
       <w:r>
         <w:rPr>
@@ -26024,7 +27593,23 @@
           <w:sz w:val="20"/>
           <w:szCs w:val="20"/>
         </w:rPr>
-        <w:t xml:space="preserve"> (2018). CatBoost: Unbiased boosting with categorical features. In </w:t>
+        <w:t xml:space="preserve"> (2018). </w:t>
+      </w:r>
+      <w:proofErr w:type="spellStart"/>
+      <w:r>
+        <w:rPr>
+          <w:sz w:val="20"/>
+          <w:szCs w:val="20"/>
+        </w:rPr>
+        <w:t>CatBoost</w:t>
+      </w:r>
+      <w:proofErr w:type="spellEnd"/>
+      <w:r>
+        <w:rPr>
+          <w:sz w:val="20"/>
+          <w:szCs w:val="20"/>
+        </w:rPr>
+        <w:t xml:space="preserve">: Unbiased boosting with categorical features. In </w:t>
       </w:r>
       <w:r>
         <w:rPr>
@@ -26108,6 +27693,7 @@
         </w:rPr>
         <w:t xml:space="preserve">Scikit-learn developers. (2025). </w:t>
       </w:r>
+      <w:proofErr w:type="spellStart"/>
       <w:r>
         <w:rPr>
           <w:i/>
@@ -26117,6 +27703,7 @@
         </w:rPr>
         <w:t>HistGradientBoostingRegressor</w:t>
       </w:r>
+      <w:proofErr w:type="spellEnd"/>
       <w:r>
         <w:rPr>
           <w:sz w:val="20"/>
@@ -26150,6 +27737,7 @@
         <w:lastRenderedPageBreak/>
         <w:t xml:space="preserve">Scikit-learn developers. (2025). </w:t>
       </w:r>
+      <w:proofErr w:type="spellStart"/>
       <w:r>
         <w:rPr>
           <w:i/>
@@ -26159,6 +27747,7 @@
         </w:rPr>
         <w:t>RandomForestRegressor</w:t>
       </w:r>
+      <w:proofErr w:type="spellEnd"/>
       <w:r>
         <w:rPr>
           <w:sz w:val="20"/>
@@ -26232,6 +27821,7 @@
         </w:rPr>
         <w:t xml:space="preserve">Scikit-learn developers. (2025). </w:t>
       </w:r>
+      <w:proofErr w:type="spellStart"/>
       <w:r>
         <w:rPr>
           <w:i/>
@@ -26241,6 +27831,7 @@
         </w:rPr>
         <w:t>TargetEncoder</w:t>
       </w:r>
+      <w:proofErr w:type="spellEnd"/>
       <w:r>
         <w:rPr>
           <w:sz w:val="20"/>
@@ -26271,7 +27862,23 @@
           <w:sz w:val="20"/>
           <w:szCs w:val="20"/>
         </w:rPr>
-        <w:t xml:space="preserve">Yoo, S., Im, J., &amp; Wagner, J. E. (2012). Variable selection for hedonic model using machine learning approaches: A case study in Onondaga County, NY. </w:t>
+        <w:t xml:space="preserve">Yoo, S., </w:t>
+      </w:r>
+      <w:proofErr w:type="spellStart"/>
+      <w:r>
+        <w:rPr>
+          <w:sz w:val="20"/>
+          <w:szCs w:val="20"/>
+        </w:rPr>
+        <w:t>Im</w:t>
+      </w:r>
+      <w:proofErr w:type="spellEnd"/>
+      <w:r>
+        <w:rPr>
+          <w:sz w:val="20"/>
+          <w:szCs w:val="20"/>
+        </w:rPr>
+        <w:t xml:space="preserve">, J., &amp; Wagner, J. E. (2012). Variable selection for hedonic model using machine learning approaches: A case study in Onondaga County, NY. </w:t>
       </w:r>
       <w:r>
         <w:rPr>
@@ -26315,7 +27922,7 @@
           <w:bottom w:val="single" w:sz="6" w:space="1" w:color="auto"/>
         </w:pBdr>
       </w:pPr>
-      <w:bookmarkStart w:id="62" w:name="_Toc232946173"/>
+      <w:bookmarkStart w:id="62" w:name="_Toc232970697"/>
       <w:r>
         <w:t xml:space="preserve">12 </w:t>
       </w:r>
@@ -26415,7 +28022,7 @@
       <w:pPr>
         <w:pStyle w:val="Heading2"/>
       </w:pPr>
-      <w:bookmarkStart w:id="63" w:name="_Toc232946174"/>
+      <w:bookmarkStart w:id="63" w:name="_Toc232970698"/>
       <w:r>
         <w:t xml:space="preserve">12.1 </w:t>
       </w:r>
@@ -26428,6 +28035,9 @@
       <w:r>
         <w:t>Appendix 1: Full Code Listings</w:t>
       </w:r>
+      <w:r>
+        <w:t xml:space="preserve"> and Demo Link</w:t>
+      </w:r>
       <w:bookmarkEnd w:id="63"/>
     </w:p>
     <w:p>
@@ -26442,12 +28052,6 @@
       </w:r>
     </w:p>
     <w:p>
-      <w:pPr>
-        <w:rPr>
-          <w:sz w:val="20"/>
-          <w:szCs w:val="20"/>
-        </w:rPr>
-      </w:pPr>
       <w:hyperlink r:id="rId31" w:history="1">
         <w:r>
           <w:rPr>
@@ -26466,6 +28070,16 @@
           <w:szCs w:val="20"/>
         </w:rPr>
       </w:pPr>
+      <w:hyperlink r:id="rId32" w:history="1">
+        <w:r>
+          <w:rPr>
+            <w:rStyle w:val="Hyperlink"/>
+            <w:sz w:val="20"/>
+            <w:szCs w:val="20"/>
+          </w:rPr>
+          <w:t>https://drive.google.com/file/d/1dnCS3V_wpCOOLm49tJE5ryPIe-u85heA/view?usp=sharing</w:t>
+        </w:r>
+      </w:hyperlink>
     </w:p>
     <w:p>
       <w:pPr>
@@ -26575,7 +28189,7 @@
       <w:pPr>
         <w:pStyle w:val="Heading2"/>
       </w:pPr>
-      <w:bookmarkStart w:id="64" w:name="_Toc232946175"/>
+      <w:bookmarkStart w:id="64" w:name="_Toc232970699"/>
       <w:r>
         <w:lastRenderedPageBreak/>
         <w:t xml:space="preserve">12.2 </w:t>
@@ -26599,6 +28213,7 @@
           <w:szCs w:val="20"/>
         </w:rPr>
       </w:pPr>
+      <w:proofErr w:type="spellStart"/>
       <w:r>
         <w:rPr>
           <w:b/>
@@ -26608,6 +28223,7 @@
         </w:rPr>
         <w:t>ClickUp</w:t>
       </w:r>
+      <w:proofErr w:type="spellEnd"/>
       <w:r>
         <w:rPr>
           <w:sz w:val="20"/>
@@ -26629,7 +28245,23 @@
           <w:sz w:val="20"/>
           <w:szCs w:val="20"/>
         </w:rPr>
-        <w:t>). Tasks were assigned through ClickUp and the team could stay up to date with each other thanks to team members visually marking their current progress on their tasks.</w:t>
+        <w:t xml:space="preserve">). Tasks were assigned through </w:t>
+      </w:r>
+      <w:proofErr w:type="spellStart"/>
+      <w:r>
+        <w:rPr>
+          <w:sz w:val="20"/>
+          <w:szCs w:val="20"/>
+        </w:rPr>
+        <w:t>ClickUp</w:t>
+      </w:r>
+      <w:proofErr w:type="spellEnd"/>
+      <w:r>
+        <w:rPr>
+          <w:sz w:val="20"/>
+          <w:szCs w:val="20"/>
+        </w:rPr>
+        <w:t xml:space="preserve"> and the team could stay up to date with each other thanks to team members visually marking their current progress on their tasks.</w:t>
       </w:r>
     </w:p>
     <w:p>
@@ -26653,7 +28285,7 @@
                     <pic:cNvPicPr/>
                   </pic:nvPicPr>
                   <pic:blipFill>
-                    <a:blip r:embed="rId32"/>
+                    <a:blip r:embed="rId33"/>
                     <a:stretch>
                       <a:fillRect/>
                     </a:stretch>
@@ -26705,14 +28337,32 @@
           <w:sz w:val="20"/>
           <w:szCs w:val="20"/>
         </w:rPr>
-        <w:t>. ClickUp PMS</w:t>
-      </w:r>
+        <w:t xml:space="preserve">. </w:t>
+      </w:r>
+      <w:proofErr w:type="spellStart"/>
       <w:r>
         <w:rPr>
           <w:color w:val="595959" w:themeColor="text1" w:themeTint="A6"/>
           <w:sz w:val="20"/>
           <w:szCs w:val="20"/>
         </w:rPr>
+        <w:t>ClickUp</w:t>
+      </w:r>
+      <w:proofErr w:type="spellEnd"/>
+      <w:r>
+        <w:rPr>
+          <w:color w:val="595959" w:themeColor="text1" w:themeTint="A6"/>
+          <w:sz w:val="20"/>
+          <w:szCs w:val="20"/>
+        </w:rPr>
+        <w:t xml:space="preserve"> PMS</w:t>
+      </w:r>
+      <w:r>
+        <w:rPr>
+          <w:color w:val="595959" w:themeColor="text1" w:themeTint="A6"/>
+          <w:sz w:val="20"/>
+          <w:szCs w:val="20"/>
+        </w:rPr>
         <w:t xml:space="preserve"> Dashboard Overview</w:t>
       </w:r>
     </w:p>
@@ -26824,7 +28474,7 @@
       <w:pPr>
         <w:pStyle w:val="Heading2"/>
       </w:pPr>
-      <w:bookmarkStart w:id="65" w:name="_Toc232946176"/>
+      <w:bookmarkStart w:id="65" w:name="_Toc232970700"/>
       <w:r>
         <w:lastRenderedPageBreak/>
         <w:t>12.3 – Appendix 3: Git Commit History</w:t>
@@ -26860,7 +28510,7 @@
                     <pic:cNvPicPr/>
                   </pic:nvPicPr>
                   <pic:blipFill>
-                    <a:blip r:embed="rId33"/>
+                    <a:blip r:embed="rId34"/>
                     <a:stretch>
                       <a:fillRect/>
                     </a:stretch>
@@ -26918,7 +28568,7 @@
         <w:pStyle w:val="Heading2"/>
       </w:pPr>
       <w:bookmarkStart w:id="66" w:name="_Toc223889764"/>
-      <w:bookmarkStart w:id="67" w:name="_Toc232946177"/>
+      <w:bookmarkStart w:id="67" w:name="_Toc232970701"/>
       <w:r>
         <w:lastRenderedPageBreak/>
         <w:t>12.</w:t>
@@ -27755,6 +29405,7 @@
         </w:rPr>
         <w:t xml:space="preserve">Student Name: </w:t>
       </w:r>
+      <w:proofErr w:type="spellStart"/>
       <w:r>
         <w:rPr>
           <w:rFonts w:eastAsia="Times New Roman"/>
@@ -27763,7 +29414,18 @@
           <w:sz w:val="20"/>
           <w:szCs w:val="20"/>
         </w:rPr>
-        <w:t>Shazeel Ahmed</w:t>
+        <w:t>Shazeel</w:t>
+      </w:r>
+      <w:proofErr w:type="spellEnd"/>
+      <w:r>
+        <w:rPr>
+          <w:rFonts w:eastAsia="Times New Roman"/>
+          <w:b/>
+          <w:bCs/>
+          <w:sz w:val="20"/>
+          <w:szCs w:val="20"/>
+        </w:rPr>
+        <w:t xml:space="preserve"> Ahmed</w:t>
       </w:r>
       <w:r>
         <w:rPr>
@@ -27894,8 +29556,8 @@
       </w:pPr>
     </w:p>
     <w:sectPr>
-      <w:headerReference w:type="default" r:id="rId34"/>
-      <w:footerReference w:type="default" r:id="rId35"/>
+      <w:headerReference w:type="default" r:id="rId35"/>
+      <w:footerReference w:type="default" r:id="rId36"/>
       <w:pgSz w:w="11906" w:h="16838" w:code="9"/>
       <w:pgMar w:top="1440" w:right="1440" w:bottom="1440" w:left="1440" w:header="720" w:footer="720" w:gutter="0"/>
       <w:cols w:space="720"/>
